--- a/Bombadil_Arbeitsanweisung.docx
+++ b/Bombadil_Arbeitsanweisung.docx
@@ -4,106 +4,57 @@
   <w:body>
     <w:p>
       <w:pPr>
-        <w:spacing w:before="1600" w:after="0"/>
         <w:jc w:val="center"/>
       </w:pPr>
       <w:r>
         <w:rPr>
           <w:b/>
-          <w:color w:val="1A2744"/>
-          <w:sz w:val="72"/>
+          <w:sz w:val="64"/>
         </w:rPr>
         <w:t>BOMBADIL</w:t>
       </w:r>
     </w:p>
     <w:p>
       <w:pPr>
-        <w:spacing w:after="120"/>
         <w:jc w:val="center"/>
       </w:pPr>
       <w:r>
         <w:rPr>
-          <w:b/>
-          <w:color w:val="2C3E50"/>
-          <w:sz w:val="48"/>
+          <w:sz w:val="40"/>
         </w:rPr>
         <w:t>Arbeitsanweisung</w:t>
       </w:r>
     </w:p>
     <w:p>
       <w:pPr>
-        <w:spacing w:after="1000"/>
         <w:jc w:val="center"/>
       </w:pPr>
       <w:r>
         <w:rPr>
-          <w:color w:val="556677"/>
+          <w:i/>
           <w:sz w:val="28"/>
         </w:rPr>
         <w:t>Paketverwaltung &amp; OrcaScan-Anbindung</w:t>
       </w:r>
     </w:p>
+    <w:p/>
     <w:p>
       <w:pPr>
-        <w:spacing w:after="80"/>
         <w:jc w:val="center"/>
       </w:pPr>
       <w:r>
         <w:rPr>
           <w:b/>
-          <w:color w:val="1A2744"/>
-          <w:sz w:val="24"/>
         </w:rPr>
-        <w:t xml:space="preserve">Version:  </w:t>
+        <w:t>Version: 1.0.23</w:t>
+        <w:br/>
       </w:r>
       <w:r>
-        <w:rPr>
-          <w:color w:val="445566"/>
-          <w:sz w:val="24"/>
-        </w:rPr>
-        <w:t>1.0</w:t>
-      </w:r>
-    </w:p>
-    <w:p>
-      <w:pPr>
-        <w:spacing w:after="80"/>
-        <w:jc w:val="center"/>
-      </w:pPr>
-      <w:r>
-        <w:rPr>
-          <w:b/>
-          <w:color w:val="1A2744"/>
-          <w:sz w:val="24"/>
-        </w:rPr>
-        <w:t xml:space="preserve">Datum:  </w:t>
+        <w:t>Datum: 11. Mai 2026</w:t>
+        <w:br/>
       </w:r>
       <w:r>
-        <w:rPr>
-          <w:color w:val="445566"/>
-          <w:sz w:val="24"/>
-        </w:rPr>
-        <w:t>22. April 2026</w:t>
-      </w:r>
-    </w:p>
-    <w:p>
-      <w:pPr>
-        <w:spacing w:after="80"/>
-        <w:jc w:val="center"/>
-      </w:pPr>
-      <w:r>
-        <w:rPr>
-          <w:b/>
-          <w:color w:val="1A2744"/>
-          <w:sz w:val="24"/>
-        </w:rPr>
-        <w:t xml:space="preserve">Erstellt fuer:  </w:t>
-      </w:r>
-      <w:r>
-        <w:rPr>
-          <w:color w:val="445566"/>
-          <w:sz w:val="24"/>
-        </w:rPr>
-        <w:t>Apothekenmitarbeiter</w:t>
+        <w:t>Erstellt für: Apothekenmitarbeiter</w:t>
       </w:r>
     </w:p>
     <w:p>
@@ -114,33 +65,25 @@
     <w:p>
       <w:pPr>
         <w:pStyle w:val="Heading1"/>
-        <w:spacing w:before="280" w:after="80"/>
       </w:pPr>
       <w:r>
-        <w:rPr>
-          <w:color w:val="1A2744"/>
-        </w:rPr>
-        <w:t>1.  Ueberblick</w:t>
+        <w:t>1. Überblick</w:t>
       </w:r>
     </w:p>
     <w:p>
-      <w:pPr>
-        <w:spacing w:after="120" w:before="0"/>
-      </w:pPr>
       <w:r>
         <w:rPr>
-          <w:sz w:val="22"/>
+          <w:b w:val="0"/>
+          <w:i w:val="0"/>
         </w:rPr>
-        <w:t>Bombadil ist eine Desktop-Anwendung zur Verwaltung von Paketzustellungen und Pickup-Auftraegen (PU). Sie laeuft auf Windows und verbindet sich automatisch mit OrcaScan.</w:t>
+        <w:t>Bombadil ist eine Desktop-Anwendung zur Verwaltung von Paketzustellungen und Pickup-Aufträgen (PU). Sie läuft auf Windows und verbindet sich automatisch mit OrcaScan.</w:t>
       </w:r>
     </w:p>
     <w:p>
-      <w:pPr>
-        <w:spacing w:after="40" w:before="0"/>
-      </w:pPr>
       <w:r>
         <w:rPr>
-          <w:sz w:val="22"/>
+          <w:b/>
+          <w:i w:val="0"/>
         </w:rPr>
         <w:t>Hauptaufgaben:</w:t>
       </w:r>
@@ -148,5511 +91,1394 @@
     <w:p>
       <w:pPr>
         <w:pStyle w:val="ListBullet"/>
-        <w:spacing w:after="40" w:before="0"/>
-        <w:ind w:left="454"/>
       </w:pPr>
       <w:r>
-        <w:rPr>
-          <w:sz w:val="22"/>
-        </w:rPr>
-        <w:t>Echtzeit-Uebersicht ueber alle abholbereiten Pakete</w:t>
+        <w:t>Echtzeit-Übersicht über alle abholbereiten Pakete</w:t>
       </w:r>
     </w:p>
     <w:p>
       <w:pPr>
         <w:pStyle w:val="ListBullet"/>
-        <w:spacing w:after="40" w:before="0"/>
-        <w:ind w:left="454"/>
       </w:pPr>
       <w:r>
-        <w:rPr>
-          <w:sz w:val="22"/>
-        </w:rPr>
-        <w:t>Verwaltung taeglicher Pickup-Auftraege (PU heute) mit Tour-Zuweisung (T1/T2)</w:t>
+        <w:t>Verwaltung täglicher Pickup-Aufträge (PU heute) mit Tour-Zuweisung (T1/T2)</w:t>
       </w:r>
     </w:p>
     <w:p>
       <w:pPr>
         <w:pStyle w:val="ListBullet"/>
-        <w:spacing w:after="40" w:before="0"/>
-        <w:ind w:left="454"/>
       </w:pPr>
       <w:r>
-        <w:rPr>
-          <w:sz w:val="22"/>
-        </w:rPr>
-        <w:t>Abgleich der Tagesboten-Liste mit der Abholer-Datenbank</w:t>
+        <w:t>Abgleich der Tagesboten-Liste mit der Abholer-Datenbank (direkt in PU heute integriert)</w:t>
       </w:r>
     </w:p>
     <w:p>
       <w:pPr>
         <w:pStyle w:val="ListBullet"/>
-        <w:spacing w:after="40" w:before="0"/>
-        <w:ind w:left="454"/>
       </w:pPr>
       <w:r>
-        <w:rPr>
-          <w:sz w:val="22"/>
-        </w:rPr>
         <w:t>DHL-Sendungsverfolgung (Normal und Express)</w:t>
       </w:r>
     </w:p>
     <w:p>
       <w:pPr>
         <w:pStyle w:val="ListBullet"/>
-        <w:spacing w:after="40" w:before="0"/>
-        <w:ind w:left="454"/>
       </w:pPr>
       <w:r>
-        <w:rPr>
-          <w:sz w:val="22"/>
-        </w:rPr>
-        <w:t>Statusaenderungen direkt in OrcaScan: Retoure, Storno, Abgeholt, Bezahlt</w:t>
+        <w:t>Statusänderungen per Rechtsklick: Retoure, Storno, Abgeholt, Bezahlt</w:t>
       </w:r>
     </w:p>
     <w:p>
       <w:pPr>
         <w:pStyle w:val="ListBullet"/>
-        <w:spacing w:after="40" w:before="0"/>
-        <w:ind w:left="454"/>
       </w:pPr>
       <w:r>
-        <w:rPr>
-          <w:sz w:val="22"/>
-        </w:rPr>
         <w:t>Statistiken, Diagramme und Excel-Exporte</w:t>
       </w:r>
     </w:p>
     <w:p>
       <w:pPr>
-        <w:spacing w:before="80" w:after="120"/>
-        <w:ind w:left="283"/>
-        <w:shd w:val="clear" w:color="auto" w:fill="E8EEF6"/>
+        <w:pStyle w:val="ListBullet"/>
       </w:pPr>
       <w:r>
-        <w:rPr>
-          <w:color w:val="1A2744"/>
-          <w:sz w:val="20"/>
-        </w:rPr>
-        <w:t>i  Programm starten: Doppelklick auf Bombadil.py oder die .bat-Datei. Beim Start werden Daten automatisch geladen.</w:t>
-      </w:r>
-    </w:p>
-    <w:p>
-      <w:pPr>
-        <w:pStyle w:val="Heading1"/>
-        <w:spacing w:before="280" w:after="80"/>
-      </w:pPr>
-      <w:r>
-        <w:rPr>
-          <w:color w:val="1A2744"/>
-        </w:rPr>
-        <w:t>2.  Programmoberflaeche</w:t>
-      </w:r>
-    </w:p>
-    <w:p>
-      <w:pPr>
-        <w:pStyle w:val="Heading2"/>
-        <w:spacing w:before="160" w:after="80"/>
-      </w:pPr>
-      <w:r>
-        <w:rPr>
-          <w:color w:val="2C3E50"/>
-        </w:rPr>
-        <w:t>2.1  Header (oben)</w:t>
-      </w:r>
-    </w:p>
-    <w:p>
-      <w:pPr>
-        <w:spacing w:after="80" w:before="0"/>
-      </w:pPr>
-      <w:r>
-        <w:rPr>
-          <w:sz w:val="22"/>
-        </w:rPr>
-        <w:t>Der Header oben zeigt links Logo und Programmname. Rechts: zwei Auto-Refresh-Buttons.</w:t>
-      </w:r>
-    </w:p>
-    <w:tbl>
-      <w:tblPr>
-        <w:tblStyle w:val="TableGrid"/>
-        <w:tblW w:type="auto" w:w="0"/>
-        <w:jc w:val="left"/>
-        <w:tblLook w:firstColumn="1" w:firstRow="1" w:lastColumn="0" w:lastRow="0" w:noHBand="0" w:noVBand="1" w:val="04A0"/>
-      </w:tblPr>
-      <w:tblGrid>
-        <w:gridCol w:w="3022"/>
-        <w:gridCol w:w="3022"/>
-        <w:gridCol w:w="3022"/>
-      </w:tblGrid>
-      <w:tr>
-        <w:tc>
-          <w:tcPr>
-            <w:tcW w:type="dxa" w:w="2551"/>
-            <w:vAlign w:val="center"/>
-            <w:shd w:val="clear" w:color="auto" w:fill="1A2744"/>
-          </w:tcPr>
-          <w:p>
-            <w:pPr>
-              <w:spacing w:before="40" w:after="40"/>
-            </w:pPr>
-            <w:r>
-              <w:rPr>
-                <w:b/>
-                <w:color w:val="FFFFFF"/>
-                <w:sz w:val="20"/>
-              </w:rPr>
-              <w:t>Button</w:t>
-            </w:r>
-          </w:p>
-        </w:tc>
-        <w:tc>
-          <w:tcPr>
-            <w:tcW w:type="dxa" w:w="2551"/>
-            <w:vAlign w:val="center"/>
-            <w:shd w:val="clear" w:color="auto" w:fill="1A2744"/>
-          </w:tcPr>
-          <w:p>
-            <w:pPr>
-              <w:spacing w:before="40" w:after="40"/>
-            </w:pPr>
-            <w:r>
-              <w:rPr>
-                <w:b/>
-                <w:color w:val="FFFFFF"/>
-                <w:sz w:val="20"/>
-              </w:rPr>
-              <w:t>Zustand</w:t>
-            </w:r>
-          </w:p>
-        </w:tc>
-        <w:tc>
-          <w:tcPr>
-            <w:tcW w:type="dxa" w:w="3685"/>
-            <w:vAlign w:val="center"/>
-            <w:shd w:val="clear" w:color="auto" w:fill="1A2744"/>
-          </w:tcPr>
-          <w:p>
-            <w:pPr>
-              <w:spacing w:before="40" w:after="40"/>
-            </w:pPr>
-            <w:r>
-              <w:rPr>
-                <w:b/>
-                <w:color w:val="FFFFFF"/>
-                <w:sz w:val="20"/>
-              </w:rPr>
-              <w:t>Bedeutung</w:t>
-            </w:r>
-          </w:p>
-        </w:tc>
-      </w:tr>
-      <w:tr>
-        <w:tc>
-          <w:tcPr>
-            <w:tcW w:type="dxa" w:w="2551"/>
-            <w:vAlign w:val="center"/>
-            <w:shd w:val="clear" w:color="auto" w:fill="F0F4FA"/>
-          </w:tcPr>
-          <w:p>
-            <w:pPr>
-              <w:spacing w:before="40" w:after="40"/>
-            </w:pPr>
-            <w:r>
-              <w:rPr>
-                <w:sz w:val="20"/>
-              </w:rPr>
-              <w:t>Abholer-Datenbank</w:t>
-            </w:r>
-          </w:p>
-        </w:tc>
-        <w:tc>
-          <w:tcPr>
-            <w:tcW w:type="dxa" w:w="2551"/>
-            <w:vAlign w:val="center"/>
-            <w:shd w:val="clear" w:color="auto" w:fill="F0F4FA"/>
-          </w:tcPr>
-          <w:p>
-            <w:pPr>
-              <w:spacing w:before="40" w:after="40"/>
-            </w:pPr>
-            <w:r>
-              <w:rPr>
-                <w:sz w:val="20"/>
-              </w:rPr>
-              <w:t>Gruen - AN</w:t>
-            </w:r>
-          </w:p>
-        </w:tc>
-        <w:tc>
-          <w:tcPr>
-            <w:tcW w:type="dxa" w:w="3685"/>
-            <w:vAlign w:val="center"/>
-            <w:shd w:val="clear" w:color="auto" w:fill="F0F4FA"/>
-          </w:tcPr>
-          <w:p>
-            <w:pPr>
-              <w:spacing w:before="40" w:after="40"/>
-            </w:pPr>
-            <w:r>
-              <w:rPr>
-                <w:sz w:val="20"/>
-              </w:rPr>
-              <w:t>Daten alle 5 Min. automatisch laden</w:t>
-            </w:r>
-          </w:p>
-        </w:tc>
-      </w:tr>
-      <w:tr>
-        <w:tc>
-          <w:tcPr>
-            <w:tcW w:type="dxa" w:w="2551"/>
-            <w:vAlign w:val="center"/>
-            <w:shd w:val="clear" w:color="auto" w:fill="FFFFFF"/>
-          </w:tcPr>
-          <w:p>
-            <w:pPr>
-              <w:spacing w:before="40" w:after="40"/>
-            </w:pPr>
-            <w:r>
-              <w:rPr>
-                <w:sz w:val="20"/>
-              </w:rPr>
-              <w:t>Abholer-Datenbank</w:t>
-            </w:r>
-          </w:p>
-        </w:tc>
-        <w:tc>
-          <w:tcPr>
-            <w:tcW w:type="dxa" w:w="2551"/>
-            <w:vAlign w:val="center"/>
-            <w:shd w:val="clear" w:color="auto" w:fill="FFFFFF"/>
-          </w:tcPr>
-          <w:p>
-            <w:pPr>
-              <w:spacing w:before="40" w:after="40"/>
-            </w:pPr>
-            <w:r>
-              <w:rPr>
-                <w:sz w:val="20"/>
-              </w:rPr>
-              <w:t>Orange</w:t>
-            </w:r>
-          </w:p>
-        </w:tc>
-        <w:tc>
-          <w:tcPr>
-            <w:tcW w:type="dxa" w:w="3685"/>
-            <w:vAlign w:val="center"/>
-            <w:shd w:val="clear" w:color="auto" w:fill="FFFFFF"/>
-          </w:tcPr>
-          <w:p>
-            <w:pPr>
-              <w:spacing w:before="40" w:after="40"/>
-            </w:pPr>
-            <w:r>
-              <w:rPr>
-                <w:sz w:val="20"/>
-              </w:rPr>
-              <w:t>Ladevorgang vor mehr als 10 Min.</w:t>
-            </w:r>
-          </w:p>
-        </w:tc>
-      </w:tr>
-      <w:tr>
-        <w:tc>
-          <w:tcPr>
-            <w:tcW w:type="dxa" w:w="2551"/>
-            <w:vAlign w:val="center"/>
-            <w:shd w:val="clear" w:color="auto" w:fill="F0F4FA"/>
-          </w:tcPr>
-          <w:p>
-            <w:pPr>
-              <w:spacing w:before="40" w:after="40"/>
-            </w:pPr>
-            <w:r>
-              <w:rPr>
-                <w:sz w:val="20"/>
-              </w:rPr>
-              <w:t>Abholer-Datenbank</w:t>
-            </w:r>
-          </w:p>
-        </w:tc>
-        <w:tc>
-          <w:tcPr>
-            <w:tcW w:type="dxa" w:w="2551"/>
-            <w:vAlign w:val="center"/>
-            <w:shd w:val="clear" w:color="auto" w:fill="F0F4FA"/>
-          </w:tcPr>
-          <w:p>
-            <w:pPr>
-              <w:spacing w:before="40" w:after="40"/>
-            </w:pPr>
-            <w:r>
-              <w:rPr>
-                <w:sz w:val="20"/>
-              </w:rPr>
-              <w:t>Rot - AUS</w:t>
-            </w:r>
-          </w:p>
-        </w:tc>
-        <w:tc>
-          <w:tcPr>
-            <w:tcW w:type="dxa" w:w="3685"/>
-            <w:vAlign w:val="center"/>
-            <w:shd w:val="clear" w:color="auto" w:fill="F0F4FA"/>
-          </w:tcPr>
-          <w:p>
-            <w:pPr>
-              <w:spacing w:before="40" w:after="40"/>
-            </w:pPr>
-            <w:r>
-              <w:rPr>
-                <w:sz w:val="20"/>
-              </w:rPr>
-              <w:t>Automatisches Laden deaktiviert</w:t>
-            </w:r>
-          </w:p>
-        </w:tc>
-      </w:tr>
-      <w:tr>
-        <w:tc>
-          <w:tcPr>
-            <w:tcW w:type="dxa" w:w="2551"/>
-            <w:vAlign w:val="center"/>
-            <w:shd w:val="clear" w:color="auto" w:fill="FFFFFF"/>
-          </w:tcPr>
-          <w:p>
-            <w:pPr>
-              <w:spacing w:before="40" w:after="40"/>
-            </w:pPr>
-            <w:r>
-              <w:rPr>
-                <w:sz w:val="20"/>
-              </w:rPr>
-              <w:t>DHL-Pakete</w:t>
-            </w:r>
-          </w:p>
-        </w:tc>
-        <w:tc>
-          <w:tcPr>
-            <w:tcW w:type="dxa" w:w="2551"/>
-            <w:vAlign w:val="center"/>
-            <w:shd w:val="clear" w:color="auto" w:fill="FFFFFF"/>
-          </w:tcPr>
-          <w:p>
-            <w:pPr>
-              <w:spacing w:before="40" w:after="40"/>
-            </w:pPr>
-            <w:r>
-              <w:rPr>
-                <w:sz w:val="20"/>
-              </w:rPr>
-              <w:t>Gelb - AN</w:t>
-            </w:r>
-          </w:p>
-        </w:tc>
-        <w:tc>
-          <w:tcPr>
-            <w:tcW w:type="dxa" w:w="3685"/>
-            <w:vAlign w:val="center"/>
-            <w:shd w:val="clear" w:color="auto" w:fill="FFFFFF"/>
-          </w:tcPr>
-          <w:p>
-            <w:pPr>
-              <w:spacing w:before="40" w:after="40"/>
-            </w:pPr>
-            <w:r>
-              <w:rPr>
-                <w:sz w:val="20"/>
-              </w:rPr>
-              <w:t>DHL-Daten alle 5 Min. laden</w:t>
-            </w:r>
-          </w:p>
-        </w:tc>
-      </w:tr>
-    </w:tbl>
-    <w:p>
-      <w:pPr>
-        <w:spacing w:after="80"/>
-      </w:pPr>
-    </w:p>
-    <w:p>
-      <w:pPr>
-        <w:spacing w:before="80" w:after="120"/>
-        <w:ind w:left="283"/>
-        <w:shd w:val="clear" w:color="auto" w:fill="E8EEF6"/>
-      </w:pPr>
-      <w:r>
-        <w:rPr>
-          <w:color w:val="1A2744"/>
-          <w:sz w:val="20"/>
-        </w:rPr>
-        <w:t>i  Klick auf einen Button schaltet Auto-Refresh ein/aus. Darunter steht die Uhrzeit des letzten Ladevorgangs.</w:t>
-      </w:r>
-    </w:p>
-    <w:p>
-      <w:pPr>
-        <w:pStyle w:val="Heading2"/>
-        <w:spacing w:before="160" w:after="80"/>
-      </w:pPr>
-      <w:r>
-        <w:rPr>
-          <w:color w:val="2C3E50"/>
-        </w:rPr>
-        <w:t>2.2  Sidebar - Navigation</w:t>
-      </w:r>
-    </w:p>
-    <w:p>
-      <w:pPr>
-        <w:spacing w:after="80" w:before="0"/>
-      </w:pPr>
-      <w:r>
-        <w:rPr>
-          <w:sz w:val="22"/>
-        </w:rPr>
-        <w:t>Links dunkelblau. Aktiver Bereich: hellblauer Balken. Hover zeigt Tooltip.</w:t>
-      </w:r>
-    </w:p>
-    <w:tbl>
-      <w:tblPr>
-        <w:tblStyle w:val="TableGrid"/>
-        <w:tblW w:type="auto" w:w="0"/>
-        <w:jc w:val="left"/>
-        <w:tblLook w:firstColumn="1" w:firstRow="1" w:lastColumn="0" w:lastRow="0" w:noHBand="0" w:noVBand="1" w:val="04A0"/>
-      </w:tblPr>
-      <w:tblGrid>
-        <w:gridCol w:w="3022"/>
-        <w:gridCol w:w="3022"/>
-        <w:gridCol w:w="3022"/>
-      </w:tblGrid>
-      <w:tr>
-        <w:tc>
-          <w:tcPr>
-            <w:tcW w:type="dxa" w:w="1701"/>
-            <w:vAlign w:val="center"/>
-            <w:shd w:val="clear" w:color="auto" w:fill="1A2744"/>
-          </w:tcPr>
-          <w:p>
-            <w:pPr>
-              <w:spacing w:before="40" w:after="40"/>
-            </w:pPr>
-            <w:r>
-              <w:rPr>
-                <w:b/>
-                <w:color w:val="FFFFFF"/>
-                <w:sz w:val="20"/>
-              </w:rPr>
-              <w:t>Abschnitt</w:t>
-            </w:r>
-          </w:p>
-        </w:tc>
-        <w:tc>
-          <w:tcPr>
-            <w:tcW w:type="dxa" w:w="2154"/>
-            <w:vAlign w:val="center"/>
-            <w:shd w:val="clear" w:color="auto" w:fill="1A2744"/>
-          </w:tcPr>
-          <w:p>
-            <w:pPr>
-              <w:spacing w:before="40" w:after="40"/>
-            </w:pPr>
-            <w:r>
-              <w:rPr>
-                <w:b/>
-                <w:color w:val="FFFFFF"/>
-                <w:sz w:val="20"/>
-              </w:rPr>
-              <w:t>Tab</w:t>
-            </w:r>
-          </w:p>
-        </w:tc>
-        <w:tc>
-          <w:tcPr>
-            <w:tcW w:type="dxa" w:w="4932"/>
-            <w:vAlign w:val="center"/>
-            <w:shd w:val="clear" w:color="auto" w:fill="1A2744"/>
-          </w:tcPr>
-          <w:p>
-            <w:pPr>
-              <w:spacing w:before="40" w:after="40"/>
-            </w:pPr>
-            <w:r>
-              <w:rPr>
-                <w:b/>
-                <w:color w:val="FFFFFF"/>
-                <w:sz w:val="20"/>
-              </w:rPr>
-              <w:t>Beschreibung</w:t>
-            </w:r>
-          </w:p>
-        </w:tc>
-      </w:tr>
-      <w:tr>
-        <w:tc>
-          <w:tcPr>
-            <w:tcW w:type="dxa" w:w="1701"/>
-            <w:vAlign w:val="center"/>
-            <w:shd w:val="clear" w:color="auto" w:fill="F0F4FA"/>
-          </w:tcPr>
-          <w:p>
-            <w:pPr>
-              <w:spacing w:before="40" w:after="40"/>
-            </w:pPr>
-            <w:r>
-              <w:rPr>
-                <w:sz w:val="20"/>
-              </w:rPr>
-              <w:t>UEBERSICHT</w:t>
-            </w:r>
-          </w:p>
-        </w:tc>
-        <w:tc>
-          <w:tcPr>
-            <w:tcW w:type="dxa" w:w="2154"/>
-            <w:vAlign w:val="center"/>
-            <w:shd w:val="clear" w:color="auto" w:fill="F0F4FA"/>
-          </w:tcPr>
-          <w:p>
-            <w:pPr>
-              <w:spacing w:before="40" w:after="40"/>
-            </w:pPr>
-            <w:r>
-              <w:rPr>
-                <w:sz w:val="20"/>
-              </w:rPr>
-              <w:t>Report</w:t>
-            </w:r>
-          </w:p>
-        </w:tc>
-        <w:tc>
-          <w:tcPr>
-            <w:tcW w:type="dxa" w:w="4932"/>
-            <w:vAlign w:val="center"/>
-            <w:shd w:val="clear" w:color="auto" w:fill="F0F4FA"/>
-          </w:tcPr>
-          <w:p>
-            <w:pPr>
-              <w:spacing w:before="40" w:after="40"/>
-            </w:pPr>
-            <w:r>
-              <w:rPr>
-                <w:sz w:val="20"/>
-              </w:rPr>
-              <w:t>Startansicht: Kacheln, Diagramm, Detaillisten</w:t>
-            </w:r>
-          </w:p>
-        </w:tc>
-      </w:tr>
-      <w:tr>
-        <w:tc>
-          <w:tcPr>
-            <w:tcW w:type="dxa" w:w="1701"/>
-            <w:vAlign w:val="center"/>
-            <w:shd w:val="clear" w:color="auto" w:fill="FFFFFF"/>
-          </w:tcPr>
-          <w:p>
-            <w:pPr>
-              <w:spacing w:before="40" w:after="40"/>
-            </w:pPr>
-            <w:r>
-              <w:rPr>
-                <w:sz w:val="20"/>
-              </w:rPr>
-              <w:t>UEBERSICHT</w:t>
-            </w:r>
-          </w:p>
-        </w:tc>
-        <w:tc>
-          <w:tcPr>
-            <w:tcW w:type="dxa" w:w="2154"/>
-            <w:vAlign w:val="center"/>
-            <w:shd w:val="clear" w:color="auto" w:fill="FFFFFF"/>
-          </w:tcPr>
-          <w:p>
-            <w:pPr>
-              <w:spacing w:before="40" w:after="40"/>
-            </w:pPr>
-            <w:r>
-              <w:rPr>
-                <w:sz w:val="20"/>
-              </w:rPr>
-              <w:t>Statistik</w:t>
-            </w:r>
-          </w:p>
-        </w:tc>
-        <w:tc>
-          <w:tcPr>
-            <w:tcW w:type="dxa" w:w="4932"/>
-            <w:vAlign w:val="center"/>
-            <w:shd w:val="clear" w:color="auto" w:fill="FFFFFF"/>
-          </w:tcPr>
-          <w:p>
-            <w:pPr>
-              <w:spacing w:before="40" w:after="40"/>
-            </w:pPr>
-            <w:r>
-              <w:rPr>
-                <w:sz w:val="20"/>
-              </w:rPr>
-              <w:t>PU- und DHL-Statistiken mit Diagrammen</w:t>
-            </w:r>
-          </w:p>
-        </w:tc>
-      </w:tr>
-      <w:tr>
-        <w:tc>
-          <w:tcPr>
-            <w:tcW w:type="dxa" w:w="1701"/>
-            <w:vAlign w:val="center"/>
-            <w:shd w:val="clear" w:color="auto" w:fill="F0F4FA"/>
-          </w:tcPr>
-          <w:p>
-            <w:pPr>
-              <w:spacing w:before="40" w:after="40"/>
-            </w:pPr>
-            <w:r>
-              <w:rPr>
-                <w:sz w:val="20"/>
-              </w:rPr>
-              <w:t>PAKETE</w:t>
-            </w:r>
-          </w:p>
-        </w:tc>
-        <w:tc>
-          <w:tcPr>
-            <w:tcW w:type="dxa" w:w="2154"/>
-            <w:vAlign w:val="center"/>
-            <w:shd w:val="clear" w:color="auto" w:fill="F0F4FA"/>
-          </w:tcPr>
-          <w:p>
-            <w:pPr>
-              <w:spacing w:before="40" w:after="40"/>
-            </w:pPr>
-            <w:r>
-              <w:rPr>
-                <w:sz w:val="20"/>
-              </w:rPr>
-              <w:t>PU heute</w:t>
-            </w:r>
-          </w:p>
-        </w:tc>
-        <w:tc>
-          <w:tcPr>
-            <w:tcW w:type="dxa" w:w="4932"/>
-            <w:vAlign w:val="center"/>
-            <w:shd w:val="clear" w:color="auto" w:fill="F0F4FA"/>
-          </w:tcPr>
-          <w:p>
-            <w:pPr>
-              <w:spacing w:before="40" w:after="40"/>
-            </w:pPr>
-            <w:r>
-              <w:rPr>
-                <w:sz w:val="20"/>
-              </w:rPr>
-              <w:t>Heutige Pickup-Auftraege mit Tour-Zuweisung T1/T2</w:t>
-            </w:r>
-          </w:p>
-        </w:tc>
-      </w:tr>
-      <w:tr>
-        <w:tc>
-          <w:tcPr>
-            <w:tcW w:type="dxa" w:w="1701"/>
-            <w:vAlign w:val="center"/>
-            <w:shd w:val="clear" w:color="auto" w:fill="FFFFFF"/>
-          </w:tcPr>
-          <w:p>
-            <w:pPr>
-              <w:spacing w:before="40" w:after="40"/>
-            </w:pPr>
-            <w:r>
-              <w:rPr>
-                <w:sz w:val="20"/>
-              </w:rPr>
-              <w:t>PAKETE</w:t>
-            </w:r>
-          </w:p>
-        </w:tc>
-        <w:tc>
-          <w:tcPr>
-            <w:tcW w:type="dxa" w:w="2154"/>
-            <w:vAlign w:val="center"/>
-            <w:shd w:val="clear" w:color="auto" w:fill="FFFFFF"/>
-          </w:tcPr>
-          <w:p>
-            <w:pPr>
-              <w:spacing w:before="40" w:after="40"/>
-            </w:pPr>
-            <w:r>
-              <w:rPr>
-                <w:sz w:val="20"/>
-              </w:rPr>
-              <w:t>Tagesbote</w:t>
-            </w:r>
-          </w:p>
-        </w:tc>
-        <w:tc>
-          <w:tcPr>
-            <w:tcW w:type="dxa" w:w="4932"/>
-            <w:vAlign w:val="center"/>
-            <w:shd w:val="clear" w:color="auto" w:fill="FFFFFF"/>
-          </w:tcPr>
-          <w:p>
-            <w:pPr>
-              <w:spacing w:before="40" w:after="40"/>
-            </w:pPr>
-            <w:r>
-              <w:rPr>
-                <w:sz w:val="20"/>
-              </w:rPr>
-              <w:t>Abgleich Tagesboten-Liste mit Abholer-Datenbank</w:t>
-            </w:r>
-          </w:p>
-        </w:tc>
-      </w:tr>
-      <w:tr>
-        <w:tc>
-          <w:tcPr>
-            <w:tcW w:type="dxa" w:w="1701"/>
-            <w:vAlign w:val="center"/>
-            <w:shd w:val="clear" w:color="auto" w:fill="F0F4FA"/>
-          </w:tcPr>
-          <w:p>
-            <w:pPr>
-              <w:spacing w:before="40" w:after="40"/>
-            </w:pPr>
-            <w:r>
-              <w:rPr>
-                <w:sz w:val="20"/>
-              </w:rPr>
-              <w:t>PAKETE</w:t>
-            </w:r>
-          </w:p>
-        </w:tc>
-        <w:tc>
-          <w:tcPr>
-            <w:tcW w:type="dxa" w:w="2154"/>
-            <w:vAlign w:val="center"/>
-            <w:shd w:val="clear" w:color="auto" w:fill="F0F4FA"/>
-          </w:tcPr>
-          <w:p>
-            <w:pPr>
-              <w:spacing w:before="40" w:after="40"/>
-            </w:pPr>
-            <w:r>
-              <w:rPr>
-                <w:sz w:val="20"/>
-              </w:rPr>
-              <w:t>Abholbereit</w:t>
-            </w:r>
-          </w:p>
-        </w:tc>
-        <w:tc>
-          <w:tcPr>
-            <w:tcW w:type="dxa" w:w="4932"/>
-            <w:vAlign w:val="center"/>
-            <w:shd w:val="clear" w:color="auto" w:fill="F0F4FA"/>
-          </w:tcPr>
-          <w:p>
-            <w:pPr>
-              <w:spacing w:before="40" w:after="40"/>
-            </w:pPr>
-            <w:r>
-              <w:rPr>
-                <w:sz w:val="20"/>
-              </w:rPr>
-              <w:t>Alle abholbereiten Pakete (vollstaendige Liste)</w:t>
-            </w:r>
-          </w:p>
-        </w:tc>
-      </w:tr>
-      <w:tr>
-        <w:tc>
-          <w:tcPr>
-            <w:tcW w:type="dxa" w:w="1701"/>
-            <w:vAlign w:val="center"/>
-            <w:shd w:val="clear" w:color="auto" w:fill="FFFFFF"/>
-          </w:tcPr>
-          <w:p>
-            <w:pPr>
-              <w:spacing w:before="40" w:after="40"/>
-            </w:pPr>
-            <w:r>
-              <w:rPr>
-                <w:sz w:val="20"/>
-              </w:rPr>
-              <w:t>PAKETE</w:t>
-            </w:r>
-          </w:p>
-        </w:tc>
-        <w:tc>
-          <w:tcPr>
-            <w:tcW w:type="dxa" w:w="2154"/>
-            <w:vAlign w:val="center"/>
-            <w:shd w:val="clear" w:color="auto" w:fill="FFFFFF"/>
-          </w:tcPr>
-          <w:p>
-            <w:pPr>
-              <w:spacing w:before="40" w:after="40"/>
-            </w:pPr>
-            <w:r>
-              <w:rPr>
-                <w:sz w:val="20"/>
-              </w:rPr>
-              <w:t>Zahlung offen</w:t>
-            </w:r>
-          </w:p>
-        </w:tc>
-        <w:tc>
-          <w:tcPr>
-            <w:tcW w:type="dxa" w:w="4932"/>
-            <w:vAlign w:val="center"/>
-            <w:shd w:val="clear" w:color="auto" w:fill="FFFFFF"/>
-          </w:tcPr>
-          <w:p>
-            <w:pPr>
-              <w:spacing w:before="40" w:after="40"/>
-            </w:pPr>
-            <w:r>
-              <w:rPr>
-                <w:sz w:val="20"/>
-              </w:rPr>
-              <w:t>Abholbereite Pakete mit offener Zahlung</w:t>
-            </w:r>
-          </w:p>
-        </w:tc>
-      </w:tr>
-      <w:tr>
-        <w:tc>
-          <w:tcPr>
-            <w:tcW w:type="dxa" w:w="1701"/>
-            <w:vAlign w:val="center"/>
-            <w:shd w:val="clear" w:color="auto" w:fill="F0F4FA"/>
-          </w:tcPr>
-          <w:p>
-            <w:pPr>
-              <w:spacing w:before="40" w:after="40"/>
-            </w:pPr>
-            <w:r>
-              <w:rPr>
-                <w:sz w:val="20"/>
-              </w:rPr>
-              <w:t>PAKETE</w:t>
-            </w:r>
-          </w:p>
-        </w:tc>
-        <w:tc>
-          <w:tcPr>
-            <w:tcW w:type="dxa" w:w="2154"/>
-            <w:vAlign w:val="center"/>
-            <w:shd w:val="clear" w:color="auto" w:fill="F0F4FA"/>
-          </w:tcPr>
-          <w:p>
-            <w:pPr>
-              <w:spacing w:before="40" w:after="40"/>
-            </w:pPr>
-            <w:r>
-              <w:rPr>
-                <w:sz w:val="20"/>
-              </w:rPr>
-              <w:t>&gt; 7 Tage</w:t>
-            </w:r>
-          </w:p>
-        </w:tc>
-        <w:tc>
-          <w:tcPr>
-            <w:tcW w:type="dxa" w:w="4932"/>
-            <w:vAlign w:val="center"/>
-            <w:shd w:val="clear" w:color="auto" w:fill="F0F4FA"/>
-          </w:tcPr>
-          <w:p>
-            <w:pPr>
-              <w:spacing w:before="40" w:after="40"/>
-            </w:pPr>
-            <w:r>
-              <w:rPr>
-                <w:sz w:val="20"/>
-              </w:rPr>
-              <w:t>Pakete die seit mehr als 7 Tagen warten</w:t>
-            </w:r>
-          </w:p>
-        </w:tc>
-      </w:tr>
-      <w:tr>
-        <w:tc>
-          <w:tcPr>
-            <w:tcW w:type="dxa" w:w="1701"/>
-            <w:vAlign w:val="center"/>
-            <w:shd w:val="clear" w:color="auto" w:fill="FFFFFF"/>
-          </w:tcPr>
-          <w:p>
-            <w:pPr>
-              <w:spacing w:before="40" w:after="40"/>
-            </w:pPr>
-            <w:r>
-              <w:rPr>
-                <w:sz w:val="20"/>
-              </w:rPr>
-              <w:t>PAKETE</w:t>
-            </w:r>
-          </w:p>
-        </w:tc>
-        <w:tc>
-          <w:tcPr>
-            <w:tcW w:type="dxa" w:w="2154"/>
-            <w:vAlign w:val="center"/>
-            <w:shd w:val="clear" w:color="auto" w:fill="FFFFFF"/>
-          </w:tcPr>
-          <w:p>
-            <w:pPr>
-              <w:spacing w:before="40" w:after="40"/>
-            </w:pPr>
-            <w:r>
-              <w:rPr>
-                <w:sz w:val="20"/>
-              </w:rPr>
-              <w:t>Kissel &gt; 3W</w:t>
-            </w:r>
-          </w:p>
-        </w:tc>
-        <w:tc>
-          <w:tcPr>
-            <w:tcW w:type="dxa" w:w="4932"/>
-            <w:vAlign w:val="center"/>
-            <w:shd w:val="clear" w:color="auto" w:fill="FFFFFF"/>
-          </w:tcPr>
-          <w:p>
-            <w:pPr>
-              <w:spacing w:before="40" w:after="40"/>
-            </w:pPr>
-            <w:r>
-              <w:rPr>
-                <w:sz w:val="20"/>
-              </w:rPr>
-              <w:t>Kissel-Pakete ueber 3 Wochen</w:t>
-            </w:r>
-          </w:p>
-        </w:tc>
-      </w:tr>
-      <w:tr>
-        <w:tc>
-          <w:tcPr>
-            <w:tcW w:type="dxa" w:w="1701"/>
-            <w:vAlign w:val="center"/>
-            <w:shd w:val="clear" w:color="auto" w:fill="F0F4FA"/>
-          </w:tcPr>
-          <w:p>
-            <w:pPr>
-              <w:spacing w:before="40" w:after="40"/>
-            </w:pPr>
-            <w:r>
-              <w:rPr>
-                <w:sz w:val="20"/>
-              </w:rPr>
-              <w:t>PAKETE</w:t>
-            </w:r>
-          </w:p>
-        </w:tc>
-        <w:tc>
-          <w:tcPr>
-            <w:tcW w:type="dxa" w:w="2154"/>
-            <w:vAlign w:val="center"/>
-            <w:shd w:val="clear" w:color="auto" w:fill="F0F4FA"/>
-          </w:tcPr>
-          <w:p>
-            <w:pPr>
-              <w:spacing w:before="40" w:after="40"/>
-            </w:pPr>
-            <w:r>
-              <w:rPr>
-                <w:sz w:val="20"/>
-              </w:rPr>
-              <w:t>Unstimmigkeiten</w:t>
-            </w:r>
-          </w:p>
-        </w:tc>
-        <w:tc>
-          <w:tcPr>
-            <w:tcW w:type="dxa" w:w="4932"/>
-            <w:vAlign w:val="center"/>
-            <w:shd w:val="clear" w:color="auto" w:fill="F0F4FA"/>
-          </w:tcPr>
-          <w:p>
-            <w:pPr>
-              <w:spacing w:before="40" w:after="40"/>
-            </w:pPr>
-            <w:r>
-              <w:rPr>
-                <w:sz w:val="20"/>
-              </w:rPr>
-              <w:t>Verpackt in DB, aber nicht im Tagesboten</w:t>
-            </w:r>
-          </w:p>
-        </w:tc>
-      </w:tr>
-      <w:tr>
-        <w:tc>
-          <w:tcPr>
-            <w:tcW w:type="dxa" w:w="1701"/>
-            <w:vAlign w:val="center"/>
-            <w:shd w:val="clear" w:color="auto" w:fill="FFFFFF"/>
-          </w:tcPr>
-          <w:p>
-            <w:pPr>
-              <w:spacing w:before="40" w:after="40"/>
-            </w:pPr>
-            <w:r>
-              <w:rPr>
-                <w:sz w:val="20"/>
-              </w:rPr>
-              <w:t>PAKETE</w:t>
-            </w:r>
-          </w:p>
-        </w:tc>
-        <w:tc>
-          <w:tcPr>
-            <w:tcW w:type="dxa" w:w="2154"/>
-            <w:vAlign w:val="center"/>
-            <w:shd w:val="clear" w:color="auto" w:fill="FFFFFF"/>
-          </w:tcPr>
-          <w:p>
-            <w:pPr>
-              <w:spacing w:before="40" w:after="40"/>
-            </w:pPr>
-            <w:r>
-              <w:rPr>
-                <w:sz w:val="20"/>
-              </w:rPr>
-              <w:t>Gestern</w:t>
-            </w:r>
-          </w:p>
-        </w:tc>
-        <w:tc>
-          <w:tcPr>
-            <w:tcW w:type="dxa" w:w="4932"/>
-            <w:vAlign w:val="center"/>
-            <w:shd w:val="clear" w:color="auto" w:fill="FFFFFF"/>
-          </w:tcPr>
-          <w:p>
-            <w:pPr>
-              <w:spacing w:before="40" w:after="40"/>
-            </w:pPr>
-            <w:r>
-              <w:rPr>
-                <w:sz w:val="20"/>
-              </w:rPr>
-              <w:t>Gestern abgeholte Pakete</w:t>
-            </w:r>
-          </w:p>
-        </w:tc>
-      </w:tr>
-      <w:tr>
-        <w:tc>
-          <w:tcPr>
-            <w:tcW w:type="dxa" w:w="1701"/>
-            <w:vAlign w:val="center"/>
-            <w:shd w:val="clear" w:color="auto" w:fill="F0F4FA"/>
-          </w:tcPr>
-          <w:p>
-            <w:pPr>
-              <w:spacing w:before="40" w:after="40"/>
-            </w:pPr>
-            <w:r>
-              <w:rPr>
-                <w:sz w:val="20"/>
-              </w:rPr>
-              <w:t>DHL</w:t>
-            </w:r>
-          </w:p>
-        </w:tc>
-        <w:tc>
-          <w:tcPr>
-            <w:tcW w:type="dxa" w:w="2154"/>
-            <w:vAlign w:val="center"/>
-            <w:shd w:val="clear" w:color="auto" w:fill="F0F4FA"/>
-          </w:tcPr>
-          <w:p>
-            <w:pPr>
-              <w:spacing w:before="40" w:after="40"/>
-            </w:pPr>
-            <w:r>
-              <w:rPr>
-                <w:sz w:val="20"/>
-              </w:rPr>
-              <w:t>DHL Express</w:t>
-            </w:r>
-          </w:p>
-        </w:tc>
-        <w:tc>
-          <w:tcPr>
-            <w:tcW w:type="dxa" w:w="4932"/>
-            <w:vAlign w:val="center"/>
-            <w:shd w:val="clear" w:color="auto" w:fill="F0F4FA"/>
-          </w:tcPr>
-          <w:p>
-            <w:pPr>
-              <w:spacing w:before="40" w:after="40"/>
-            </w:pPr>
-            <w:r>
-              <w:rPr>
-                <w:sz w:val="20"/>
-              </w:rPr>
-              <w:t>Heutige DHL Express Scans</w:t>
-            </w:r>
-          </w:p>
-        </w:tc>
-      </w:tr>
-      <w:tr>
-        <w:tc>
-          <w:tcPr>
-            <w:tcW w:type="dxa" w:w="1701"/>
-            <w:vAlign w:val="center"/>
-            <w:shd w:val="clear" w:color="auto" w:fill="FFFFFF"/>
-          </w:tcPr>
-          <w:p>
-            <w:pPr>
-              <w:spacing w:before="40" w:after="40"/>
-            </w:pPr>
-            <w:r>
-              <w:rPr>
-                <w:sz w:val="20"/>
-              </w:rPr>
-              <w:t>DHL</w:t>
-            </w:r>
-          </w:p>
-        </w:tc>
-        <w:tc>
-          <w:tcPr>
-            <w:tcW w:type="dxa" w:w="2154"/>
-            <w:vAlign w:val="center"/>
-            <w:shd w:val="clear" w:color="auto" w:fill="FFFFFF"/>
-          </w:tcPr>
-          <w:p>
-            <w:pPr>
-              <w:spacing w:before="40" w:after="40"/>
-            </w:pPr>
-            <w:r>
-              <w:rPr>
-                <w:sz w:val="20"/>
-              </w:rPr>
-              <w:t>DHL heute</w:t>
-            </w:r>
-          </w:p>
-        </w:tc>
-        <w:tc>
-          <w:tcPr>
-            <w:tcW w:type="dxa" w:w="4932"/>
-            <w:vAlign w:val="center"/>
-            <w:shd w:val="clear" w:color="auto" w:fill="FFFFFF"/>
-          </w:tcPr>
-          <w:p>
-            <w:pPr>
-              <w:spacing w:before="40" w:after="40"/>
-            </w:pPr>
-            <w:r>
-              <w:rPr>
-                <w:sz w:val="20"/>
-              </w:rPr>
-              <w:t>Heutige DHL Normal Scans + Export</w:t>
-            </w:r>
-          </w:p>
-        </w:tc>
-      </w:tr>
-    </w:tbl>
-    <w:p>
-      <w:pPr>
-        <w:spacing w:after="80"/>
-      </w:pPr>
-    </w:p>
-    <w:p>
-      <w:pPr>
-        <w:spacing w:after="80" w:before="0"/>
-      </w:pPr>
-      <w:r>
-        <w:rPr>
-          <w:sz w:val="22"/>
-        </w:rPr>
-        <w:t>Steuerung unten: Neu laden (F5) | Cleanup</w:t>
-      </w:r>
-    </w:p>
-    <w:p>
-      <w:pPr>
-        <w:pStyle w:val="Heading2"/>
-        <w:spacing w:before="160" w:after="80"/>
-      </w:pPr>
-      <w:r>
-        <w:rPr>
-          <w:color w:val="2C3E50"/>
-        </w:rPr>
-        <w:t>2.3  Tastenkuerzel</w:t>
-      </w:r>
-    </w:p>
-    <w:tbl>
-      <w:tblPr>
-        <w:tblStyle w:val="TableGrid"/>
-        <w:tblW w:type="auto" w:w="0"/>
-        <w:jc w:val="left"/>
-        <w:tblLook w:firstColumn="1" w:firstRow="1" w:lastColumn="0" w:lastRow="0" w:noHBand="0" w:noVBand="1" w:val="04A0"/>
-      </w:tblPr>
-      <w:tblGrid>
-        <w:gridCol w:w="4533"/>
-        <w:gridCol w:w="4533"/>
-      </w:tblGrid>
-      <w:tr>
-        <w:tc>
-          <w:tcPr>
-            <w:tcW w:type="dxa" w:w="2268"/>
-            <w:vAlign w:val="center"/>
-            <w:shd w:val="clear" w:color="auto" w:fill="1A2744"/>
-          </w:tcPr>
-          <w:p>
-            <w:pPr>
-              <w:spacing w:before="40" w:after="40"/>
-            </w:pPr>
-            <w:r>
-              <w:rPr>
-                <w:b/>
-                <w:color w:val="FFFFFF"/>
-                <w:sz w:val="20"/>
-              </w:rPr>
-              <w:t>Tastenkuerzel</w:t>
-            </w:r>
-          </w:p>
-        </w:tc>
-        <w:tc>
-          <w:tcPr>
-            <w:tcW w:type="dxa" w:w="6520"/>
-            <w:vAlign w:val="center"/>
-            <w:shd w:val="clear" w:color="auto" w:fill="1A2744"/>
-          </w:tcPr>
-          <w:p>
-            <w:pPr>
-              <w:spacing w:before="40" w:after="40"/>
-            </w:pPr>
-            <w:r>
-              <w:rPr>
-                <w:b/>
-                <w:color w:val="FFFFFF"/>
-                <w:sz w:val="20"/>
-              </w:rPr>
-              <w:t>Funktion</w:t>
-            </w:r>
-          </w:p>
-        </w:tc>
-      </w:tr>
-      <w:tr>
-        <w:tc>
-          <w:tcPr>
-            <w:tcW w:type="dxa" w:w="2268"/>
-            <w:vAlign w:val="center"/>
-            <w:shd w:val="clear" w:color="auto" w:fill="F0F4FA"/>
-          </w:tcPr>
-          <w:p>
-            <w:pPr>
-              <w:spacing w:before="40" w:after="40"/>
-            </w:pPr>
-            <w:r>
-              <w:rPr>
-                <w:sz w:val="20"/>
-              </w:rPr>
-              <w:t>F5</w:t>
-            </w:r>
-          </w:p>
-        </w:tc>
-        <w:tc>
-          <w:tcPr>
-            <w:tcW w:type="dxa" w:w="6520"/>
-            <w:vAlign w:val="center"/>
-            <w:shd w:val="clear" w:color="auto" w:fill="F0F4FA"/>
-          </w:tcPr>
-          <w:p>
-            <w:pPr>
-              <w:spacing w:before="40" w:after="40"/>
-            </w:pPr>
-            <w:r>
-              <w:rPr>
-                <w:sz w:val="20"/>
-              </w:rPr>
-              <w:t>Abholer-Datenbank neu laden</w:t>
-            </w:r>
-          </w:p>
-        </w:tc>
-      </w:tr>
-      <w:tr>
-        <w:tc>
-          <w:tcPr>
-            <w:tcW w:type="dxa" w:w="2268"/>
-            <w:vAlign w:val="center"/>
-            <w:shd w:val="clear" w:color="auto" w:fill="FFFFFF"/>
-          </w:tcPr>
-          <w:p>
-            <w:pPr>
-              <w:spacing w:before="40" w:after="40"/>
-            </w:pPr>
-            <w:r>
-              <w:rPr>
-                <w:sz w:val="20"/>
-              </w:rPr>
-              <w:t>Strg+O</w:t>
-            </w:r>
-          </w:p>
-        </w:tc>
-        <w:tc>
-          <w:tcPr>
-            <w:tcW w:type="dxa" w:w="6520"/>
-            <w:vAlign w:val="center"/>
-            <w:shd w:val="clear" w:color="auto" w:fill="FFFFFF"/>
-          </w:tcPr>
-          <w:p>
-            <w:pPr>
-              <w:spacing w:before="40" w:after="40"/>
-            </w:pPr>
-            <w:r>
-              <w:rPr>
-                <w:sz w:val="20"/>
-              </w:rPr>
-              <w:t>Abholer_DB Excel-Datei manuell oeffnen</w:t>
-            </w:r>
-          </w:p>
-        </w:tc>
-      </w:tr>
-      <w:tr>
-        <w:tc>
-          <w:tcPr>
-            <w:tcW w:type="dxa" w:w="2268"/>
-            <w:vAlign w:val="center"/>
-            <w:shd w:val="clear" w:color="auto" w:fill="F0F4FA"/>
-          </w:tcPr>
-          <w:p>
-            <w:pPr>
-              <w:spacing w:before="40" w:after="40"/>
-            </w:pPr>
-            <w:r>
-              <w:rPr>
-                <w:sz w:val="20"/>
-              </w:rPr>
-              <w:t>Strg+D</w:t>
-            </w:r>
-          </w:p>
-        </w:tc>
-        <w:tc>
-          <w:tcPr>
-            <w:tcW w:type="dxa" w:w="6520"/>
-            <w:vAlign w:val="center"/>
-            <w:shd w:val="clear" w:color="auto" w:fill="F0F4FA"/>
-          </w:tcPr>
-          <w:p>
-            <w:pPr>
-              <w:spacing w:before="40" w:after="40"/>
-            </w:pPr>
-            <w:r>
-              <w:rPr>
-                <w:sz w:val="20"/>
-              </w:rPr>
-              <w:t>DHL_Express Excel-Datei manuell oeffnen</w:t>
-            </w:r>
-          </w:p>
-        </w:tc>
-      </w:tr>
-    </w:tbl>
-    <w:p>
-      <w:pPr>
-        <w:spacing w:after="80"/>
-      </w:pPr>
-    </w:p>
-    <w:p>
-      <w:r>
-        <w:br w:type="page"/>
-      </w:r>
-    </w:p>
-    <w:p>
-      <w:pPr>
-        <w:pStyle w:val="Heading1"/>
-        <w:spacing w:before="280" w:after="80"/>
-      </w:pPr>
-      <w:r>
-        <w:rPr>
-          <w:color w:val="1A2744"/>
-        </w:rPr>
-        <w:t>3.  Allgemeines Verhalten aller Tabellen</w:t>
-      </w:r>
-    </w:p>
-    <w:tbl>
-      <w:tblPr>
-        <w:tblStyle w:val="TableGrid"/>
-        <w:tblW w:type="auto" w:w="0"/>
-        <w:jc w:val="left"/>
-        <w:tblLook w:firstColumn="1" w:firstRow="1" w:lastColumn="0" w:lastRow="0" w:noHBand="0" w:noVBand="1" w:val="04A0"/>
-      </w:tblPr>
-      <w:tblGrid>
-        <w:gridCol w:w="4533"/>
-        <w:gridCol w:w="4533"/>
-      </w:tblGrid>
-      <w:tr>
-        <w:tc>
-          <w:tcPr>
-            <w:tcW w:type="dxa" w:w="2551"/>
-            <w:vAlign w:val="center"/>
-            <w:shd w:val="clear" w:color="auto" w:fill="1A2744"/>
-          </w:tcPr>
-          <w:p>
-            <w:pPr>
-              <w:spacing w:before="40" w:after="40"/>
-            </w:pPr>
-            <w:r>
-              <w:rPr>
-                <w:b/>
-                <w:color w:val="FFFFFF"/>
-                <w:sz w:val="20"/>
-              </w:rPr>
-              <w:t>Funktion</w:t>
-            </w:r>
-          </w:p>
-        </w:tc>
-        <w:tc>
-          <w:tcPr>
-            <w:tcW w:type="dxa" w:w="6236"/>
-            <w:vAlign w:val="center"/>
-            <w:shd w:val="clear" w:color="auto" w:fill="1A2744"/>
-          </w:tcPr>
-          <w:p>
-            <w:pPr>
-              <w:spacing w:before="40" w:after="40"/>
-            </w:pPr>
-            <w:r>
-              <w:rPr>
-                <w:b/>
-                <w:color w:val="FFFFFF"/>
-                <w:sz w:val="20"/>
-              </w:rPr>
-              <w:t>Beschreibung</w:t>
-            </w:r>
-          </w:p>
-        </w:tc>
-      </w:tr>
-      <w:tr>
-        <w:tc>
-          <w:tcPr>
-            <w:tcW w:type="dxa" w:w="2551"/>
-            <w:vAlign w:val="center"/>
-            <w:shd w:val="clear" w:color="auto" w:fill="F0F4FA"/>
-          </w:tcPr>
-          <w:p>
-            <w:pPr>
-              <w:spacing w:before="40" w:after="40"/>
-            </w:pPr>
-            <w:r>
-              <w:rPr>
-                <w:sz w:val="20"/>
-              </w:rPr>
-              <w:t>Suche</w:t>
-            </w:r>
-          </w:p>
-        </w:tc>
-        <w:tc>
-          <w:tcPr>
-            <w:tcW w:type="dxa" w:w="6236"/>
-            <w:vAlign w:val="center"/>
-            <w:shd w:val="clear" w:color="auto" w:fill="F0F4FA"/>
-          </w:tcPr>
-          <w:p>
-            <w:pPr>
-              <w:spacing w:before="40" w:after="40"/>
-            </w:pPr>
-            <w:r>
-              <w:rPr>
-                <w:sz w:val="20"/>
-              </w:rPr>
-              <w:t>Suchfeld filtert alle Spalten gleichzeitig (Barcode, Name, Text)</w:t>
-            </w:r>
-          </w:p>
-        </w:tc>
-      </w:tr>
-      <w:tr>
-        <w:tc>
-          <w:tcPr>
-            <w:tcW w:type="dxa" w:w="2551"/>
-            <w:vAlign w:val="center"/>
-            <w:shd w:val="clear" w:color="auto" w:fill="FFFFFF"/>
-          </w:tcPr>
-          <w:p>
-            <w:pPr>
-              <w:spacing w:before="40" w:after="40"/>
-            </w:pPr>
-            <w:r>
-              <w:rPr>
-                <w:sz w:val="20"/>
-              </w:rPr>
-              <w:t>Zaehler</w:t>
-            </w:r>
-          </w:p>
-        </w:tc>
-        <w:tc>
-          <w:tcPr>
-            <w:tcW w:type="dxa" w:w="6236"/>
-            <w:vAlign w:val="center"/>
-            <w:shd w:val="clear" w:color="auto" w:fill="FFFFFF"/>
-          </w:tcPr>
-          <w:p>
-            <w:pPr>
-              <w:spacing w:before="40" w:after="40"/>
-            </w:pPr>
-            <w:r>
-              <w:rPr>
-                <w:sz w:val="20"/>
-              </w:rPr>
-              <w:t>Zeigt X/Y Eintraege (gefiltert/gesamt)</w:t>
-            </w:r>
-          </w:p>
-        </w:tc>
-      </w:tr>
-      <w:tr>
-        <w:tc>
-          <w:tcPr>
-            <w:tcW w:type="dxa" w:w="2551"/>
-            <w:vAlign w:val="center"/>
-            <w:shd w:val="clear" w:color="auto" w:fill="F0F4FA"/>
-          </w:tcPr>
-          <w:p>
-            <w:pPr>
-              <w:spacing w:before="40" w:after="40"/>
-            </w:pPr>
-            <w:r>
-              <w:rPr>
-                <w:sz w:val="20"/>
-              </w:rPr>
-              <w:t>Barcode kopieren</w:t>
-            </w:r>
-          </w:p>
-        </w:tc>
-        <w:tc>
-          <w:tcPr>
-            <w:tcW w:type="dxa" w:w="6236"/>
-            <w:vAlign w:val="center"/>
-            <w:shd w:val="clear" w:color="auto" w:fill="F0F4FA"/>
-          </w:tcPr>
-          <w:p>
-            <w:pPr>
-              <w:spacing w:before="40" w:after="40"/>
-            </w:pPr>
-            <w:r>
-              <w:rPr>
-                <w:sz w:val="20"/>
-              </w:rPr>
-              <w:t>Klick auf Zeile kopiert Barcode automatisch in Zwischenablage</w:t>
-            </w:r>
-          </w:p>
-        </w:tc>
-      </w:tr>
-      <w:tr>
-        <w:tc>
-          <w:tcPr>
-            <w:tcW w:type="dxa" w:w="2551"/>
-            <w:vAlign w:val="center"/>
-            <w:shd w:val="clear" w:color="auto" w:fill="FFFFFF"/>
-          </w:tcPr>
-          <w:p>
-            <w:pPr>
-              <w:spacing w:before="40" w:after="40"/>
-            </w:pPr>
-            <w:r>
-              <w:rPr>
-                <w:sz w:val="20"/>
-              </w:rPr>
-              <w:t>Mehrfachauswahl</w:t>
-            </w:r>
-          </w:p>
-        </w:tc>
-        <w:tc>
-          <w:tcPr>
-            <w:tcW w:type="dxa" w:w="6236"/>
-            <w:vAlign w:val="center"/>
-            <w:shd w:val="clear" w:color="auto" w:fill="FFFFFF"/>
-          </w:tcPr>
-          <w:p>
-            <w:pPr>
-              <w:spacing w:before="40" w:after="40"/>
-            </w:pPr>
-            <w:r>
-              <w:rPr>
-                <w:sz w:val="20"/>
-              </w:rPr>
-              <w:t>Strg+Klick (einzeln) oder Shift+Klick (Bereich)</w:t>
-            </w:r>
-          </w:p>
-        </w:tc>
-      </w:tr>
-      <w:tr>
-        <w:tc>
-          <w:tcPr>
-            <w:tcW w:type="dxa" w:w="2551"/>
-            <w:vAlign w:val="center"/>
-            <w:shd w:val="clear" w:color="auto" w:fill="F0F4FA"/>
-          </w:tcPr>
-          <w:p>
-            <w:pPr>
-              <w:spacing w:before="40" w:after="40"/>
-            </w:pPr>
-            <w:r>
-              <w:rPr>
-                <w:sz w:val="20"/>
-              </w:rPr>
-              <w:t>Spaltenbreite</w:t>
-            </w:r>
-          </w:p>
-        </w:tc>
-        <w:tc>
-          <w:tcPr>
-            <w:tcW w:type="dxa" w:w="6236"/>
-            <w:vAlign w:val="center"/>
-            <w:shd w:val="clear" w:color="auto" w:fill="F0F4FA"/>
-          </w:tcPr>
-          <w:p>
-            <w:pPr>
-              <w:spacing w:before="40" w:after="40"/>
-            </w:pPr>
-            <w:r>
-              <w:rPr>
-                <w:sz w:val="20"/>
-              </w:rPr>
-              <w:t>Per Drag am Spaltenkopf anpassbar</w:t>
-            </w:r>
-          </w:p>
-        </w:tc>
-      </w:tr>
-      <w:tr>
-        <w:tc>
-          <w:tcPr>
-            <w:tcW w:type="dxa" w:w="2551"/>
-            <w:vAlign w:val="center"/>
-            <w:shd w:val="clear" w:color="auto" w:fill="FFFFFF"/>
-          </w:tcPr>
-          <w:p>
-            <w:pPr>
-              <w:spacing w:before="40" w:after="40"/>
-            </w:pPr>
-            <w:r>
-              <w:rPr>
-                <w:sz w:val="20"/>
-              </w:rPr>
-              <w:t>Liste kopieren</w:t>
-            </w:r>
-          </w:p>
-        </w:tc>
-        <w:tc>
-          <w:tcPr>
-            <w:tcW w:type="dxa" w:w="6236"/>
-            <w:vAlign w:val="center"/>
-            <w:shd w:val="clear" w:color="auto" w:fill="FFFFFF"/>
-          </w:tcPr>
-          <w:p>
-            <w:pPr>
-              <w:spacing w:before="40" w:after="40"/>
-            </w:pPr>
-            <w:r>
-              <w:rPr>
-                <w:sz w:val="20"/>
-              </w:rPr>
-              <w:t>Button kopiert alle sichtbaren Zeilen</w:t>
-            </w:r>
-          </w:p>
-        </w:tc>
-      </w:tr>
-      <w:tr>
-        <w:tc>
-          <w:tcPr>
-            <w:tcW w:type="dxa" w:w="2551"/>
-            <w:vAlign w:val="center"/>
-            <w:shd w:val="clear" w:color="auto" w:fill="F0F4FA"/>
-          </w:tcPr>
-          <w:p>
-            <w:pPr>
-              <w:spacing w:before="40" w:after="40"/>
-            </w:pPr>
-            <w:r>
-              <w:rPr>
-                <w:sz w:val="20"/>
-              </w:rPr>
-              <w:t>Suche leeren</w:t>
-            </w:r>
-          </w:p>
-        </w:tc>
-        <w:tc>
-          <w:tcPr>
-            <w:tcW w:type="dxa" w:w="6236"/>
-            <w:vAlign w:val="center"/>
-            <w:shd w:val="clear" w:color="auto" w:fill="F0F4FA"/>
-          </w:tcPr>
-          <w:p>
-            <w:pPr>
-              <w:spacing w:before="40" w:after="40"/>
-            </w:pPr>
-            <w:r>
-              <w:rPr>
-                <w:sz w:val="20"/>
-              </w:rPr>
-              <w:t>Button entfernt Suchbegriff und zeigt alle Eintraege</w:t>
-            </w:r>
-          </w:p>
-        </w:tc>
-      </w:tr>
-    </w:tbl>
-    <w:p>
-      <w:pPr>
-        <w:spacing w:after="80"/>
-      </w:pPr>
-    </w:p>
-    <w:p>
-      <w:r>
-        <w:br w:type="page"/>
-      </w:r>
-    </w:p>
-    <w:p>
-      <w:pPr>
-        <w:pStyle w:val="Heading1"/>
-        <w:spacing w:before="280" w:after="80"/>
-      </w:pPr>
-      <w:r>
-        <w:rPr>
-          <w:color w:val="1A2744"/>
-        </w:rPr>
-        <w:t>4.  Report - Startansicht</w:t>
-      </w:r>
-    </w:p>
-    <w:p>
-      <w:pPr>
-        <w:spacing w:after="80" w:before="0"/>
-      </w:pPr>
-      <w:r>
-        <w:rPr>
-          <w:sz w:val="22"/>
-        </w:rPr>
-        <w:t>Startansicht von Bombadil mit Echtzeit-Kacheln und Balkendiagramm.</w:t>
-      </w:r>
-    </w:p>
-    <w:p>
-      <w:pPr>
-        <w:pStyle w:val="Heading2"/>
-        <w:spacing w:before="160" w:after="80"/>
-      </w:pPr>
-      <w:r>
-        <w:rPr>
-          <w:color w:val="2C3E50"/>
-        </w:rPr>
-        <w:t>4.1  Kacheln</w:t>
-      </w:r>
-    </w:p>
-    <w:p>
-      <w:pPr>
-        <w:spacing w:after="80" w:before="0"/>
-      </w:pPr>
-      <w:r>
-        <w:rPr>
-          <w:sz w:val="22"/>
-        </w:rPr>
-        <w:t>Klick auf Kachel oeffnet Detailliste. Trend-Pfeil: aufwaerts gruen = gestiegen, abwaerts rot = gesunken.</w:t>
-      </w:r>
-    </w:p>
-    <w:tbl>
-      <w:tblPr>
-        <w:tblStyle w:val="TableGrid"/>
-        <w:tblW w:type="auto" w:w="0"/>
-        <w:jc w:val="left"/>
-        <w:tblLook w:firstColumn="1" w:firstRow="1" w:lastColumn="0" w:lastRow="0" w:noHBand="0" w:noVBand="1" w:val="04A0"/>
-      </w:tblPr>
-      <w:tblGrid>
-        <w:gridCol w:w="3022"/>
-        <w:gridCol w:w="3022"/>
-        <w:gridCol w:w="3022"/>
-      </w:tblGrid>
-      <w:tr>
-        <w:tc>
-          <w:tcPr>
-            <w:tcW w:type="dxa" w:w="1984"/>
-            <w:vAlign w:val="center"/>
-            <w:shd w:val="clear" w:color="auto" w:fill="1A2744"/>
-          </w:tcPr>
-          <w:p>
-            <w:pPr>
-              <w:spacing w:before="40" w:after="40"/>
-            </w:pPr>
-            <w:r>
-              <w:rPr>
-                <w:b/>
-                <w:color w:val="FFFFFF"/>
-                <w:sz w:val="20"/>
-              </w:rPr>
-              <w:t>Kachel</w:t>
-            </w:r>
-          </w:p>
-        </w:tc>
-        <w:tc>
-          <w:tcPr>
-            <w:tcW w:type="dxa" w:w="2268"/>
-            <w:vAlign w:val="center"/>
-            <w:shd w:val="clear" w:color="auto" w:fill="1A2744"/>
-          </w:tcPr>
-          <w:p>
-            <w:pPr>
-              <w:spacing w:before="40" w:after="40"/>
-            </w:pPr>
-            <w:r>
-              <w:rPr>
-                <w:b/>
-                <w:color w:val="FFFFFF"/>
-                <w:sz w:val="20"/>
-              </w:rPr>
-              <w:t>Farbe</w:t>
-            </w:r>
-          </w:p>
-        </w:tc>
-        <w:tc>
-          <w:tcPr>
-            <w:tcW w:type="dxa" w:w="4535"/>
-            <w:vAlign w:val="center"/>
-            <w:shd w:val="clear" w:color="auto" w:fill="1A2744"/>
-          </w:tcPr>
-          <w:p>
-            <w:pPr>
-              <w:spacing w:before="40" w:after="40"/>
-            </w:pPr>
-            <w:r>
-              <w:rPr>
-                <w:b/>
-                <w:color w:val="FFFFFF"/>
-                <w:sz w:val="20"/>
-              </w:rPr>
-              <w:t>Inhalt</w:t>
-            </w:r>
-          </w:p>
-        </w:tc>
-      </w:tr>
-      <w:tr>
-        <w:tc>
-          <w:tcPr>
-            <w:tcW w:type="dxa" w:w="1984"/>
-            <w:vAlign w:val="center"/>
-            <w:shd w:val="clear" w:color="auto" w:fill="F0F4FA"/>
-          </w:tcPr>
-          <w:p>
-            <w:pPr>
-              <w:spacing w:before="40" w:after="40"/>
-            </w:pPr>
-            <w:r>
-              <w:rPr>
-                <w:sz w:val="20"/>
-              </w:rPr>
-              <w:t>Pakete heute</w:t>
-            </w:r>
-          </w:p>
-        </w:tc>
-        <w:tc>
-          <w:tcPr>
-            <w:tcW w:type="dxa" w:w="2268"/>
-            <w:vAlign w:val="center"/>
-            <w:shd w:val="clear" w:color="auto" w:fill="F0F4FA"/>
-          </w:tcPr>
-          <w:p>
-            <w:pPr>
-              <w:spacing w:before="40" w:after="40"/>
-            </w:pPr>
-            <w:r>
-              <w:rPr>
-                <w:sz w:val="20"/>
-              </w:rPr>
-              <w:t>Dunkelblau</w:t>
-            </w:r>
-          </w:p>
-        </w:tc>
-        <w:tc>
-          <w:tcPr>
-            <w:tcW w:type="dxa" w:w="4535"/>
-            <w:vAlign w:val="center"/>
-            <w:shd w:val="clear" w:color="auto" w:fill="F0F4FA"/>
-          </w:tcPr>
-          <w:p>
-            <w:pPr>
-              <w:spacing w:before="40" w:after="40"/>
-            </w:pPr>
-            <w:r>
-              <w:rPr>
-                <w:sz w:val="20"/>
-              </w:rPr>
-              <w:t>DHL Normal + DHL Express + PU heute (Summe)</w:t>
-            </w:r>
-          </w:p>
-        </w:tc>
-      </w:tr>
-      <w:tr>
-        <w:tc>
-          <w:tcPr>
-            <w:tcW w:type="dxa" w:w="1984"/>
-            <w:vAlign w:val="center"/>
-            <w:shd w:val="clear" w:color="auto" w:fill="FFFFFF"/>
-          </w:tcPr>
-          <w:p>
-            <w:pPr>
-              <w:spacing w:before="40" w:after="40"/>
-            </w:pPr>
-            <w:r>
-              <w:rPr>
-                <w:sz w:val="20"/>
-              </w:rPr>
-              <w:t>PU heute</w:t>
-            </w:r>
-          </w:p>
-        </w:tc>
-        <w:tc>
-          <w:tcPr>
-            <w:tcW w:type="dxa" w:w="2268"/>
-            <w:vAlign w:val="center"/>
-            <w:shd w:val="clear" w:color="auto" w:fill="FFFFFF"/>
-          </w:tcPr>
-          <w:p>
-            <w:pPr>
-              <w:spacing w:before="40" w:after="40"/>
-            </w:pPr>
-            <w:r>
-              <w:rPr>
-                <w:sz w:val="20"/>
-              </w:rPr>
-              <w:t>Dunkelgruen</w:t>
-            </w:r>
-          </w:p>
-        </w:tc>
-        <w:tc>
-          <w:tcPr>
-            <w:tcW w:type="dxa" w:w="4535"/>
-            <w:vAlign w:val="center"/>
-            <w:shd w:val="clear" w:color="auto" w:fill="FFFFFF"/>
-          </w:tcPr>
-          <w:p>
-            <w:pPr>
-              <w:spacing w:before="40" w:after="40"/>
-            </w:pPr>
-            <w:r>
-              <w:rPr>
-                <w:sz w:val="20"/>
-              </w:rPr>
-              <w:t>Pickup-Auftraege: X verpackt, Y offen (Z%)</w:t>
-            </w:r>
-          </w:p>
-        </w:tc>
-      </w:tr>
-      <w:tr>
-        <w:tc>
-          <w:tcPr>
-            <w:tcW w:type="dxa" w:w="1984"/>
-            <w:vAlign w:val="center"/>
-            <w:shd w:val="clear" w:color="auto" w:fill="F0F4FA"/>
-          </w:tcPr>
-          <w:p>
-            <w:pPr>
-              <w:spacing w:before="40" w:after="40"/>
-            </w:pPr>
-            <w:r>
-              <w:rPr>
-                <w:sz w:val="20"/>
-              </w:rPr>
-              <w:t>Abholbereit</w:t>
-            </w:r>
-          </w:p>
-        </w:tc>
-        <w:tc>
-          <w:tcPr>
-            <w:tcW w:type="dxa" w:w="2268"/>
-            <w:vAlign w:val="center"/>
-            <w:shd w:val="clear" w:color="auto" w:fill="F0F4FA"/>
-          </w:tcPr>
-          <w:p>
-            <w:pPr>
-              <w:spacing w:before="40" w:after="40"/>
-            </w:pPr>
-            <w:r>
-              <w:rPr>
-                <w:sz w:val="20"/>
-              </w:rPr>
-              <w:t>Tuerkis</w:t>
-            </w:r>
-          </w:p>
-        </w:tc>
-        <w:tc>
-          <w:tcPr>
-            <w:tcW w:type="dxa" w:w="4535"/>
-            <w:vAlign w:val="center"/>
-            <w:shd w:val="clear" w:color="auto" w:fill="F0F4FA"/>
-          </w:tcPr>
-          <w:p>
-            <w:pPr>
-              <w:spacing w:before="40" w:after="40"/>
-            </w:pPr>
-            <w:r>
-              <w:rPr>
-                <w:sz w:val="20"/>
-              </w:rPr>
-              <w:t>Pakete die auf Abholung warten</w:t>
-            </w:r>
-          </w:p>
-        </w:tc>
-      </w:tr>
-      <w:tr>
-        <w:tc>
-          <w:tcPr>
-            <w:tcW w:type="dxa" w:w="1984"/>
-            <w:vAlign w:val="center"/>
-            <w:shd w:val="clear" w:color="auto" w:fill="FFFFFF"/>
-          </w:tcPr>
-          <w:p>
-            <w:pPr>
-              <w:spacing w:before="40" w:after="40"/>
-            </w:pPr>
-            <w:r>
-              <w:rPr>
-                <w:sz w:val="20"/>
-              </w:rPr>
-              <w:t>PU gestern</w:t>
-            </w:r>
-          </w:p>
-        </w:tc>
-        <w:tc>
-          <w:tcPr>
-            <w:tcW w:type="dxa" w:w="2268"/>
-            <w:vAlign w:val="center"/>
-            <w:shd w:val="clear" w:color="auto" w:fill="FFFFFF"/>
-          </w:tcPr>
-          <w:p>
-            <w:pPr>
-              <w:spacing w:before="40" w:after="40"/>
-            </w:pPr>
-            <w:r>
-              <w:rPr>
-                <w:sz w:val="20"/>
-              </w:rPr>
-              <w:t>Grau-Blau</w:t>
-            </w:r>
-          </w:p>
-        </w:tc>
-        <w:tc>
-          <w:tcPr>
-            <w:tcW w:type="dxa" w:w="4535"/>
-            <w:vAlign w:val="center"/>
-            <w:shd w:val="clear" w:color="auto" w:fill="FFFFFF"/>
-          </w:tcPr>
-          <w:p>
-            <w:pPr>
-              <w:spacing w:before="40" w:after="40"/>
-            </w:pPr>
-            <w:r>
-              <w:rPr>
-                <w:sz w:val="20"/>
-              </w:rPr>
-              <w:t>Gestern abgeholte PU-Pakete</w:t>
-            </w:r>
-          </w:p>
-        </w:tc>
-      </w:tr>
-      <w:tr>
-        <w:tc>
-          <w:tcPr>
-            <w:tcW w:type="dxa" w:w="1984"/>
-            <w:vAlign w:val="center"/>
-            <w:shd w:val="clear" w:color="auto" w:fill="F0F4FA"/>
-          </w:tcPr>
-          <w:p>
-            <w:pPr>
-              <w:spacing w:before="40" w:after="40"/>
-            </w:pPr>
-            <w:r>
-              <w:rPr>
-                <w:sz w:val="20"/>
-              </w:rPr>
-              <w:t>Zahlung offen</w:t>
-            </w:r>
-          </w:p>
-        </w:tc>
-        <w:tc>
-          <w:tcPr>
-            <w:tcW w:type="dxa" w:w="2268"/>
-            <w:vAlign w:val="center"/>
-            <w:shd w:val="clear" w:color="auto" w:fill="F0F4FA"/>
-          </w:tcPr>
-          <w:p>
-            <w:pPr>
-              <w:spacing w:before="40" w:after="40"/>
-            </w:pPr>
-            <w:r>
-              <w:rPr>
-                <w:sz w:val="20"/>
-              </w:rPr>
-              <w:t>Dunkelgrau</w:t>
-            </w:r>
-          </w:p>
-        </w:tc>
-        <w:tc>
-          <w:tcPr>
-            <w:tcW w:type="dxa" w:w="4535"/>
-            <w:vAlign w:val="center"/>
-            <w:shd w:val="clear" w:color="auto" w:fill="F0F4FA"/>
-          </w:tcPr>
-          <w:p>
-            <w:pPr>
-              <w:spacing w:before="40" w:after="40"/>
-            </w:pPr>
-            <w:r>
-              <w:rPr>
-                <w:sz w:val="20"/>
-              </w:rPr>
-              <w:t>Abholbereite Pakete mit offener Zahlung</w:t>
-            </w:r>
-          </w:p>
-        </w:tc>
-      </w:tr>
-      <w:tr>
-        <w:tc>
-          <w:tcPr>
-            <w:tcW w:type="dxa" w:w="1984"/>
-            <w:vAlign w:val="center"/>
-            <w:shd w:val="clear" w:color="auto" w:fill="FFFFFF"/>
-          </w:tcPr>
-          <w:p>
-            <w:pPr>
-              <w:spacing w:before="40" w:after="40"/>
-            </w:pPr>
-            <w:r>
-              <w:rPr>
-                <w:sz w:val="20"/>
-              </w:rPr>
-              <w:t>&gt; 7 Tage</w:t>
-            </w:r>
-          </w:p>
-        </w:tc>
-        <w:tc>
-          <w:tcPr>
-            <w:tcW w:type="dxa" w:w="2268"/>
-            <w:vAlign w:val="center"/>
-            <w:shd w:val="clear" w:color="auto" w:fill="FFFFFF"/>
-          </w:tcPr>
-          <w:p>
-            <w:pPr>
-              <w:spacing w:before="40" w:after="40"/>
-            </w:pPr>
-            <w:r>
-              <w:rPr>
-                <w:sz w:val="20"/>
-              </w:rPr>
-              <w:t>Orange (ab 50 rot)</w:t>
-            </w:r>
-          </w:p>
-        </w:tc>
-        <w:tc>
-          <w:tcPr>
-            <w:tcW w:type="dxa" w:w="4535"/>
-            <w:vAlign w:val="center"/>
-            <w:shd w:val="clear" w:color="auto" w:fill="FFFFFF"/>
-          </w:tcPr>
-          <w:p>
-            <w:pPr>
-              <w:spacing w:before="40" w:after="40"/>
-            </w:pPr>
-            <w:r>
-              <w:rPr>
-                <w:sz w:val="20"/>
-              </w:rPr>
-              <w:t>Abholbereit seit mehr als 7 Tagen</w:t>
-            </w:r>
-          </w:p>
-        </w:tc>
-      </w:tr>
-      <w:tr>
-        <w:tc>
-          <w:tcPr>
-            <w:tcW w:type="dxa" w:w="1984"/>
-            <w:vAlign w:val="center"/>
-            <w:shd w:val="clear" w:color="auto" w:fill="F0F4FA"/>
-          </w:tcPr>
-          <w:p>
-            <w:pPr>
-              <w:spacing w:before="40" w:after="40"/>
-            </w:pPr>
-            <w:r>
-              <w:rPr>
-                <w:sz w:val="20"/>
-              </w:rPr>
-              <w:t>Kissel &gt; 3W</w:t>
-            </w:r>
-          </w:p>
-        </w:tc>
-        <w:tc>
-          <w:tcPr>
-            <w:tcW w:type="dxa" w:w="2268"/>
-            <w:vAlign w:val="center"/>
-            <w:shd w:val="clear" w:color="auto" w:fill="F0F4FA"/>
-          </w:tcPr>
-          <w:p>
-            <w:pPr>
-              <w:spacing w:before="40" w:after="40"/>
-            </w:pPr>
-            <w:r>
-              <w:rPr>
-                <w:sz w:val="20"/>
-              </w:rPr>
-              <w:t>Lila (sofort rot)</w:t>
-            </w:r>
-          </w:p>
-        </w:tc>
-        <w:tc>
-          <w:tcPr>
-            <w:tcW w:type="dxa" w:w="4535"/>
-            <w:vAlign w:val="center"/>
-            <w:shd w:val="clear" w:color="auto" w:fill="F0F4FA"/>
-          </w:tcPr>
-          <w:p>
-            <w:pPr>
-              <w:spacing w:before="40" w:after="40"/>
-            </w:pPr>
-            <w:r>
-              <w:rPr>
-                <w:sz w:val="20"/>
-              </w:rPr>
-              <w:t>Kissel-Pakete ueber 3 Wochen</w:t>
-            </w:r>
-          </w:p>
-        </w:tc>
-      </w:tr>
-    </w:tbl>
-    <w:p>
-      <w:pPr>
-        <w:spacing w:after="80"/>
-      </w:pPr>
-    </w:p>
-    <w:p>
-      <w:pPr>
-        <w:pStyle w:val="Heading2"/>
-        <w:spacing w:before="160" w:after="80"/>
-      </w:pPr>
-      <w:r>
-        <w:rPr>
-          <w:color w:val="2C3E50"/>
-        </w:rPr>
-        <w:t>4.2  Balkendiagramm und Detailansicht</w:t>
-      </w:r>
-    </w:p>
-    <w:p>
-      <w:pPr>
-        <w:spacing w:after="120" w:before="0"/>
-      </w:pPr>
-      <w:r>
-        <w:rPr>
-          <w:sz w:val="22"/>
-        </w:rPr>
-        <w:t>Balkendiagramm: Abholungen letzter 7 Tage. Hover zeigt genaue Anzahl. Detailansicht per Kachel-Klick.</w:t>
+        <w:t>Automatisches Update beim Start (von GitHub)</w:t>
       </w:r>
     </w:p>
     <w:p>
       <w:r>
-        <w:br w:type="page"/>
+        <w:rPr>
+          <w:i/>
+        </w:rPr>
+        <w:t>ℹ  Programm starten: Doppelklick auf Bombadil.py oder die .bat-Datei. Beim Start werden Daten automatisch geladen.</w:t>
       </w:r>
     </w:p>
     <w:p>
       <w:pPr>
         <w:pStyle w:val="Heading1"/>
-        <w:spacing w:before="280" w:after="80"/>
       </w:pPr>
       <w:r>
-        <w:rPr>
-          <w:color w:val="1A2744"/>
-        </w:rPr>
-        <w:t>5.  Statistik</w:t>
+        <w:t>2. Neuerungen in Version 1.0.23</w:t>
       </w:r>
     </w:p>
     <w:p>
-      <w:pPr>
-        <w:pStyle w:val="Heading2"/>
-        <w:spacing w:before="160" w:after="80"/>
-      </w:pPr>
       <w:r>
         <w:rPr>
-          <w:color w:val="2C3E50"/>
+          <w:b/>
+          <w:i w:val="0"/>
         </w:rPr>
-        <w:t>PU Statistik</w:t>
+        <w:t>Wichtige Änderungen seit der letzten Arbeitsanweisung:</w:t>
       </w:r>
     </w:p>
     <w:p>
       <w:pPr>
-        <w:pStyle w:val="ListBullet"/>
-        <w:spacing w:after="40" w:before="0"/>
-        <w:ind w:left="454"/>
-      </w:pPr>
+        <w:pStyle w:val="Heading2"/>
+      </w:pPr>
+      <w:r>
+        <w:t>2.1 Rechtsklick statt Buttons</w:t>
+      </w:r>
+    </w:p>
+    <w:p>
       <w:r>
         <w:rPr>
-          <w:sz w:val="22"/>
+          <w:b w:val="0"/>
+          <w:i w:val="0"/>
         </w:rPr>
+        <w:t>In allen Aktions-Tabs (Abholbereit, &gt; 7 Tage, Kissel, Zahlung offen) wurden die unteren Aktions-Buttons (Retoure / Storno / Abgeholt / Bezahlt) durch ein Rechtsklick-Kontextmenü ersetzt. Auch die Buttons -Gefilterte Liste kopieren- und -Suche leeren- sind weggefallen (diese Funktionen sind im tksheet-Rechtsklick-Menü integriert).</w:t>
+      </w:r>
+    </w:p>
+    <w:p>
+      <w:r>
+        <w:rPr>
+          <w:b/>
+          <w:i w:val="0"/>
+        </w:rPr>
+        <w:t>Bedienung:</w:t>
+      </w:r>
+    </w:p>
+    <w:p>
+      <w:pPr>
+        <w:pStyle w:val="ListBullet"/>
+      </w:pPr>
+      <w:r>
+        <w:t>Einzelne Zeile: Rechtsklick → Aktion auswählen.</w:t>
+      </w:r>
+    </w:p>
+    <w:p>
+      <w:pPr>
+        <w:pStyle w:val="ListBullet"/>
+      </w:pPr>
+      <w:r>
+        <w:t>Mehrere Zeilen: Erst Zeilen mit Strg-Klick markieren, dann Rechtsklick auf eine markierte Zeile → Aktion wirkt auf alle.</w:t>
+      </w:r>
+    </w:p>
+    <w:p>
+      <w:pPr>
+        <w:pStyle w:val="ListBullet"/>
+      </w:pPr>
+      <w:r>
+        <w:t>Wenn keine Zeile markiert: Rechtsklick selektiert automatisch die geklickte Zeile.</w:t>
+      </w:r>
+    </w:p>
+    <w:p>
+      <w:pPr>
+        <w:pStyle w:val="Heading2"/>
+      </w:pPr>
+      <w:r>
+        <w:t>2.2 Seitenlegende rechts</w:t>
+      </w:r>
+    </w:p>
+    <w:p>
+      <w:r>
+        <w:rPr>
+          <w:b w:val="0"/>
+          <w:i w:val="0"/>
+        </w:rPr>
+        <w:t>Die Farb-Legende erscheint jetzt rechts neben der Tabelle (statt unten in der Button-Zeile). Sie zeigt direkt welche Farbe welchen Status bedeutet.</w:t>
+      </w:r>
+    </w:p>
+    <w:p>
+      <w:pPr>
+        <w:pStyle w:val="Heading2"/>
+      </w:pPr>
+      <w:r>
+        <w:t>2.3 Sicherheitsfrage bei Mehrfach-Aktionen</w:t>
+      </w:r>
+    </w:p>
+    <w:p>
+      <w:r>
+        <w:rPr>
+          <w:b w:val="0"/>
+          <w:i w:val="0"/>
+        </w:rPr>
+        <w:t>Werden mehr als 3 Pakete in einem Schritt geändert (Retoure / Storno / Abgeholt), erscheint ein Bestätigungsdialog: -Du möchtest X Pakete auf Y setzen. Bist du sicher?-. So lassen sich versehentliche Massen-Änderungen vermeiden.</w:t>
+      </w:r>
+    </w:p>
+    <w:p>
+      <w:r>
+        <w:rPr>
+          <w:i/>
+        </w:rPr>
+        <w:t>ℹ  Bei 1–3 Zeilen erscheint kein Dialog – schnelle Korrekturen bleiben flüssig.</w:t>
+      </w:r>
+    </w:p>
+    <w:p>
+      <w:pPr>
+        <w:pStyle w:val="Heading2"/>
+      </w:pPr>
+      <w:r>
+        <w:t>2.4 Tab Zahlung offen komplett überarbeitet</w:t>
+      </w:r>
+    </w:p>
+    <w:p>
+      <w:pPr>
+        <w:pStyle w:val="ListBullet"/>
+      </w:pPr>
+      <w:r>
+        <w:t>Filter offener: Alle Pakete mit offener Zahlung erscheinen jetzt – auch ohne Abholbereit_At-Timestamp und auch wenn bereits abgeholt.</w:t>
+      </w:r>
+    </w:p>
+    <w:p>
+      <w:pPr>
+        <w:pStyle w:val="ListBullet"/>
+      </w:pPr>
+      <w:r>
+        <w:t>Neue Status-Spalte: Zeigt Abholbereit / Verpackt (T1 oder T2) / Abgeholt / Offen.</w:t>
+      </w:r>
+    </w:p>
+    <w:p>
+      <w:pPr>
+        <w:pStyle w:val="ListBullet"/>
+      </w:pPr>
+      <w:r>
+        <w:t>Tournummer-Anzeige: Bei verpackten Paketen wird die Tour aus PU heute mitgezogen (T1 oder T2).</w:t>
+      </w:r>
+    </w:p>
+    <w:p>
+      <w:pPr>
+        <w:pStyle w:val="ListBullet"/>
+      </w:pPr>
+      <w:r>
+        <w:t>Bestellwert-Spalte: per Doppelklick editierbar – Wert wird direkt in OrcaScan gespeichert.</w:t>
+      </w:r>
+    </w:p>
+    <w:p>
+      <w:pPr>
+        <w:pStyle w:val="ListBullet"/>
+      </w:pPr>
+      <w:r>
+        <w:t>Farbcodierung nach Status: Altrosa (offen) / Buttergelb (verpackt) / Salbeigrün (abholbereit) / Stahlblau (abgeholt).</w:t>
+      </w:r>
+    </w:p>
+    <w:p>
+      <w:pPr>
+        <w:pStyle w:val="ListBullet"/>
+      </w:pPr>
+      <w:r>
+        <w:t>Rechtsklick → Als bezahlt markieren – Zeile verschwindet sofort aus der Liste.</w:t>
+      </w:r>
+    </w:p>
+    <w:p>
+      <w:pPr>
+        <w:pStyle w:val="ListBullet"/>
+      </w:pPr>
+      <w:r>
+        <w:t>Sortierung: Abholbereit → Verpackt → Offen → Abgeholt (innerhalb jeder Gruppe älteste zuerst).</w:t>
+      </w:r>
+    </w:p>
+    <w:p>
+      <w:pPr>
+        <w:pStyle w:val="Heading2"/>
+      </w:pPr>
+      <w:r>
+        <w:t>2.5 Tab Kissel – Schwelle gesenkt</w:t>
+      </w:r>
+    </w:p>
+    <w:p>
+      <w:r>
+        <w:rPr>
+          <w:b w:val="0"/>
+          <w:i w:val="0"/>
+        </w:rPr>
+        <w:t>Die Schwelle wurde von 3 Wochen auf 2 Wochen (10 Werktage) gesenkt. Der Tab heißt jetzt Kissel &gt; 2W. Werktage werden berechnet ohne Wochenenden.</w:t>
+      </w:r>
+    </w:p>
+    <w:p>
+      <w:pPr>
+        <w:pStyle w:val="Heading2"/>
+      </w:pPr>
+      <w:r>
+        <w:t>2.6 PU heute – Tagesboten-Abgleich integriert</w:t>
+      </w:r>
+    </w:p>
+    <w:p>
+      <w:r>
+        <w:rPr>
+          <w:b w:val="0"/>
+          <w:i w:val="0"/>
+        </w:rPr>
+        <w:t>Der frühere eigenständige Tab Tagesboten-Abgleich ist weggefallen. Die Funktionalität ist jetzt direkt in PU heute über den Button 📋 Tagesbote verfügbar – ein Seitenpanel klappt auf und zeigt den Abgleich.</w:t>
+      </w:r>
+    </w:p>
+    <w:p>
+      <w:r>
+        <w:rPr>
+          <w:b w:val="0"/>
+          <w:i w:val="0"/>
+        </w:rPr>
+        <w:t>Zusätzliche Aktion per Rechtsklick: 🗑 Aus Abholer_DB löschen – löscht einen Eintrag sowohl aus der Abholer_DB als auch aus dem Tagesboten-Sheet in OrcaScan.</w:t>
+      </w:r>
+    </w:p>
+    <w:p>
+      <w:pPr>
+        <w:pStyle w:val="Heading2"/>
+      </w:pPr>
+      <w:r>
+        <w:t>2.7 Auto-Update verbessert</w:t>
+      </w:r>
+    </w:p>
+    <w:p>
+      <w:r>
+        <w:rPr>
+          <w:b w:val="0"/>
+          <w:i w:val="0"/>
+        </w:rPr>
+        <w:t>Bombadil prüft beim Start automatisch auf neue Versionen von GitHub und bietet ein Update an. Funktioniert jetzt zuverlässig auch auf Netzlaufwerken (NAS). Die alte Datei wird als Bombadil.backup_&lt;Version&gt;.py gesichert, bevor die neue installiert wird.</w:t>
+      </w:r>
+    </w:p>
+    <w:p>
+      <w:pPr>
+        <w:pStyle w:val="Heading2"/>
+      </w:pPr>
+      <w:r>
+        <w:t>2.8 Deutsche Kontextmenüs</w:t>
+      </w:r>
+    </w:p>
+    <w:p>
+      <w:r>
+        <w:rPr>
+          <w:b w:val="0"/>
+          <w:i w:val="0"/>
+        </w:rPr>
+        <w:t>Die tksheet-Rechtsklick-Menüs (Ausschneiden, Kopieren, Einfügen, Sortieren etc.) sind jetzt vollständig auf Deutsch.</w:t>
+      </w:r>
+    </w:p>
+    <w:p>
+      <w:pPr>
+        <w:pStyle w:val="Heading1"/>
+      </w:pPr>
+      <w:r>
+        <w:t>3. Programmoberfläche</w:t>
+      </w:r>
+    </w:p>
+    <w:p>
+      <w:pPr>
+        <w:pStyle w:val="Heading2"/>
+      </w:pPr>
+      <w:r>
+        <w:t>3.1 Header (oben)</w:t>
+      </w:r>
+    </w:p>
+    <w:p>
+      <w:r>
+        <w:rPr>
+          <w:b w:val="0"/>
+          <w:i w:val="0"/>
+        </w:rPr>
+        <w:t>Der Header zeigt links Logo und Programmname, rechts zwei Auto-Refresh-Buttons. Klick auf einen Button schaltet Auto-Refresh ein/aus. Darunter steht die Uhrzeit des letzten Ladevorgangs.</w:t>
+      </w:r>
+    </w:p>
+    <w:p>
+      <w:pPr>
+        <w:pStyle w:val="Heading2"/>
+      </w:pPr>
+      <w:r>
+        <w:t>3.2 Sidebar – Navigation</w:t>
+      </w:r>
+    </w:p>
+    <w:p>
+      <w:r>
+        <w:rPr>
+          <w:b w:val="0"/>
+          <w:i w:val="0"/>
+        </w:rPr>
+        <w:t>Links dunkelblau. Aktiver Bereich wird mit hellblauem Balken markiert. Hover zeigt Tooltip.</w:t>
+      </w:r>
+    </w:p>
+    <w:p>
+      <w:r>
+        <w:rPr>
+          <w:b/>
+          <w:i w:val="0"/>
+        </w:rPr>
+        <w:t>Steuerung unten:</w:t>
+      </w:r>
+    </w:p>
+    <w:p>
+      <w:pPr>
+        <w:pStyle w:val="ListBullet"/>
+      </w:pPr>
+      <w:r>
+        <w:t>Neu laden (F5) – lädt alle Daten frisch aus OrcaScan</w:t>
+      </w:r>
+    </w:p>
+    <w:p>
+      <w:pPr>
+        <w:pStyle w:val="ListBullet"/>
+      </w:pPr>
+      <w:r>
+        <w:t>Cleanup – archiviert abgeschlossene Pakete und löscht sie aus OrcaScan</w:t>
+      </w:r>
+    </w:p>
+    <w:p>
+      <w:pPr>
+        <w:pStyle w:val="Heading2"/>
+      </w:pPr>
+      <w:r>
+        <w:t>3.3 Tastenkürzel</w:t>
+      </w:r>
+    </w:p>
+    <w:p>
+      <w:pPr>
+        <w:pStyle w:val="ListBullet"/>
+      </w:pPr>
+      <w:r>
+        <w:t>F5 – Daten neu laden</w:t>
+      </w:r>
+    </w:p>
+    <w:p>
+      <w:pPr>
+        <w:pStyle w:val="ListBullet"/>
+      </w:pPr>
+      <w:r>
+        <w:t>Strg+C – Markierte Zellen kopieren</w:t>
+      </w:r>
+    </w:p>
+    <w:p>
+      <w:pPr>
+        <w:pStyle w:val="ListBullet"/>
+      </w:pPr>
+      <w:r>
+        <w:t>Strg+V – Einfügen (in editierbaren Zellen)</w:t>
+      </w:r>
+    </w:p>
+    <w:p>
+      <w:pPr>
+        <w:pStyle w:val="ListBullet"/>
+      </w:pPr>
+      <w:r>
+        <w:t>Rechtsklick – Kontextmenü (Aktionen, Kopieren, Sortieren …)</w:t>
+      </w:r>
+    </w:p>
+    <w:p>
+      <w:pPr>
+        <w:pStyle w:val="Heading1"/>
+      </w:pPr>
+      <w:r>
+        <w:t>4. Allgemeines Verhalten aller Tabellen</w:t>
+      </w:r>
+    </w:p>
+    <w:p>
+      <w:pPr>
+        <w:pStyle w:val="ListBullet"/>
+      </w:pPr>
+      <w:r>
+        <w:t>Suche oben: filtert über alle Spalten gleichzeitig</w:t>
+      </w:r>
+    </w:p>
+    <w:p>
+      <w:pPr>
+        <w:pStyle w:val="ListBullet"/>
+      </w:pPr>
+      <w:r>
+        <w:t>Editierbare Zellen: Doppelklick → Wert tippen → Enter (wird sofort in OrcaScan gespeichert)</w:t>
+      </w:r>
+    </w:p>
+    <w:p>
+      <w:pPr>
+        <w:pStyle w:val="ListBullet"/>
+      </w:pPr>
+      <w:r>
+        <w:t>Sortierung: Standard nach Wartezeit / Status (älteste/dringendste zuerst)</w:t>
+      </w:r>
+    </w:p>
+    <w:p>
+      <w:pPr>
+        <w:pStyle w:val="ListBullet"/>
+      </w:pPr>
+      <w:r>
+        <w:t>Farbcodierung: Pro Tab unterschiedlich – Seitenlegende rechts erklärt die Farben</w:t>
+      </w:r>
+    </w:p>
+    <w:p>
+      <w:pPr>
+        <w:pStyle w:val="ListBullet"/>
+      </w:pPr>
+      <w:r>
+        <w:t>Aktionen: Rechtsklick auf Zeile(n) → Kontextmenü mit verfügbaren Aktionen</w:t>
+      </w:r>
+    </w:p>
+    <w:p>
+      <w:pPr>
+        <w:pStyle w:val="Heading1"/>
+      </w:pPr>
+      <w:r>
+        <w:t>5. Report – Startansicht</w:t>
+      </w:r>
+    </w:p>
+    <w:p>
+      <w:r>
+        <w:rPr>
+          <w:b w:val="0"/>
+          <w:i w:val="0"/>
+        </w:rPr>
+        <w:t>Startansicht mit Echtzeit-Kacheln und Balkendiagramm.</w:t>
+      </w:r>
+    </w:p>
+    <w:p>
+      <w:pPr>
+        <w:pStyle w:val="Heading2"/>
+      </w:pPr>
+      <w:r>
+        <w:t>5.1 Kacheln</w:t>
+      </w:r>
+    </w:p>
+    <w:p>
+      <w:r>
+        <w:rPr>
+          <w:b w:val="0"/>
+          <w:i w:val="0"/>
+        </w:rPr>
+        <w:t>Klick auf eine Kachel öffnet die Detailliste in der rechten Panel-Anzeige.</w:t>
+      </w:r>
+    </w:p>
+    <w:p>
+      <w:r>
+        <w:rPr>
+          <w:b/>
+          <w:i w:val="0"/>
+        </w:rPr>
+        <w:t>Trend-Pfeil neben der Zahl:</w:t>
+      </w:r>
+    </w:p>
+    <w:p>
+      <w:pPr>
+        <w:pStyle w:val="ListBullet"/>
+      </w:pPr>
+      <w:r>
+        <w:t>▲ grün = gestiegen gegenüber Vortag</w:t>
+      </w:r>
+    </w:p>
+    <w:p>
+      <w:pPr>
+        <w:pStyle w:val="ListBullet"/>
+      </w:pPr>
+      <w:r>
+        <w:t>▼ rot = gesunken gegenüber Vortag</w:t>
+      </w:r>
+    </w:p>
+    <w:p>
+      <w:r>
+        <w:rPr>
+          <w:b/>
+          <w:i w:val="0"/>
+        </w:rPr>
+        <w:t>Spezielle Kacheln:</w:t>
+      </w:r>
+    </w:p>
+    <w:p>
+      <w:pPr>
+        <w:pStyle w:val="ListBullet"/>
+      </w:pPr>
+      <w:r>
+        <w:t>PU heute: zeigt X verpackt · Y offen (Z%) – Fortschritt der heutigen Pickups</w:t>
+      </w:r>
+    </w:p>
+    <w:p>
+      <w:pPr>
+        <w:pStyle w:val="ListBullet"/>
+      </w:pPr>
+      <w:r>
+        <w:t>Kissel &gt; 2W: wird rot sobald Einträge vorhanden sind (Warnung)</w:t>
+      </w:r>
+    </w:p>
+    <w:p>
+      <w:pPr>
+        <w:pStyle w:val="Heading2"/>
+      </w:pPr>
+      <w:r>
+        <w:t>5.2 Balkendiagramm und Detailansicht</w:t>
+      </w:r>
+    </w:p>
+    <w:p>
+      <w:r>
+        <w:rPr>
+          <w:b w:val="0"/>
+          <w:i w:val="0"/>
+        </w:rPr>
+        <w:t>Balkendiagramm zeigt die Abholungen der letzten 7 Tage. Hover über einen Balken zeigt die genaue Anzahl. Klick auf eine Kachel öffnet die Detailansicht mit Suchfeld.</w:t>
+      </w:r>
+    </w:p>
+    <w:p>
+      <w:pPr>
+        <w:pStyle w:val="Heading1"/>
+      </w:pPr>
+      <w:r>
+        <w:t>6. Statistik</w:t>
+      </w:r>
+    </w:p>
+    <w:p>
+      <w:pPr>
+        <w:pStyle w:val="Heading2"/>
+      </w:pPr>
+      <w:r>
+        <w:t>6.1 PU Statistik</w:t>
+      </w:r>
+    </w:p>
+    <w:p>
+      <w:pPr>
+        <w:pStyle w:val="ListBullet"/>
+      </w:pPr>
+      <w:r>
         <w:t>Kacheln: Lieferungen und Abholungen (Woche/Monat)</w:t>
       </w:r>
     </w:p>
     <w:p>
       <w:pPr>
         <w:pStyle w:val="ListBullet"/>
-        <w:spacing w:after="40" w:before="0"/>
-        <w:ind w:left="454"/>
       </w:pPr>
       <w:r>
-        <w:rPr>
-          <w:sz w:val="22"/>
-        </w:rPr>
         <w:t>Diagramm: Tages-/Wochen-/Monatsansicht</w:t>
       </w:r>
     </w:p>
     <w:p>
       <w:pPr>
         <w:pStyle w:val="ListBullet"/>
-        <w:spacing w:after="40" w:before="0"/>
-        <w:ind w:left="454"/>
       </w:pPr>
       <w:r>
-        <w:rPr>
-          <w:sz w:val="22"/>
-        </w:rPr>
         <w:t>Kiosk-Tabelle: Lieferungen und Abholungen je Zielkiosk (Woche/Monat/6 Monate)</w:t>
       </w:r>
     </w:p>
     <w:p>
       <w:pPr>
         <w:pStyle w:val="Heading2"/>
-        <w:spacing w:before="160" w:after="80"/>
       </w:pPr>
       <w:r>
-        <w:rPr>
-          <w:color w:val="2C3E50"/>
-        </w:rPr>
-        <w:t>DHL Statistik</w:t>
+        <w:t>6.2 DHL Statistik</w:t>
       </w:r>
     </w:p>
     <w:p>
       <w:pPr>
         <w:pStyle w:val="ListBullet"/>
-        <w:spacing w:after="40" w:before="0"/>
-        <w:ind w:left="454"/>
       </w:pPr>
       <w:r>
-        <w:rPr>
-          <w:sz w:val="22"/>
-        </w:rPr>
-        <w:t>Kacheln: Gesamt, DHL Normal, DHL Express, Abholung (Woche+Monat)</w:t>
+        <w:t>Kacheln: Gesamt, DHL Normal, DHL Express, Abholung (Woche + Monat)</w:t>
       </w:r>
     </w:p>
     <w:p>
       <w:pPr>
         <w:pStyle w:val="ListBullet"/>
-        <w:spacing w:after="40" w:before="0"/>
-        <w:ind w:left="454"/>
       </w:pPr>
       <w:r>
-        <w:rPr>
-          <w:sz w:val="22"/>
-        </w:rPr>
         <w:t>Diagramm: Tages-/Wochen-/Monatsansicht</w:t>
       </w:r>
     </w:p>
     <w:p>
       <w:pPr>
         <w:pStyle w:val="ListBullet"/>
-        <w:spacing w:after="40" w:before="0"/>
-        <w:ind w:left="454"/>
       </w:pPr>
       <w:r>
-        <w:rPr>
-          <w:sz w:val="22"/>
-        </w:rPr>
         <w:t>Daten aus OrcaScan + Google Drive Archiv</w:t>
       </w:r>
     </w:p>
     <w:p>
+      <w:pPr>
+        <w:pStyle w:val="Heading1"/>
+      </w:pPr>
       <w:r>
-        <w:br w:type="page"/>
-      </w:r>
-    </w:p>
-    <w:p>
-      <w:pPr>
-        <w:pStyle w:val="Heading1"/>
-        <w:spacing w:before="280" w:after="80"/>
-      </w:pPr>
-      <w:r>
-        <w:rPr>
-          <w:color w:val="1A2744"/>
-        </w:rPr>
-        <w:t>6.  PU heute</w:t>
-      </w:r>
-    </w:p>
-    <w:p>
-      <w:pPr>
-        <w:spacing w:after="80" w:before="0"/>
-      </w:pPr>
-      <w:r>
-        <w:rPr>
-          <w:sz w:val="22"/>
-        </w:rPr>
-        <w:t>Zeigt heutige Pickup-Auftraege aus dem Tagesboten-Sheet, abgeglichen mit der Abholer-Datenbank.</w:t>
-      </w:r>
-    </w:p>
-    <w:p>
-      <w:pPr>
-        <w:pStyle w:val="Heading2"/>
-        <w:spacing w:before="160" w:after="80"/>
-      </w:pPr>
-      <w:r>
-        <w:rPr>
-          <w:color w:val="2C3E50"/>
-        </w:rPr>
-        <w:t>6.1  Buttons und Filter</w:t>
-      </w:r>
-    </w:p>
-    <w:tbl>
-      <w:tblPr>
-        <w:tblStyle w:val="TableGrid"/>
-        <w:tblW w:type="auto" w:w="0"/>
-        <w:jc w:val="left"/>
-        <w:tblLook w:firstColumn="1" w:firstRow="1" w:lastColumn="0" w:lastRow="0" w:noHBand="0" w:noVBand="1" w:val="04A0"/>
-      </w:tblPr>
-      <w:tblGrid>
-        <w:gridCol w:w="4533"/>
-        <w:gridCol w:w="4533"/>
-      </w:tblGrid>
-      <w:tr>
-        <w:tc>
-          <w:tcPr>
-            <w:tcW w:type="dxa" w:w="2268"/>
-            <w:vAlign w:val="center"/>
-            <w:shd w:val="clear" w:color="auto" w:fill="1A2744"/>
-          </w:tcPr>
-          <w:p>
-            <w:pPr>
-              <w:spacing w:before="40" w:after="40"/>
-            </w:pPr>
-            <w:r>
-              <w:rPr>
-                <w:b/>
-                <w:color w:val="FFFFFF"/>
-                <w:sz w:val="20"/>
-              </w:rPr>
-              <w:t>Element</w:t>
-            </w:r>
-          </w:p>
-        </w:tc>
-        <w:tc>
-          <w:tcPr>
-            <w:tcW w:type="dxa" w:w="6520"/>
-            <w:vAlign w:val="center"/>
-            <w:shd w:val="clear" w:color="auto" w:fill="1A2744"/>
-          </w:tcPr>
-          <w:p>
-            <w:pPr>
-              <w:spacing w:before="40" w:after="40"/>
-            </w:pPr>
-            <w:r>
-              <w:rPr>
-                <w:b/>
-                <w:color w:val="FFFFFF"/>
-                <w:sz w:val="20"/>
-              </w:rPr>
-              <w:t>Funktion</w:t>
-            </w:r>
-          </w:p>
-        </w:tc>
-      </w:tr>
-      <w:tr>
-        <w:tc>
-          <w:tcPr>
-            <w:tcW w:type="dxa" w:w="2268"/>
-            <w:vAlign w:val="center"/>
-            <w:shd w:val="clear" w:color="auto" w:fill="F0F4FA"/>
-          </w:tcPr>
-          <w:p>
-            <w:pPr>
-              <w:spacing w:before="40" w:after="40"/>
-            </w:pPr>
-            <w:r>
-              <w:rPr>
-                <w:sz w:val="20"/>
-              </w:rPr>
-              <w:t>Jetzt laden</w:t>
-            </w:r>
-          </w:p>
-        </w:tc>
-        <w:tc>
-          <w:tcPr>
-            <w:tcW w:type="dxa" w:w="6520"/>
-            <w:vAlign w:val="center"/>
-            <w:shd w:val="clear" w:color="auto" w:fill="F0F4FA"/>
-          </w:tcPr>
-          <w:p>
-            <w:pPr>
-              <w:spacing w:before="40" w:after="40"/>
-            </w:pPr>
-            <w:r>
-              <w:rPr>
-                <w:sz w:val="20"/>
-              </w:rPr>
-              <w:t>Laedt Tagesboten-Sheet und Abholer_DB aus OrcaScan</w:t>
-            </w:r>
-          </w:p>
-        </w:tc>
-      </w:tr>
-      <w:tr>
-        <w:tc>
-          <w:tcPr>
-            <w:tcW w:type="dxa" w:w="2268"/>
-            <w:vAlign w:val="center"/>
-            <w:shd w:val="clear" w:color="auto" w:fill="FFFFFF"/>
-          </w:tcPr>
-          <w:p>
-            <w:pPr>
-              <w:spacing w:before="40" w:after="40"/>
-            </w:pPr>
-            <w:r>
-              <w:rPr>
-                <w:sz w:val="20"/>
-              </w:rPr>
-              <w:t>Tour 1 (Export)</w:t>
-            </w:r>
-          </w:p>
-        </w:tc>
-        <w:tc>
-          <w:tcPr>
-            <w:tcW w:type="dxa" w:w="6520"/>
-            <w:vAlign w:val="center"/>
-            <w:shd w:val="clear" w:color="auto" w:fill="FFFFFF"/>
-          </w:tcPr>
-          <w:p>
-            <w:pPr>
-              <w:spacing w:before="40" w:after="40"/>
-            </w:pPr>
-            <w:r>
-              <w:rPr>
-                <w:sz w:val="20"/>
-              </w:rPr>
-              <w:t>Excel-Export fuer Tour 1 (s. Abschnitt 6.6)</w:t>
-            </w:r>
-          </w:p>
-        </w:tc>
-      </w:tr>
-      <w:tr>
-        <w:tc>
-          <w:tcPr>
-            <w:tcW w:type="dxa" w:w="2268"/>
-            <w:vAlign w:val="center"/>
-            <w:shd w:val="clear" w:color="auto" w:fill="F0F4FA"/>
-          </w:tcPr>
-          <w:p>
-            <w:pPr>
-              <w:spacing w:before="40" w:after="40"/>
-            </w:pPr>
-            <w:r>
-              <w:rPr>
-                <w:sz w:val="20"/>
-              </w:rPr>
-              <w:t>Tour 2 (Export)</w:t>
-            </w:r>
-          </w:p>
-        </w:tc>
-        <w:tc>
-          <w:tcPr>
-            <w:tcW w:type="dxa" w:w="6520"/>
-            <w:vAlign w:val="center"/>
-            <w:shd w:val="clear" w:color="auto" w:fill="F0F4FA"/>
-          </w:tcPr>
-          <w:p>
-            <w:pPr>
-              <w:spacing w:before="40" w:after="40"/>
-            </w:pPr>
-            <w:r>
-              <w:rPr>
-                <w:sz w:val="20"/>
-              </w:rPr>
-              <w:t>Excel-Export fuer Tour 2 (s. Abschnitt 6.6)</w:t>
-            </w:r>
-          </w:p>
-        </w:tc>
-      </w:tr>
-      <w:tr>
-        <w:tc>
-          <w:tcPr>
-            <w:tcW w:type="dxa" w:w="2268"/>
-            <w:vAlign w:val="center"/>
-            <w:shd w:val="clear" w:color="auto" w:fill="FFFFFF"/>
-          </w:tcPr>
-          <w:p>
-            <w:pPr>
-              <w:spacing w:before="40" w:after="40"/>
-            </w:pPr>
-            <w:r>
-              <w:rPr>
-                <w:sz w:val="20"/>
-              </w:rPr>
-              <w:t>Statusfilter</w:t>
-            </w:r>
-          </w:p>
-        </w:tc>
-        <w:tc>
-          <w:tcPr>
-            <w:tcW w:type="dxa" w:w="6520"/>
-            <w:vAlign w:val="center"/>
-            <w:shd w:val="clear" w:color="auto" w:fill="FFFFFF"/>
-          </w:tcPr>
-          <w:p>
-            <w:pPr>
-              <w:spacing w:before="40" w:after="40"/>
-            </w:pPr>
-            <w:r>
-              <w:rPr>
-                <w:sz w:val="20"/>
-              </w:rPr>
-              <w:t>Alle / Offen / Verpackt / Am Standort / Abgeholt / Retoure</w:t>
-            </w:r>
-          </w:p>
-        </w:tc>
-      </w:tr>
-      <w:tr>
-        <w:tc>
-          <w:tcPr>
-            <w:tcW w:type="dxa" w:w="2268"/>
-            <w:vAlign w:val="center"/>
-            <w:shd w:val="clear" w:color="auto" w:fill="F0F4FA"/>
-          </w:tcPr>
-          <w:p>
-            <w:pPr>
-              <w:spacing w:before="40" w:after="40"/>
-            </w:pPr>
-            <w:r>
-              <w:rPr>
-                <w:sz w:val="20"/>
-              </w:rPr>
-              <w:t>Sortierung</w:t>
-            </w:r>
-          </w:p>
-        </w:tc>
-        <w:tc>
-          <w:tcPr>
-            <w:tcW w:type="dxa" w:w="6520"/>
-            <w:vAlign w:val="center"/>
-            <w:shd w:val="clear" w:color="auto" w:fill="F0F4FA"/>
-          </w:tcPr>
-          <w:p>
-            <w:pPr>
-              <w:spacing w:before="40" w:after="40"/>
-            </w:pPr>
-            <w:r>
-              <w:rPr>
-                <w:sz w:val="20"/>
-              </w:rPr>
-              <w:t>Standard / Name / Barcode / Verpackt-Datum / Abholbereit / Ziel-Kiosk</w:t>
-            </w:r>
-          </w:p>
-        </w:tc>
-      </w:tr>
-      <w:tr>
-        <w:tc>
-          <w:tcPr>
-            <w:tcW w:type="dxa" w:w="2268"/>
-            <w:vAlign w:val="center"/>
-            <w:shd w:val="clear" w:color="auto" w:fill="FFFFFF"/>
-          </w:tcPr>
-          <w:p>
-            <w:pPr>
-              <w:spacing w:before="40" w:after="40"/>
-            </w:pPr>
-            <w:r>
-              <w:rPr>
-                <w:sz w:val="20"/>
-              </w:rPr>
-              <w:t>Suchfeld</w:t>
-            </w:r>
-          </w:p>
-        </w:tc>
-        <w:tc>
-          <w:tcPr>
-            <w:tcW w:type="dxa" w:w="6520"/>
-            <w:vAlign w:val="center"/>
-            <w:shd w:val="clear" w:color="auto" w:fill="FFFFFF"/>
-          </w:tcPr>
-          <w:p>
-            <w:pPr>
-              <w:spacing w:before="40" w:after="40"/>
-            </w:pPr>
-            <w:r>
-              <w:rPr>
-                <w:sz w:val="20"/>
-              </w:rPr>
-              <w:t>Filtert nach Barcode oder Name</w:t>
-            </w:r>
-          </w:p>
-        </w:tc>
-      </w:tr>
-    </w:tbl>
-    <w:p>
-      <w:pPr>
-        <w:spacing w:after="80"/>
-      </w:pPr>
-    </w:p>
-    <w:p>
-      <w:pPr>
-        <w:pStyle w:val="Heading2"/>
-        <w:spacing w:before="160" w:after="80"/>
-      </w:pPr>
-      <w:r>
-        <w:rPr>
-          <w:color w:val="2C3E50"/>
-        </w:rPr>
-        <w:t>6.2  Tabellenspalten</w:t>
-      </w:r>
-    </w:p>
-    <w:tbl>
-      <w:tblPr>
-        <w:tblStyle w:val="TableGrid"/>
-        <w:tblW w:type="auto" w:w="0"/>
-        <w:jc w:val="left"/>
-        <w:tblLook w:firstColumn="1" w:firstRow="1" w:lastColumn="0" w:lastRow="0" w:noHBand="0" w:noVBand="1" w:val="04A0"/>
-      </w:tblPr>
-      <w:tblGrid>
-        <w:gridCol w:w="4533"/>
-        <w:gridCol w:w="4533"/>
-      </w:tblGrid>
-      <w:tr>
-        <w:tc>
-          <w:tcPr>
-            <w:tcW w:type="dxa" w:w="2154"/>
-            <w:vAlign w:val="center"/>
-            <w:shd w:val="clear" w:color="auto" w:fill="1A2744"/>
-          </w:tcPr>
-          <w:p>
-            <w:pPr>
-              <w:spacing w:before="40" w:after="40"/>
-            </w:pPr>
-            <w:r>
-              <w:rPr>
-                <w:b/>
-                <w:color w:val="FFFFFF"/>
-                <w:sz w:val="20"/>
-              </w:rPr>
-              <w:t>Spalte</w:t>
-            </w:r>
-          </w:p>
-        </w:tc>
-        <w:tc>
-          <w:tcPr>
-            <w:tcW w:type="dxa" w:w="6633"/>
-            <w:vAlign w:val="center"/>
-            <w:shd w:val="clear" w:color="auto" w:fill="1A2744"/>
-          </w:tcPr>
-          <w:p>
-            <w:pPr>
-              <w:spacing w:before="40" w:after="40"/>
-            </w:pPr>
-            <w:r>
-              <w:rPr>
-                <w:b/>
-                <w:color w:val="FFFFFF"/>
-                <w:sz w:val="20"/>
-              </w:rPr>
-              <w:t>Beschreibung</w:t>
-            </w:r>
-          </w:p>
-        </w:tc>
-      </w:tr>
-      <w:tr>
-        <w:tc>
-          <w:tcPr>
-            <w:tcW w:type="dxa" w:w="2154"/>
-            <w:vAlign w:val="center"/>
-            <w:shd w:val="clear" w:color="auto" w:fill="F0F4FA"/>
-          </w:tcPr>
-          <w:p>
-            <w:pPr>
-              <w:spacing w:before="40" w:after="40"/>
-            </w:pPr>
-            <w:r>
-              <w:rPr>
-                <w:sz w:val="20"/>
-              </w:rPr>
-              <w:t>Tour</w:t>
-            </w:r>
-          </w:p>
-        </w:tc>
-        <w:tc>
-          <w:tcPr>
-            <w:tcW w:type="dxa" w:w="6633"/>
-            <w:vAlign w:val="center"/>
-            <w:shd w:val="clear" w:color="auto" w:fill="F0F4FA"/>
-          </w:tcPr>
-          <w:p>
-            <w:pPr>
-              <w:spacing w:before="40" w:after="40"/>
-            </w:pPr>
-            <w:r>
-              <w:rPr>
-                <w:sz w:val="20"/>
-              </w:rPr>
-              <w:t>T1 oder T2 (automatisch zugewiesen)</w:t>
-            </w:r>
-          </w:p>
-        </w:tc>
-      </w:tr>
-      <w:tr>
-        <w:tc>
-          <w:tcPr>
-            <w:tcW w:type="dxa" w:w="2154"/>
-            <w:vAlign w:val="center"/>
-            <w:shd w:val="clear" w:color="auto" w:fill="FFFFFF"/>
-          </w:tcPr>
-          <w:p>
-            <w:pPr>
-              <w:spacing w:before="40" w:after="40"/>
-            </w:pPr>
-            <w:r>
-              <w:rPr>
-                <w:sz w:val="20"/>
-              </w:rPr>
-              <w:t>Paket-Barcode</w:t>
-            </w:r>
-          </w:p>
-        </w:tc>
-        <w:tc>
-          <w:tcPr>
-            <w:tcW w:type="dxa" w:w="6633"/>
-            <w:vAlign w:val="center"/>
-            <w:shd w:val="clear" w:color="auto" w:fill="FFFFFF"/>
-          </w:tcPr>
-          <w:p>
-            <w:pPr>
-              <w:spacing w:before="40" w:after="40"/>
-            </w:pPr>
-            <w:r>
-              <w:rPr>
-                <w:sz w:val="20"/>
-              </w:rPr>
-              <w:t>Eindeutige Paketnummer</w:t>
-            </w:r>
-          </w:p>
-        </w:tc>
-      </w:tr>
-      <w:tr>
-        <w:tc>
-          <w:tcPr>
-            <w:tcW w:type="dxa" w:w="2154"/>
-            <w:vAlign w:val="center"/>
-            <w:shd w:val="clear" w:color="auto" w:fill="F0F4FA"/>
-          </w:tcPr>
-          <w:p>
-            <w:pPr>
-              <w:spacing w:before="40" w:after="40"/>
-            </w:pPr>
-            <w:r>
-              <w:rPr>
-                <w:sz w:val="20"/>
-              </w:rPr>
-              <w:t>Name</w:t>
-            </w:r>
-          </w:p>
-        </w:tc>
-        <w:tc>
-          <w:tcPr>
-            <w:tcW w:type="dxa" w:w="6633"/>
-            <w:vAlign w:val="center"/>
-            <w:shd w:val="clear" w:color="auto" w:fill="F0F4FA"/>
-          </w:tcPr>
-          <w:p>
-            <w:pPr>
-              <w:spacing w:before="40" w:after="40"/>
-            </w:pPr>
-            <w:r>
-              <w:rPr>
-                <w:sz w:val="20"/>
-              </w:rPr>
-              <w:t>Empfaengername</w:t>
-            </w:r>
-          </w:p>
-        </w:tc>
-      </w:tr>
-      <w:tr>
-        <w:tc>
-          <w:tcPr>
-            <w:tcW w:type="dxa" w:w="2154"/>
-            <w:vAlign w:val="center"/>
-            <w:shd w:val="clear" w:color="auto" w:fill="FFFFFF"/>
-          </w:tcPr>
-          <w:p>
-            <w:pPr>
-              <w:spacing w:before="40" w:after="40"/>
-            </w:pPr>
-            <w:r>
-              <w:rPr>
-                <w:sz w:val="20"/>
-              </w:rPr>
-              <w:t>Packstatus</w:t>
-            </w:r>
-          </w:p>
-        </w:tc>
-        <w:tc>
-          <w:tcPr>
-            <w:tcW w:type="dxa" w:w="6633"/>
-            <w:vAlign w:val="center"/>
-            <w:shd w:val="clear" w:color="auto" w:fill="FFFFFF"/>
-          </w:tcPr>
-          <w:p>
-            <w:pPr>
-              <w:spacing w:before="40" w:after="40"/>
-            </w:pPr>
-            <w:r>
-              <w:rPr>
-                <w:sz w:val="20"/>
-              </w:rPr>
-              <w:t>Offen / Verpackt (aus Tagesboten-Sheet)</w:t>
-            </w:r>
-          </w:p>
-        </w:tc>
-      </w:tr>
-      <w:tr>
-        <w:tc>
-          <w:tcPr>
-            <w:tcW w:type="dxa" w:w="2154"/>
-            <w:vAlign w:val="center"/>
-            <w:shd w:val="clear" w:color="auto" w:fill="F0F4FA"/>
-          </w:tcPr>
-          <w:p>
-            <w:pPr>
-              <w:spacing w:before="40" w:after="40"/>
-            </w:pPr>
-            <w:r>
-              <w:rPr>
-                <w:sz w:val="20"/>
-              </w:rPr>
-              <w:t>In DB</w:t>
-            </w:r>
-          </w:p>
-        </w:tc>
-        <w:tc>
-          <w:tcPr>
-            <w:tcW w:type="dxa" w:w="6633"/>
-            <w:vAlign w:val="center"/>
-            <w:shd w:val="clear" w:color="auto" w:fill="F0F4FA"/>
-          </w:tcPr>
-          <w:p>
-            <w:pPr>
-              <w:spacing w:before="40" w:after="40"/>
-            </w:pPr>
-            <w:r>
-              <w:rPr>
-                <w:sz w:val="20"/>
-              </w:rPr>
-              <w:t>Haken = in Abholer_DB vorhanden  |  X = nicht gefunden</w:t>
-            </w:r>
-          </w:p>
-        </w:tc>
-      </w:tr>
-      <w:tr>
-        <w:tc>
-          <w:tcPr>
-            <w:tcW w:type="dxa" w:w="2154"/>
-            <w:vAlign w:val="center"/>
-            <w:shd w:val="clear" w:color="auto" w:fill="FFFFFF"/>
-          </w:tcPr>
-          <w:p>
-            <w:pPr>
-              <w:spacing w:before="40" w:after="40"/>
-            </w:pPr>
-            <w:r>
-              <w:rPr>
-                <w:sz w:val="20"/>
-              </w:rPr>
-              <w:t>Verpackt</w:t>
-            </w:r>
-          </w:p>
-        </w:tc>
-        <w:tc>
-          <w:tcPr>
-            <w:tcW w:type="dxa" w:w="6633"/>
-            <w:vAlign w:val="center"/>
-            <w:shd w:val="clear" w:color="auto" w:fill="FFFFFF"/>
-          </w:tcPr>
-          <w:p>
-            <w:pPr>
-              <w:spacing w:before="40" w:after="40"/>
-            </w:pPr>
-            <w:r>
-              <w:rPr>
-                <w:sz w:val="20"/>
-              </w:rPr>
-              <w:t>Zeitpunkt des Verpackens (aus Abholer_DB)</w:t>
-            </w:r>
-          </w:p>
-        </w:tc>
-      </w:tr>
-      <w:tr>
-        <w:tc>
-          <w:tcPr>
-            <w:tcW w:type="dxa" w:w="2154"/>
-            <w:vAlign w:val="center"/>
-            <w:shd w:val="clear" w:color="auto" w:fill="F0F4FA"/>
-          </w:tcPr>
-          <w:p>
-            <w:pPr>
-              <w:spacing w:before="40" w:after="40"/>
-            </w:pPr>
-            <w:r>
-              <w:rPr>
-                <w:sz w:val="20"/>
-              </w:rPr>
-              <w:t>Abholbereit</w:t>
-            </w:r>
-          </w:p>
-        </w:tc>
-        <w:tc>
-          <w:tcPr>
-            <w:tcW w:type="dxa" w:w="6633"/>
-            <w:vAlign w:val="center"/>
-            <w:shd w:val="clear" w:color="auto" w:fill="F0F4FA"/>
-          </w:tcPr>
-          <w:p>
-            <w:pPr>
-              <w:spacing w:before="40" w:after="40"/>
-            </w:pPr>
-            <w:r>
-              <w:rPr>
-                <w:sz w:val="20"/>
-              </w:rPr>
-              <w:t>Zeitpunkt der Ankunft am Kiosk</w:t>
-            </w:r>
-          </w:p>
-        </w:tc>
-      </w:tr>
-      <w:tr>
-        <w:tc>
-          <w:tcPr>
-            <w:tcW w:type="dxa" w:w="2154"/>
-            <w:vAlign w:val="center"/>
-            <w:shd w:val="clear" w:color="auto" w:fill="FFFFFF"/>
-          </w:tcPr>
-          <w:p>
-            <w:pPr>
-              <w:spacing w:before="40" w:after="40"/>
-            </w:pPr>
-            <w:r>
-              <w:rPr>
-                <w:sz w:val="20"/>
-              </w:rPr>
-              <w:t>Ziel-Kiosk</w:t>
-            </w:r>
-          </w:p>
-        </w:tc>
-        <w:tc>
-          <w:tcPr>
-            <w:tcW w:type="dxa" w:w="6633"/>
-            <w:vAlign w:val="center"/>
-            <w:shd w:val="clear" w:color="auto" w:fill="FFFFFF"/>
-          </w:tcPr>
-          <w:p>
-            <w:pPr>
-              <w:spacing w:before="40" w:after="40"/>
-            </w:pPr>
-            <w:r>
-              <w:rPr>
-                <w:sz w:val="20"/>
-              </w:rPr>
-              <w:t>Zielstandort des Pakets</w:t>
-            </w:r>
-          </w:p>
-        </w:tc>
-      </w:tr>
-    </w:tbl>
-    <w:p>
-      <w:pPr>
-        <w:spacing w:after="80"/>
-      </w:pPr>
-    </w:p>
-    <w:p>
-      <w:pPr>
-        <w:pStyle w:val="Heading2"/>
-        <w:spacing w:before="160" w:after="80"/>
-      </w:pPr>
-      <w:r>
-        <w:rPr>
-          <w:color w:val="2C3E50"/>
-        </w:rPr>
-        <w:t>6.3  Farbcodes</w:t>
-      </w:r>
-    </w:p>
-    <w:tbl>
-      <w:tblPr>
-        <w:tblStyle w:val="TableGrid"/>
-        <w:tblW w:type="auto" w:w="0"/>
-        <w:jc w:val="left"/>
-        <w:tblLook w:firstColumn="1" w:firstRow="1" w:lastColumn="0" w:lastRow="0" w:noHBand="0" w:noVBand="1" w:val="04A0"/>
-      </w:tblPr>
-      <w:tblGrid>
-        <w:gridCol w:w="4533"/>
-        <w:gridCol w:w="4533"/>
-      </w:tblGrid>
-      <w:tr>
-        <w:tc>
-          <w:tcPr>
-            <w:tcW w:type="dxa" w:w="2835"/>
-            <w:vAlign w:val="center"/>
-            <w:shd w:val="clear" w:color="auto" w:fill="1A2744"/>
-          </w:tcPr>
-          <w:p>
-            <w:pPr>
-              <w:spacing w:before="40" w:after="40"/>
-            </w:pPr>
-            <w:r>
-              <w:rPr>
-                <w:b/>
-                <w:color w:val="FFFFFF"/>
-                <w:sz w:val="20"/>
-              </w:rPr>
-              <w:t>Farbe</w:t>
-            </w:r>
-          </w:p>
-        </w:tc>
-        <w:tc>
-          <w:tcPr>
-            <w:tcW w:type="dxa" w:w="5953"/>
-            <w:vAlign w:val="center"/>
-            <w:shd w:val="clear" w:color="auto" w:fill="1A2744"/>
-          </w:tcPr>
-          <w:p>
-            <w:pPr>
-              <w:spacing w:before="40" w:after="40"/>
-            </w:pPr>
-            <w:r>
-              <w:rPr>
-                <w:b/>
-                <w:color w:val="FFFFFF"/>
-                <w:sz w:val="20"/>
-              </w:rPr>
-              <w:t>Bedeutung</w:t>
-            </w:r>
-          </w:p>
-        </w:tc>
-      </w:tr>
-      <w:tr>
-        <w:tc>
-          <w:tcPr>
-            <w:tcW w:type="dxa" w:w="2835"/>
-            <w:vAlign w:val="center"/>
-            <w:shd w:val="clear" w:color="auto" w:fill="F0F4FA"/>
-          </w:tcPr>
-          <w:p>
-            <w:pPr>
-              <w:spacing w:before="40" w:after="40"/>
-            </w:pPr>
-            <w:r>
-              <w:rPr>
-                <w:sz w:val="20"/>
-              </w:rPr>
-              <w:t>Altrosa</w:t>
-            </w:r>
-          </w:p>
-        </w:tc>
-        <w:tc>
-          <w:tcPr>
-            <w:tcW w:type="dxa" w:w="5953"/>
-            <w:vAlign w:val="center"/>
-            <w:shd w:val="clear" w:color="auto" w:fill="F0F4FA"/>
-          </w:tcPr>
-          <w:p>
-            <w:pPr>
-              <w:spacing w:before="40" w:after="40"/>
-            </w:pPr>
-            <w:r>
-              <w:rPr>
-                <w:sz w:val="20"/>
-              </w:rPr>
-              <w:t>Offen - Paket noch nicht verpackt</w:t>
-            </w:r>
-          </w:p>
-        </w:tc>
-      </w:tr>
-      <w:tr>
-        <w:tc>
-          <w:tcPr>
-            <w:tcW w:type="dxa" w:w="2835"/>
-            <w:vAlign w:val="center"/>
-            <w:shd w:val="clear" w:color="auto" w:fill="FFFFFF"/>
-          </w:tcPr>
-          <w:p>
-            <w:pPr>
-              <w:spacing w:before="40" w:after="40"/>
-            </w:pPr>
-            <w:r>
-              <w:rPr>
-                <w:sz w:val="20"/>
-              </w:rPr>
-              <w:t>Buttergelb</w:t>
-            </w:r>
-          </w:p>
-        </w:tc>
-        <w:tc>
-          <w:tcPr>
-            <w:tcW w:type="dxa" w:w="5953"/>
-            <w:vAlign w:val="center"/>
-            <w:shd w:val="clear" w:color="auto" w:fill="FFFFFF"/>
-          </w:tcPr>
-          <w:p>
-            <w:pPr>
-              <w:spacing w:before="40" w:after="40"/>
-            </w:pPr>
-            <w:r>
-              <w:rPr>
-                <w:sz w:val="20"/>
-              </w:rPr>
-              <w:t>Verpackt - wartet auf Kurier</w:t>
-            </w:r>
-          </w:p>
-        </w:tc>
-      </w:tr>
-      <w:tr>
-        <w:tc>
-          <w:tcPr>
-            <w:tcW w:type="dxa" w:w="2835"/>
-            <w:vAlign w:val="center"/>
-            <w:shd w:val="clear" w:color="auto" w:fill="F0F4FA"/>
-          </w:tcPr>
-          <w:p>
-            <w:pPr>
-              <w:spacing w:before="40" w:after="40"/>
-            </w:pPr>
-            <w:r>
-              <w:rPr>
-                <w:sz w:val="20"/>
-              </w:rPr>
-              <w:t>Salbeigruen</w:t>
-            </w:r>
-          </w:p>
-        </w:tc>
-        <w:tc>
-          <w:tcPr>
-            <w:tcW w:type="dxa" w:w="5953"/>
-            <w:vAlign w:val="center"/>
-            <w:shd w:val="clear" w:color="auto" w:fill="F0F4FA"/>
-          </w:tcPr>
-          <w:p>
-            <w:pPr>
-              <w:spacing w:before="40" w:after="40"/>
-            </w:pPr>
-            <w:r>
-              <w:rPr>
-                <w:sz w:val="20"/>
-              </w:rPr>
-              <w:t>Am Standort angekommen (Abholbereit)</w:t>
-            </w:r>
-          </w:p>
-        </w:tc>
-      </w:tr>
-      <w:tr>
-        <w:tc>
-          <w:tcPr>
-            <w:tcW w:type="dxa" w:w="2835"/>
-            <w:vAlign w:val="center"/>
-            <w:shd w:val="clear" w:color="auto" w:fill="FFFFFF"/>
-          </w:tcPr>
-          <w:p>
-            <w:pPr>
-              <w:spacing w:before="40" w:after="40"/>
-            </w:pPr>
-            <w:r>
-              <w:rPr>
-                <w:sz w:val="20"/>
-              </w:rPr>
-              <w:t>Stahlblau</w:t>
-            </w:r>
-          </w:p>
-        </w:tc>
-        <w:tc>
-          <w:tcPr>
-            <w:tcW w:type="dxa" w:w="5953"/>
-            <w:vAlign w:val="center"/>
-            <w:shd w:val="clear" w:color="auto" w:fill="FFFFFF"/>
-          </w:tcPr>
-          <w:p>
-            <w:pPr>
-              <w:spacing w:before="40" w:after="40"/>
-            </w:pPr>
-            <w:r>
-              <w:rPr>
-                <w:sz w:val="20"/>
-              </w:rPr>
-              <w:t>Vom Kunden abgeholt</w:t>
-            </w:r>
-          </w:p>
-        </w:tc>
-      </w:tr>
-      <w:tr>
-        <w:tc>
-          <w:tcPr>
-            <w:tcW w:type="dxa" w:w="2835"/>
-            <w:vAlign w:val="center"/>
-            <w:shd w:val="clear" w:color="auto" w:fill="F0F4FA"/>
-          </w:tcPr>
-          <w:p>
-            <w:pPr>
-              <w:spacing w:before="40" w:after="40"/>
-            </w:pPr>
-            <w:r>
-              <w:rPr>
-                <w:sz w:val="20"/>
-              </w:rPr>
-              <w:t>Apricot</w:t>
-            </w:r>
-          </w:p>
-        </w:tc>
-        <w:tc>
-          <w:tcPr>
-            <w:tcW w:type="dxa" w:w="5953"/>
-            <w:vAlign w:val="center"/>
-            <w:shd w:val="clear" w:color="auto" w:fill="F0F4FA"/>
-          </w:tcPr>
-          <w:p>
-            <w:pPr>
-              <w:spacing w:before="40" w:after="40"/>
-            </w:pPr>
-            <w:r>
-              <w:rPr>
-                <w:sz w:val="20"/>
-              </w:rPr>
-              <w:t>Retoure</w:t>
-            </w:r>
-          </w:p>
-        </w:tc>
-      </w:tr>
-    </w:tbl>
-    <w:p>
-      <w:pPr>
-        <w:spacing w:after="80"/>
-      </w:pPr>
-    </w:p>
-    <w:p>
-      <w:pPr>
-        <w:spacing w:after="80" w:before="0"/>
-      </w:pPr>
-      <w:r>
-        <w:rPr>
-          <w:sz w:val="22"/>
-        </w:rPr>
-        <w:t>Tour-Spalte: Hellblau = Tour 1  |  Hellgruen = Tour 2</w:t>
-      </w:r>
-    </w:p>
-    <w:p>
-      <w:pPr>
-        <w:pStyle w:val="Heading2"/>
-        <w:spacing w:before="160" w:after="80"/>
-      </w:pPr>
-      <w:r>
-        <w:rPr>
-          <w:color w:val="2C3E50"/>
-        </w:rPr>
-        <w:t>6.4  Tour-Zuweisung (automatisch)</w:t>
-      </w:r>
-    </w:p>
-    <w:tbl>
-      <w:tblPr>
-        <w:tblStyle w:val="TableGrid"/>
-        <w:tblW w:type="auto" w:w="0"/>
-        <w:jc w:val="left"/>
-        <w:tblLook w:firstColumn="1" w:firstRow="1" w:lastColumn="0" w:lastRow="0" w:noHBand="0" w:noVBand="1" w:val="04A0"/>
-      </w:tblPr>
-      <w:tblGrid>
-        <w:gridCol w:w="4533"/>
-        <w:gridCol w:w="4533"/>
-      </w:tblGrid>
-      <w:tr>
-        <w:tc>
-          <w:tcPr>
-            <w:tcW w:type="dxa" w:w="4535"/>
-            <w:vAlign w:val="center"/>
-            <w:shd w:val="clear" w:color="auto" w:fill="1A2744"/>
-          </w:tcPr>
-          <w:p>
-            <w:pPr>
-              <w:spacing w:before="40" w:after="40"/>
-            </w:pPr>
-            <w:r>
-              <w:rPr>
-                <w:b/>
-                <w:color w:val="FFFFFF"/>
-                <w:sz w:val="20"/>
-              </w:rPr>
-              <w:t>Bedingung</w:t>
-            </w:r>
-          </w:p>
-        </w:tc>
-        <w:tc>
-          <w:tcPr>
-            <w:tcW w:type="dxa" w:w="4252"/>
-            <w:vAlign w:val="center"/>
-            <w:shd w:val="clear" w:color="auto" w:fill="1A2744"/>
-          </w:tcPr>
-          <w:p>
-            <w:pPr>
-              <w:spacing w:before="40" w:after="40"/>
-            </w:pPr>
-            <w:r>
-              <w:rPr>
-                <w:b/>
-                <w:color w:val="FFFFFF"/>
-                <w:sz w:val="20"/>
-              </w:rPr>
-              <w:t>Tour</w:t>
-            </w:r>
-          </w:p>
-        </w:tc>
-      </w:tr>
-      <w:tr>
-        <w:tc>
-          <w:tcPr>
-            <w:tcW w:type="dxa" w:w="4535"/>
-            <w:vAlign w:val="center"/>
-            <w:shd w:val="clear" w:color="auto" w:fill="F0F4FA"/>
-          </w:tcPr>
-          <w:p>
-            <w:pPr>
-              <w:spacing w:before="40" w:after="40"/>
-            </w:pPr>
-            <w:r>
-              <w:rPr>
-                <w:sz w:val="20"/>
-              </w:rPr>
-              <w:t>Verpackt vor 11:16 Uhr heute</w:t>
-            </w:r>
-          </w:p>
-        </w:tc>
-        <w:tc>
-          <w:tcPr>
-            <w:tcW w:type="dxa" w:w="4252"/>
-            <w:vAlign w:val="center"/>
-            <w:shd w:val="clear" w:color="auto" w:fill="F0F4FA"/>
-          </w:tcPr>
-          <w:p>
-            <w:pPr>
-              <w:spacing w:before="40" w:after="40"/>
-            </w:pPr>
-            <w:r>
-              <w:rPr>
-                <w:sz w:val="20"/>
-              </w:rPr>
-              <w:t>Tour 1</w:t>
-            </w:r>
-          </w:p>
-        </w:tc>
-      </w:tr>
-      <w:tr>
-        <w:tc>
-          <w:tcPr>
-            <w:tcW w:type="dxa" w:w="4535"/>
-            <w:vAlign w:val="center"/>
-            <w:shd w:val="clear" w:color="auto" w:fill="FFFFFF"/>
-          </w:tcPr>
-          <w:p>
-            <w:pPr>
-              <w:spacing w:before="40" w:after="40"/>
-            </w:pPr>
-            <w:r>
-              <w:rPr>
-                <w:sz w:val="20"/>
-              </w:rPr>
-              <w:t>Verpackt ab 11:16 Uhr heute</w:t>
-            </w:r>
-          </w:p>
-        </w:tc>
-        <w:tc>
-          <w:tcPr>
-            <w:tcW w:type="dxa" w:w="4252"/>
-            <w:vAlign w:val="center"/>
-            <w:shd w:val="clear" w:color="auto" w:fill="FFFFFF"/>
-          </w:tcPr>
-          <w:p>
-            <w:pPr>
-              <w:spacing w:before="40" w:after="40"/>
-            </w:pPr>
-            <w:r>
-              <w:rPr>
-                <w:sz w:val="20"/>
-              </w:rPr>
-              <w:t>Tour 2</w:t>
-            </w:r>
-          </w:p>
-        </w:tc>
-      </w:tr>
-      <w:tr>
-        <w:tc>
-          <w:tcPr>
-            <w:tcW w:type="dxa" w:w="4535"/>
-            <w:vAlign w:val="center"/>
-            <w:shd w:val="clear" w:color="auto" w:fill="F0F4FA"/>
-          </w:tcPr>
-          <w:p>
-            <w:pPr>
-              <w:spacing w:before="40" w:after="40"/>
-            </w:pPr>
-            <w:r>
-              <w:rPr>
-                <w:sz w:val="20"/>
-              </w:rPr>
-              <w:t>Paket vom Vortag (egal welche Uhrzeit)</w:t>
-            </w:r>
-          </w:p>
-        </w:tc>
-        <w:tc>
-          <w:tcPr>
-            <w:tcW w:type="dxa" w:w="4252"/>
-            <w:vAlign w:val="center"/>
-            <w:shd w:val="clear" w:color="auto" w:fill="F0F4FA"/>
-          </w:tcPr>
-          <w:p>
-            <w:pPr>
-              <w:spacing w:before="40" w:after="40"/>
-            </w:pPr>
-            <w:r>
-              <w:rPr>
-                <w:sz w:val="20"/>
-              </w:rPr>
-              <w:t>Immer Tour 1</w:t>
-            </w:r>
-          </w:p>
-        </w:tc>
-      </w:tr>
-      <w:tr>
-        <w:tc>
-          <w:tcPr>
-            <w:tcW w:type="dxa" w:w="4535"/>
-            <w:vAlign w:val="center"/>
-            <w:shd w:val="clear" w:color="auto" w:fill="FFFFFF"/>
-          </w:tcPr>
-          <w:p>
-            <w:pPr>
-              <w:spacing w:before="40" w:after="40"/>
-            </w:pPr>
-            <w:r>
-              <w:rPr>
-                <w:sz w:val="20"/>
-              </w:rPr>
-              <w:t>Status Offen nach 11:16 Uhr</w:t>
-            </w:r>
-          </w:p>
-        </w:tc>
-        <w:tc>
-          <w:tcPr>
-            <w:tcW w:type="dxa" w:w="4252"/>
-            <w:vAlign w:val="center"/>
-            <w:shd w:val="clear" w:color="auto" w:fill="FFFFFF"/>
-          </w:tcPr>
-          <w:p>
-            <w:pPr>
-              <w:spacing w:before="40" w:after="40"/>
-            </w:pPr>
-            <w:r>
-              <w:rPr>
-                <w:sz w:val="20"/>
-              </w:rPr>
-              <w:t>Tour 2</w:t>
-            </w:r>
-          </w:p>
-        </w:tc>
-      </w:tr>
-      <w:tr>
-        <w:tc>
-          <w:tcPr>
-            <w:tcW w:type="dxa" w:w="4535"/>
-            <w:vAlign w:val="center"/>
-            <w:shd w:val="clear" w:color="auto" w:fill="F0F4FA"/>
-          </w:tcPr>
-          <w:p>
-            <w:pPr>
-              <w:spacing w:before="40" w:after="40"/>
-            </w:pPr>
-            <w:r>
-              <w:rPr>
-                <w:sz w:val="20"/>
-              </w:rPr>
-              <w:t>Kein Verpackt-Zeitpunkt</w:t>
-            </w:r>
-          </w:p>
-        </w:tc>
-        <w:tc>
-          <w:tcPr>
-            <w:tcW w:type="dxa" w:w="4252"/>
-            <w:vAlign w:val="center"/>
-            <w:shd w:val="clear" w:color="auto" w:fill="F0F4FA"/>
-          </w:tcPr>
-          <w:p>
-            <w:pPr>
-              <w:spacing w:before="40" w:after="40"/>
-            </w:pPr>
-            <w:r>
-              <w:rPr>
-                <w:sz w:val="20"/>
-              </w:rPr>
-              <w:t>Keine Tour (leer)</w:t>
-            </w:r>
-          </w:p>
-        </w:tc>
-      </w:tr>
-    </w:tbl>
-    <w:p>
-      <w:pPr>
-        <w:spacing w:after="80"/>
-      </w:pPr>
-    </w:p>
-    <w:p>
-      <w:pPr>
-        <w:pStyle w:val="Heading2"/>
-        <w:spacing w:before="160" w:after="80"/>
-      </w:pPr>
-      <w:r>
-        <w:rPr>
-          <w:color w:val="2C3E50"/>
-        </w:rPr>
-        <w:t>6.5  Auto-Fix</w:t>
-      </w:r>
-    </w:p>
-    <w:p>
-      <w:pPr>
-        <w:spacing w:after="80" w:before="0"/>
-      </w:pPr>
-      <w:r>
-        <w:rPr>
-          <w:sz w:val="22"/>
-        </w:rPr>
-        <w:t>Wenn der Tagesbote ein Paket als Offen zeigt, aber Abholer_DB einen Verpackt-Zeitpunkt von HEUTE hat: Bombadil korrigiert den Status automatisch auf Verpackt - in der Anzeige und in OrcaScan.</w:t>
-      </w:r>
-    </w:p>
-    <w:p>
-      <w:pPr>
-        <w:spacing w:before="80" w:after="120"/>
-        <w:ind w:left="283"/>
-        <w:shd w:val="clear" w:color="auto" w:fill="E8EEF6"/>
-      </w:pPr>
-      <w:r>
-        <w:rPr>
-          <w:color w:val="1A2744"/>
-          <w:sz w:val="20"/>
-        </w:rPr>
-        <w:t>i  Auto-Fix greift nur bei heutigen Zeitstempeln. Aeltere Eintraege werden ignoriert.</w:t>
-      </w:r>
-    </w:p>
-    <w:p>
-      <w:pPr>
-        <w:pStyle w:val="Heading2"/>
-        <w:spacing w:before="160" w:after="80"/>
-      </w:pPr>
-      <w:r>
-        <w:rPr>
-          <w:color w:val="2C3E50"/>
-        </w:rPr>
-        <w:t>6.6  Export Tour 1 / Tour 2</w:t>
-      </w:r>
-    </w:p>
-    <w:p>
-      <w:pPr>
-        <w:spacing w:after="80" w:before="0"/>
-      </w:pPr>
-      <w:r>
-        <w:rPr>
-          <w:sz w:val="22"/>
-        </w:rPr>
-        <w:t>Klick auf den Export-Button oeffnet einen Speicherdialog. Die Excel-Datei enthaelt:</w:t>
-      </w:r>
-    </w:p>
-    <w:tbl>
-      <w:tblPr>
-        <w:tblStyle w:val="TableGrid"/>
-        <w:tblW w:type="auto" w:w="0"/>
-        <w:jc w:val="left"/>
-        <w:tblLook w:firstColumn="1" w:firstRow="1" w:lastColumn="0" w:lastRow="0" w:noHBand="0" w:noVBand="1" w:val="04A0"/>
-      </w:tblPr>
-      <w:tblGrid>
-        <w:gridCol w:w="4533"/>
-        <w:gridCol w:w="4533"/>
-      </w:tblGrid>
-      <w:tr>
-        <w:tc>
-          <w:tcPr>
-            <w:tcW w:type="dxa" w:w="2268"/>
-            <w:vAlign w:val="center"/>
-            <w:shd w:val="clear" w:color="auto" w:fill="1A2744"/>
-          </w:tcPr>
-          <w:p>
-            <w:pPr>
-              <w:spacing w:before="40" w:after="40"/>
-            </w:pPr>
-            <w:r>
-              <w:rPr>
-                <w:b/>
-                <w:color w:val="FFFFFF"/>
-                <w:sz w:val="20"/>
-              </w:rPr>
-              <w:t>Tabellenblatt</w:t>
-            </w:r>
-          </w:p>
-        </w:tc>
-        <w:tc>
-          <w:tcPr>
-            <w:tcW w:type="dxa" w:w="6520"/>
-            <w:vAlign w:val="center"/>
-            <w:shd w:val="clear" w:color="auto" w:fill="1A2744"/>
-          </w:tcPr>
-          <w:p>
-            <w:pPr>
-              <w:spacing w:before="40" w:after="40"/>
-            </w:pPr>
-            <w:r>
-              <w:rPr>
-                <w:b/>
-                <w:color w:val="FFFFFF"/>
-                <w:sz w:val="20"/>
-              </w:rPr>
-              <w:t>Inhalt</w:t>
-            </w:r>
-          </w:p>
-        </w:tc>
-      </w:tr>
-      <w:tr>
-        <w:tc>
-          <w:tcPr>
-            <w:tcW w:type="dxa" w:w="2268"/>
-            <w:vAlign w:val="center"/>
-            <w:shd w:val="clear" w:color="auto" w:fill="F0F4FA"/>
-          </w:tcPr>
-          <w:p>
-            <w:pPr>
-              <w:spacing w:before="40" w:after="40"/>
-            </w:pPr>
-            <w:r>
-              <w:rPr>
-                <w:sz w:val="20"/>
-              </w:rPr>
-              <w:t>Tour X</w:t>
-            </w:r>
-          </w:p>
-        </w:tc>
-        <w:tc>
-          <w:tcPr>
-            <w:tcW w:type="dxa" w:w="6520"/>
-            <w:vAlign w:val="center"/>
-            <w:shd w:val="clear" w:color="auto" w:fill="F0F4FA"/>
-          </w:tcPr>
-          <w:p>
-            <w:pPr>
-              <w:spacing w:before="40" w:after="40"/>
-            </w:pPr>
-            <w:r>
-              <w:rPr>
-                <w:sz w:val="20"/>
-              </w:rPr>
-              <w:t>Pakete der Tour mit Abholbereit-Zeitstempel (am Standort)</w:t>
-            </w:r>
-          </w:p>
-        </w:tc>
-      </w:tr>
-      <w:tr>
-        <w:tc>
-          <w:tcPr>
-            <w:tcW w:type="dxa" w:w="2268"/>
-            <w:vAlign w:val="center"/>
-            <w:shd w:val="clear" w:color="auto" w:fill="FFFFFF"/>
-          </w:tcPr>
-          <w:p>
-            <w:pPr>
-              <w:spacing w:before="40" w:after="40"/>
-            </w:pPr>
-            <w:r>
-              <w:rPr>
-                <w:sz w:val="20"/>
-              </w:rPr>
-              <w:t>Fehlerliste PU</w:t>
-            </w:r>
-          </w:p>
-        </w:tc>
-        <w:tc>
-          <w:tcPr>
-            <w:tcW w:type="dxa" w:w="6520"/>
-            <w:vAlign w:val="center"/>
-            <w:shd w:val="clear" w:color="auto" w:fill="FFFFFF"/>
-          </w:tcPr>
-          <w:p>
-            <w:pPr>
-              <w:spacing w:before="40" w:after="40"/>
-            </w:pPr>
-            <w:r>
-              <w:rPr>
-                <w:sz w:val="20"/>
-              </w:rPr>
-              <w:t>Pakete der Tour noch nicht am Standort</w:t>
-            </w:r>
-          </w:p>
-        </w:tc>
-      </w:tr>
-    </w:tbl>
-    <w:p>
-      <w:pPr>
-        <w:spacing w:after="80"/>
-      </w:pPr>
-    </w:p>
-    <w:p>
-      <w:pPr>
-        <w:spacing w:after="120" w:before="0"/>
-      </w:pPr>
-      <w:r>
-        <w:rPr>
-          <w:sz w:val="22"/>
-        </w:rPr>
-        <w:t>Dateiname: PU_Tour1_JJJJ-MM-TT.xlsx  /  PU_Tour2_JJJJ-MM-TT.xlsx</w:t>
+        <w:t>7. PU heute</w:t>
       </w:r>
     </w:p>
     <w:p>
       <w:r>
-        <w:br w:type="page"/>
+        <w:rPr>
+          <w:b w:val="0"/>
+          <w:i w:val="0"/>
+        </w:rPr>
+        <w:t>Zeigt heutige Pickup-Aufträge aus dem Tagesboten-Sheet, abgeglichen mit der Abholer-Datenbank.</w:t>
       </w:r>
     </w:p>
     <w:p>
       <w:pPr>
-        <w:pStyle w:val="Heading1"/>
-        <w:spacing w:before="280" w:after="80"/>
+        <w:pStyle w:val="Heading2"/>
       </w:pPr>
       <w:r>
-        <w:rPr>
-          <w:color w:val="1A2744"/>
-        </w:rPr>
-        <w:t>7.  Tagesboten-Abgleich</w:t>
+        <w:t>7.1 Buttons und Filter</w:t>
       </w:r>
     </w:p>
     <w:p>
       <w:pPr>
-        <w:spacing w:after="80" w:before="0"/>
+        <w:pStyle w:val="ListBullet"/>
       </w:pPr>
       <w:r>
-        <w:rPr>
-          <w:sz w:val="22"/>
-        </w:rPr>
-        <w:t>Vergleicht die taegliche Pickup-Liste (Tagesbote aus Google Drive) mit der Abholer-Datenbank.</w:t>
+        <w:t>📋 Tagesbote – öffnet/schließt Seitenpanel mit Tagesboten-Abgleich (siehe 7.5)</w:t>
       </w:r>
     </w:p>
     <w:p>
       <w:pPr>
-        <w:pStyle w:val="Heading2"/>
-        <w:spacing w:before="160" w:after="80"/>
+        <w:pStyle w:val="ListBullet"/>
       </w:pPr>
       <w:r>
-        <w:rPr>
-          <w:color w:val="2C3E50"/>
-        </w:rPr>
-        <w:t>7.1  Ablauf</w:t>
+        <w:t>Tour 1 / Tour 2 abgeschickt – setzt die Pakete der jeweiligen Tour auf Abholbereit</w:t>
       </w:r>
     </w:p>
     <w:p>
       <w:pPr>
-        <w:pStyle w:val="ListNumber"/>
-        <w:spacing w:after="40" w:before="0"/>
+        <w:pStyle w:val="ListBullet"/>
       </w:pPr>
       <w:r>
-        <w:rPr>
-          <w:sz w:val="22"/>
-        </w:rPr>
-        <w:t>Klick auf "Tagesbote laden &amp; abgleichen"</w:t>
+        <w:t>Export Tour 1 / Export Tour 2 – Excel-Export der jeweiligen Tour</w:t>
       </w:r>
     </w:p>
     <w:p>
       <w:pPr>
-        <w:pStyle w:val="ListNumber"/>
-        <w:spacing w:after="40" w:before="0"/>
+        <w:pStyle w:val="Heading2"/>
       </w:pPr>
       <w:r>
-        <w:rPr>
-          <w:sz w:val="22"/>
-        </w:rPr>
-        <w:t>Tagesboten-Liste wird aus Google Drive geladen</w:t>
+        <w:t>7.2 Tabellenspalten</w:t>
       </w:r>
     </w:p>
     <w:p>
       <w:pPr>
-        <w:pStyle w:val="ListNumber"/>
-        <w:spacing w:after="40" w:before="0"/>
+        <w:pStyle w:val="ListBullet"/>
       </w:pPr>
       <w:r>
-        <w:rPr>
-          <w:sz w:val="22"/>
-        </w:rPr>
-        <w:t>Abgleich mit Abholer_DB in OrcaScan</w:t>
+        <w:t>Tour – T1 oder T2 (Hellblau / Hellgrün)</w:t>
       </w:r>
     </w:p>
     <w:p>
       <w:pPr>
-        <w:pStyle w:val="ListNumber"/>
-        <w:spacing w:after="40" w:before="0"/>
+        <w:pStyle w:val="ListBullet"/>
       </w:pPr>
       <w:r>
-        <w:rPr>
-          <w:sz w:val="22"/>
-        </w:rPr>
-        <w:t>Ergebnis: Fehlerliste und/oder Errorliste</w:t>
+        <w:t>Paket-Barcode – eindeutige Paket-ID</w:t>
       </w:r>
     </w:p>
     <w:p>
       <w:pPr>
-        <w:spacing w:before="80" w:after="120"/>
-        <w:ind w:left="283"/>
-        <w:shd w:val="clear" w:color="auto" w:fill="E8EEF6"/>
+        <w:pStyle w:val="ListBullet"/>
       </w:pPr>
       <w:r>
-        <w:rPr>
-          <w:color w:val="1A2744"/>
-          <w:sz w:val="20"/>
-        </w:rPr>
-        <w:t>i  Nur Eintraege mit Kontrollstatus "Verpackt" werden geprueft. Duplikate werden entfernt.</w:t>
+        <w:t>Name – Empfänger</w:t>
       </w:r>
     </w:p>
     <w:p>
       <w:pPr>
-        <w:pStyle w:val="Heading2"/>
-        <w:spacing w:before="160" w:after="80"/>
+        <w:pStyle w:val="ListBullet"/>
       </w:pPr>
       <w:r>
-        <w:rPr>
-          <w:color w:val="2C3E50"/>
-        </w:rPr>
-        <w:t>7.2  Fehlerliste</w:t>
+        <w:t>Packstatus – Status aus Tagesbote</w:t>
       </w:r>
     </w:p>
     <w:p>
       <w:pPr>
-        <w:spacing w:after="80" w:before="0"/>
+        <w:pStyle w:val="ListBullet"/>
       </w:pPr>
       <w:r>
-        <w:rPr>
-          <w:sz w:val="22"/>
-        </w:rPr>
-        <w:t>In Abholer_DB vorhanden, aber Abholbereit_At fehlt:</w:t>
-      </w:r>
-    </w:p>
-    <w:tbl>
-      <w:tblPr>
-        <w:tblStyle w:val="TableGrid"/>
-        <w:tblW w:type="auto" w:w="0"/>
-        <w:jc w:val="left"/>
-        <w:tblLook w:firstColumn="1" w:firstRow="1" w:lastColumn="0" w:lastRow="0" w:noHBand="0" w:noVBand="1" w:val="04A0"/>
-      </w:tblPr>
-      <w:tblGrid>
-        <w:gridCol w:w="4533"/>
-        <w:gridCol w:w="4533"/>
-      </w:tblGrid>
-      <w:tr>
-        <w:tc>
-          <w:tcPr>
-            <w:tcW w:type="dxa" w:w="3685"/>
-            <w:vAlign w:val="center"/>
-            <w:shd w:val="clear" w:color="auto" w:fill="1A2744"/>
-          </w:tcPr>
-          <w:p>
-            <w:pPr>
-              <w:spacing w:before="40" w:after="40"/>
-            </w:pPr>
-            <w:r>
-              <w:rPr>
-                <w:b/>
-                <w:color w:val="FFFFFF"/>
-                <w:sz w:val="20"/>
-              </w:rPr>
-              <w:t>Aktion</w:t>
-            </w:r>
-          </w:p>
-        </w:tc>
-        <w:tc>
-          <w:tcPr>
-            <w:tcW w:type="dxa" w:w="5102"/>
-            <w:vAlign w:val="center"/>
-            <w:shd w:val="clear" w:color="auto" w:fill="1A2744"/>
-          </w:tcPr>
-          <w:p>
-            <w:pPr>
-              <w:spacing w:before="40" w:after="40"/>
-            </w:pPr>
-            <w:r>
-              <w:rPr>
-                <w:b/>
-                <w:color w:val="FFFFFF"/>
-                <w:sz w:val="20"/>
-              </w:rPr>
-              <w:t>Funktion</w:t>
-            </w:r>
-          </w:p>
-        </w:tc>
-      </w:tr>
-      <w:tr>
-        <w:tc>
-          <w:tcPr>
-            <w:tcW w:type="dxa" w:w="3685"/>
-            <w:vAlign w:val="center"/>
-            <w:shd w:val="clear" w:color="auto" w:fill="F0F4FA"/>
-          </w:tcPr>
-          <w:p>
-            <w:pPr>
-              <w:spacing w:before="40" w:after="40"/>
-            </w:pPr>
-            <w:r>
-              <w:rPr>
-                <w:sz w:val="20"/>
-              </w:rPr>
-              <w:t>Alle -&gt; Abholbereit setzen</w:t>
-            </w:r>
-          </w:p>
-        </w:tc>
-        <w:tc>
-          <w:tcPr>
-            <w:tcW w:type="dxa" w:w="5102"/>
-            <w:vAlign w:val="center"/>
-            <w:shd w:val="clear" w:color="auto" w:fill="F0F4FA"/>
-          </w:tcPr>
-          <w:p>
-            <w:pPr>
-              <w:spacing w:before="40" w:after="40"/>
-            </w:pPr>
-            <w:r>
-              <w:rPr>
-                <w:sz w:val="20"/>
-              </w:rPr>
-              <w:t>Setzt alle in OrcaScan auf Abholbereit mit Zeitstempel</w:t>
-            </w:r>
-          </w:p>
-        </w:tc>
-      </w:tr>
-      <w:tr>
-        <w:tc>
-          <w:tcPr>
-            <w:tcW w:type="dxa" w:w="3685"/>
-            <w:vAlign w:val="center"/>
-            <w:shd w:val="clear" w:color="auto" w:fill="FFFFFF"/>
-          </w:tcPr>
-          <w:p>
-            <w:pPr>
-              <w:spacing w:before="40" w:after="40"/>
-            </w:pPr>
-            <w:r>
-              <w:rPr>
-                <w:sz w:val="20"/>
-              </w:rPr>
-              <w:t>Auswahl -&gt; Abholbereit setzen</w:t>
-            </w:r>
-          </w:p>
-        </w:tc>
-        <w:tc>
-          <w:tcPr>
-            <w:tcW w:type="dxa" w:w="5102"/>
-            <w:vAlign w:val="center"/>
-            <w:shd w:val="clear" w:color="auto" w:fill="FFFFFF"/>
-          </w:tcPr>
-          <w:p>
-            <w:pPr>
-              <w:spacing w:before="40" w:after="40"/>
-            </w:pPr>
-            <w:r>
-              <w:rPr>
-                <w:sz w:val="20"/>
-              </w:rPr>
-              <w:t>Nur markierte Zeilen setzen</w:t>
-            </w:r>
-          </w:p>
-        </w:tc>
-      </w:tr>
-      <w:tr>
-        <w:tc>
-          <w:tcPr>
-            <w:tcW w:type="dxa" w:w="3685"/>
-            <w:vAlign w:val="center"/>
-            <w:shd w:val="clear" w:color="auto" w:fill="F0F4FA"/>
-          </w:tcPr>
-          <w:p>
-            <w:pPr>
-              <w:spacing w:before="40" w:after="40"/>
-            </w:pPr>
-            <w:r>
-              <w:rPr>
-                <w:sz w:val="20"/>
-              </w:rPr>
-              <w:t>CSV exportieren</w:t>
-            </w:r>
-          </w:p>
-        </w:tc>
-        <w:tc>
-          <w:tcPr>
-            <w:tcW w:type="dxa" w:w="5102"/>
-            <w:vAlign w:val="center"/>
-            <w:shd w:val="clear" w:color="auto" w:fill="F0F4FA"/>
-          </w:tcPr>
-          <w:p>
-            <w:pPr>
-              <w:spacing w:before="40" w:after="40"/>
-            </w:pPr>
-            <w:r>
-              <w:rPr>
-                <w:sz w:val="20"/>
-              </w:rPr>
-              <w:t>Exportiert Liste als CSV in Exportordner</w:t>
-            </w:r>
-          </w:p>
-        </w:tc>
-      </w:tr>
-    </w:tbl>
-    <w:p>
-      <w:pPr>
-        <w:spacing w:after="80"/>
-      </w:pPr>
-    </w:p>
-    <w:p>
-      <w:pPr>
-        <w:pStyle w:val="Heading2"/>
-        <w:spacing w:before="160" w:after="80"/>
-      </w:pPr>
-      <w:r>
-        <w:rPr>
-          <w:color w:val="2C3E50"/>
-        </w:rPr>
-        <w:t>7.3  Errorliste</w:t>
+        <w:t>In DB – ✔ wenn in Abholer_DB vorhanden</w:t>
       </w:r>
     </w:p>
     <w:p>
       <w:pPr>
-        <w:spacing w:after="80" w:before="0"/>
+        <w:pStyle w:val="ListBullet"/>
       </w:pPr>
       <w:r>
-        <w:rPr>
-          <w:sz w:val="22"/>
-        </w:rPr>
-        <w:t>Barcode nicht in Abholer_DB vorhanden. Wird automatisch als CSV exportiert.</w:t>
-      </w:r>
-    </w:p>
-    <w:tbl>
-      <w:tblPr>
-        <w:tblStyle w:val="TableGrid"/>
-        <w:tblW w:type="auto" w:w="0"/>
-        <w:jc w:val="left"/>
-        <w:tblLook w:firstColumn="1" w:firstRow="1" w:lastColumn="0" w:lastRow="0" w:noHBand="0" w:noVBand="1" w:val="04A0"/>
-      </w:tblPr>
-      <w:tblGrid>
-        <w:gridCol w:w="4533"/>
-        <w:gridCol w:w="4533"/>
-      </w:tblGrid>
-      <w:tr>
-        <w:tc>
-          <w:tcPr>
-            <w:tcW w:type="dxa" w:w="3685"/>
-            <w:vAlign w:val="center"/>
-            <w:shd w:val="clear" w:color="auto" w:fill="1A2744"/>
-          </w:tcPr>
-          <w:p>
-            <w:pPr>
-              <w:spacing w:before="40" w:after="40"/>
-            </w:pPr>
-            <w:r>
-              <w:rPr>
-                <w:b/>
-                <w:color w:val="FFFFFF"/>
-                <w:sz w:val="20"/>
-              </w:rPr>
-              <w:t>Aktion</w:t>
-            </w:r>
-          </w:p>
-        </w:tc>
-        <w:tc>
-          <w:tcPr>
-            <w:tcW w:type="dxa" w:w="5102"/>
-            <w:vAlign w:val="center"/>
-            <w:shd w:val="clear" w:color="auto" w:fill="1A2744"/>
-          </w:tcPr>
-          <w:p>
-            <w:pPr>
-              <w:spacing w:before="40" w:after="40"/>
-            </w:pPr>
-            <w:r>
-              <w:rPr>
-                <w:b/>
-                <w:color w:val="FFFFFF"/>
-                <w:sz w:val="20"/>
-              </w:rPr>
-              <w:t>Funktion</w:t>
-            </w:r>
-          </w:p>
-        </w:tc>
-      </w:tr>
-      <w:tr>
-        <w:tc>
-          <w:tcPr>
-            <w:tcW w:type="dxa" w:w="3685"/>
-            <w:vAlign w:val="center"/>
-            <w:shd w:val="clear" w:color="auto" w:fill="F0F4FA"/>
-          </w:tcPr>
-          <w:p>
-            <w:pPr>
-              <w:spacing w:before="40" w:after="40"/>
-            </w:pPr>
-            <w:r>
-              <w:rPr>
-                <w:sz w:val="20"/>
-              </w:rPr>
-              <w:t>Alle anlegen</w:t>
-            </w:r>
-          </w:p>
-        </w:tc>
-        <w:tc>
-          <w:tcPr>
-            <w:tcW w:type="dxa" w:w="5102"/>
-            <w:vAlign w:val="center"/>
-            <w:shd w:val="clear" w:color="auto" w:fill="F0F4FA"/>
-          </w:tcPr>
-          <w:p>
-            <w:pPr>
-              <w:spacing w:before="40" w:after="40"/>
-            </w:pPr>
-            <w:r>
-              <w:rPr>
-                <w:sz w:val="20"/>
-              </w:rPr>
-              <w:t>Legt alle als neue Eintraege in OrcaScan an (Status: Verpackt)</w:t>
-            </w:r>
-          </w:p>
-        </w:tc>
-      </w:tr>
-      <w:tr>
-        <w:tc>
-          <w:tcPr>
-            <w:tcW w:type="dxa" w:w="3685"/>
-            <w:vAlign w:val="center"/>
-            <w:shd w:val="clear" w:color="auto" w:fill="FFFFFF"/>
-          </w:tcPr>
-          <w:p>
-            <w:pPr>
-              <w:spacing w:before="40" w:after="40"/>
-            </w:pPr>
-            <w:r>
-              <w:rPr>
-                <w:sz w:val="20"/>
-              </w:rPr>
-              <w:t>Auswahl anlegen</w:t>
-            </w:r>
-          </w:p>
-        </w:tc>
-        <w:tc>
-          <w:tcPr>
-            <w:tcW w:type="dxa" w:w="5102"/>
-            <w:vAlign w:val="center"/>
-            <w:shd w:val="clear" w:color="auto" w:fill="FFFFFF"/>
-          </w:tcPr>
-          <w:p>
-            <w:pPr>
-              <w:spacing w:before="40" w:after="40"/>
-            </w:pPr>
-            <w:r>
-              <w:rPr>
-                <w:sz w:val="20"/>
-              </w:rPr>
-              <w:t>Nur markierte Eintraege anlegen</w:t>
-            </w:r>
-          </w:p>
-        </w:tc>
-      </w:tr>
-      <w:tr>
-        <w:tc>
-          <w:tcPr>
-            <w:tcW w:type="dxa" w:w="3685"/>
-            <w:vAlign w:val="center"/>
-            <w:shd w:val="clear" w:color="auto" w:fill="F0F4FA"/>
-          </w:tcPr>
-          <w:p>
-            <w:pPr>
-              <w:spacing w:before="40" w:after="40"/>
-            </w:pPr>
-            <w:r>
-              <w:rPr>
-                <w:sz w:val="20"/>
-              </w:rPr>
-              <w:t>Auswahl loeschen</w:t>
-            </w:r>
-          </w:p>
-        </w:tc>
-        <w:tc>
-          <w:tcPr>
-            <w:tcW w:type="dxa" w:w="5102"/>
-            <w:vAlign w:val="center"/>
-            <w:shd w:val="clear" w:color="auto" w:fill="F0F4FA"/>
-          </w:tcPr>
-          <w:p>
-            <w:pPr>
-              <w:spacing w:before="40" w:after="40"/>
-            </w:pPr>
-            <w:r>
-              <w:rPr>
-                <w:sz w:val="20"/>
-              </w:rPr>
-              <w:t>Entfernt aus Anzeige (nicht aus OrcaScan)</w:t>
-            </w:r>
-          </w:p>
-        </w:tc>
-      </w:tr>
-    </w:tbl>
-    <w:p>
-      <w:pPr>
-        <w:spacing w:after="80"/>
-      </w:pPr>
-    </w:p>
-    <w:p>
-      <w:r>
-        <w:br w:type="page"/>
+        <w:t>Verpackt – Zeitpunkt aus Abholer_DB</w:t>
       </w:r>
     </w:p>
     <w:p>
       <w:pPr>
-        <w:pStyle w:val="Heading1"/>
-        <w:spacing w:before="280" w:after="80"/>
+        <w:pStyle w:val="ListBullet"/>
       </w:pPr>
       <w:r>
-        <w:rPr>
-          <w:color w:val="1A2744"/>
-        </w:rPr>
-        <w:t>8.  Abholbereit</w:t>
+        <w:t>Abholbereit – Zeitpunkt aus Abholer_DB</w:t>
       </w:r>
     </w:p>
     <w:p>
       <w:pPr>
-        <w:spacing w:after="80" w:before="0"/>
+        <w:pStyle w:val="ListBullet"/>
       </w:pPr>
       <w:r>
-        <w:rPr>
-          <w:sz w:val="22"/>
-        </w:rPr>
-        <w:t>Vollstaendige Liste aller Pakete mit Status Abholbereit. Sortierung: Aelteste zuerst.</w:t>
+        <w:t>Ziel-Kiosk</w:t>
       </w:r>
     </w:p>
     <w:p>
       <w:pPr>
         <w:pStyle w:val="Heading2"/>
-        <w:spacing w:before="160" w:after="80"/>
       </w:pPr>
       <w:r>
-        <w:rPr>
-          <w:color w:val="2C3E50"/>
-        </w:rPr>
-        <w:t>8.1  Farbcodes</w:t>
-      </w:r>
-    </w:p>
-    <w:tbl>
-      <w:tblPr>
-        <w:tblStyle w:val="TableGrid"/>
-        <w:tblW w:type="auto" w:w="0"/>
-        <w:jc w:val="left"/>
-        <w:tblLook w:firstColumn="1" w:firstRow="1" w:lastColumn="0" w:lastRow="0" w:noHBand="0" w:noVBand="1" w:val="04A0"/>
-      </w:tblPr>
-      <w:tblGrid>
-        <w:gridCol w:w="4533"/>
-        <w:gridCol w:w="4533"/>
-      </w:tblGrid>
-      <w:tr>
-        <w:tc>
-          <w:tcPr>
-            <w:tcW w:type="dxa" w:w="2268"/>
-            <w:vAlign w:val="center"/>
-            <w:shd w:val="clear" w:color="auto" w:fill="1A2744"/>
-          </w:tcPr>
-          <w:p>
-            <w:pPr>
-              <w:spacing w:before="40" w:after="40"/>
-            </w:pPr>
-            <w:r>
-              <w:rPr>
-                <w:b/>
-                <w:color w:val="FFFFFF"/>
-                <w:sz w:val="20"/>
-              </w:rPr>
-              <w:t>Farbe</w:t>
-            </w:r>
-          </w:p>
-        </w:tc>
-        <w:tc>
-          <w:tcPr>
-            <w:tcW w:type="dxa" w:w="6520"/>
-            <w:vAlign w:val="center"/>
-            <w:shd w:val="clear" w:color="auto" w:fill="1A2744"/>
-          </w:tcPr>
-          <w:p>
-            <w:pPr>
-              <w:spacing w:before="40" w:after="40"/>
-            </w:pPr>
-            <w:r>
-              <w:rPr>
-                <w:b/>
-                <w:color w:val="FFFFFF"/>
-                <w:sz w:val="20"/>
-              </w:rPr>
-              <w:t>Bedeutung</w:t>
-            </w:r>
-          </w:p>
-        </w:tc>
-      </w:tr>
-      <w:tr>
-        <w:tc>
-          <w:tcPr>
-            <w:tcW w:type="dxa" w:w="2268"/>
-            <w:vAlign w:val="center"/>
-            <w:shd w:val="clear" w:color="auto" w:fill="F0F4FA"/>
-          </w:tcPr>
-          <w:p>
-            <w:pPr>
-              <w:spacing w:before="40" w:after="40"/>
-            </w:pPr>
-            <w:r>
-              <w:rPr>
-                <w:sz w:val="20"/>
-              </w:rPr>
-              <w:t>Gelb</w:t>
-            </w:r>
-          </w:p>
-        </w:tc>
-        <w:tc>
-          <w:tcPr>
-            <w:tcW w:type="dxa" w:w="6520"/>
-            <w:vAlign w:val="center"/>
-            <w:shd w:val="clear" w:color="auto" w:fill="F0F4FA"/>
-          </w:tcPr>
-          <w:p>
-            <w:pPr>
-              <w:spacing w:before="40" w:after="40"/>
-            </w:pPr>
-            <w:r>
-              <w:rPr>
-                <w:sz w:val="20"/>
-              </w:rPr>
-              <w:t>Kein Abholbereit-Datum</w:t>
-            </w:r>
-          </w:p>
-        </w:tc>
-      </w:tr>
-      <w:tr>
-        <w:tc>
-          <w:tcPr>
-            <w:tcW w:type="dxa" w:w="2268"/>
-            <w:vAlign w:val="center"/>
-            <w:shd w:val="clear" w:color="auto" w:fill="FFFFFF"/>
-          </w:tcPr>
-          <w:p>
-            <w:pPr>
-              <w:spacing w:before="40" w:after="40"/>
-            </w:pPr>
-            <w:r>
-              <w:rPr>
-                <w:sz w:val="20"/>
-              </w:rPr>
-              <w:t>Orange</w:t>
-            </w:r>
-          </w:p>
-        </w:tc>
-        <w:tc>
-          <w:tcPr>
-            <w:tcW w:type="dxa" w:w="6520"/>
-            <w:vAlign w:val="center"/>
-            <w:shd w:val="clear" w:color="auto" w:fill="FFFFFF"/>
-          </w:tcPr>
-          <w:p>
-            <w:pPr>
-              <w:spacing w:before="40" w:after="40"/>
-            </w:pPr>
-            <w:r>
-              <w:rPr>
-                <w:sz w:val="20"/>
-              </w:rPr>
-              <w:t>Laenger als 3 Tage abholbereit</w:t>
-            </w:r>
-          </w:p>
-        </w:tc>
-      </w:tr>
-      <w:tr>
-        <w:tc>
-          <w:tcPr>
-            <w:tcW w:type="dxa" w:w="2268"/>
-            <w:vAlign w:val="center"/>
-            <w:shd w:val="clear" w:color="auto" w:fill="F0F4FA"/>
-          </w:tcPr>
-          <w:p>
-            <w:pPr>
-              <w:spacing w:before="40" w:after="40"/>
-            </w:pPr>
-            <w:r>
-              <w:rPr>
-                <w:sz w:val="20"/>
-              </w:rPr>
-              <w:t>Rot</w:t>
-            </w:r>
-          </w:p>
-        </w:tc>
-        <w:tc>
-          <w:tcPr>
-            <w:tcW w:type="dxa" w:w="6520"/>
-            <w:vAlign w:val="center"/>
-            <w:shd w:val="clear" w:color="auto" w:fill="F0F4FA"/>
-          </w:tcPr>
-          <w:p>
-            <w:pPr>
-              <w:spacing w:before="40" w:after="40"/>
-            </w:pPr>
-            <w:r>
-              <w:rPr>
-                <w:sz w:val="20"/>
-              </w:rPr>
-              <w:t>Laenger als 7 Tage abholbereit</w:t>
-            </w:r>
-          </w:p>
-        </w:tc>
-      </w:tr>
-    </w:tbl>
-    <w:p>
-      <w:pPr>
-        <w:spacing w:after="80"/>
-      </w:pPr>
-    </w:p>
-    <w:p>
-      <w:pPr>
-        <w:pStyle w:val="Heading2"/>
-        <w:spacing w:before="160" w:after="80"/>
-      </w:pPr>
-      <w:r>
-        <w:rPr>
-          <w:color w:val="2C3E50"/>
-        </w:rPr>
-        <w:t>8.2  Aktionen</w:t>
+        <w:t>7.3 Farbcodes</w:t>
       </w:r>
     </w:p>
     <w:p>
       <w:pPr>
-        <w:spacing w:after="80" w:before="0"/>
+        <w:pStyle w:val="ListBullet"/>
       </w:pPr>
       <w:r>
-        <w:rPr>
-          <w:sz w:val="22"/>
-        </w:rPr>
-        <w:t>Zeile(n) markieren, dann Button klicken:</w:t>
-      </w:r>
-    </w:p>
-    <w:tbl>
-      <w:tblPr>
-        <w:tblStyle w:val="TableGrid"/>
-        <w:tblW w:type="auto" w:w="0"/>
-        <w:jc w:val="left"/>
-        <w:tblLook w:firstColumn="1" w:firstRow="1" w:lastColumn="0" w:lastRow="0" w:noHBand="0" w:noVBand="1" w:val="04A0"/>
-      </w:tblPr>
-      <w:tblGrid>
-        <w:gridCol w:w="4533"/>
-        <w:gridCol w:w="4533"/>
-      </w:tblGrid>
-      <w:tr>
-        <w:tc>
-          <w:tcPr>
-            <w:tcW w:type="dxa" w:w="2551"/>
-            <w:vAlign w:val="center"/>
-            <w:shd w:val="clear" w:color="auto" w:fill="1A2744"/>
-          </w:tcPr>
-          <w:p>
-            <w:pPr>
-              <w:spacing w:before="40" w:after="40"/>
-            </w:pPr>
-            <w:r>
-              <w:rPr>
-                <w:b/>
-                <w:color w:val="FFFFFF"/>
-                <w:sz w:val="20"/>
-              </w:rPr>
-              <w:t>Button</w:t>
-            </w:r>
-          </w:p>
-        </w:tc>
-        <w:tc>
-          <w:tcPr>
-            <w:tcW w:type="dxa" w:w="6236"/>
-            <w:vAlign w:val="center"/>
-            <w:shd w:val="clear" w:color="auto" w:fill="1A2744"/>
-          </w:tcPr>
-          <w:p>
-            <w:pPr>
-              <w:spacing w:before="40" w:after="40"/>
-            </w:pPr>
-            <w:r>
-              <w:rPr>
-                <w:b/>
-                <w:color w:val="FFFFFF"/>
-                <w:sz w:val="20"/>
-              </w:rPr>
-              <w:t>Funktion</w:t>
-            </w:r>
-          </w:p>
-        </w:tc>
-      </w:tr>
-      <w:tr>
-        <w:tc>
-          <w:tcPr>
-            <w:tcW w:type="dxa" w:w="2551"/>
-            <w:vAlign w:val="center"/>
-            <w:shd w:val="clear" w:color="auto" w:fill="F0F4FA"/>
-          </w:tcPr>
-          <w:p>
-            <w:pPr>
-              <w:spacing w:before="40" w:after="40"/>
-            </w:pPr>
-            <w:r>
-              <w:rPr>
-                <w:sz w:val="20"/>
-              </w:rPr>
-              <w:t>Retoure (orange)</w:t>
-            </w:r>
-          </w:p>
-        </w:tc>
-        <w:tc>
-          <w:tcPr>
-            <w:tcW w:type="dxa" w:w="6236"/>
-            <w:vAlign w:val="center"/>
-            <w:shd w:val="clear" w:color="auto" w:fill="F0F4FA"/>
-          </w:tcPr>
-          <w:p>
-            <w:pPr>
-              <w:spacing w:before="40" w:after="40"/>
-            </w:pPr>
-            <w:r>
-              <w:rPr>
-                <w:sz w:val="20"/>
-              </w:rPr>
-              <w:t>Paketstatus in OrcaScan auf "Retoure" setzen</w:t>
-            </w:r>
-          </w:p>
-        </w:tc>
-      </w:tr>
-      <w:tr>
-        <w:tc>
-          <w:tcPr>
-            <w:tcW w:type="dxa" w:w="2551"/>
-            <w:vAlign w:val="center"/>
-            <w:shd w:val="clear" w:color="auto" w:fill="FFFFFF"/>
-          </w:tcPr>
-          <w:p>
-            <w:pPr>
-              <w:spacing w:before="40" w:after="40"/>
-            </w:pPr>
-            <w:r>
-              <w:rPr>
-                <w:sz w:val="20"/>
-              </w:rPr>
-              <w:t>Storno (rot)</w:t>
-            </w:r>
-          </w:p>
-        </w:tc>
-        <w:tc>
-          <w:tcPr>
-            <w:tcW w:type="dxa" w:w="6236"/>
-            <w:vAlign w:val="center"/>
-            <w:shd w:val="clear" w:color="auto" w:fill="FFFFFF"/>
-          </w:tcPr>
-          <w:p>
-            <w:pPr>
-              <w:spacing w:before="40" w:after="40"/>
-            </w:pPr>
-            <w:r>
-              <w:rPr>
-                <w:sz w:val="20"/>
-              </w:rPr>
-              <w:t>Paketstatus in OrcaScan auf "Storno" setzen</w:t>
-            </w:r>
-          </w:p>
-        </w:tc>
-      </w:tr>
-      <w:tr>
-        <w:tc>
-          <w:tcPr>
-            <w:tcW w:type="dxa" w:w="2551"/>
-            <w:vAlign w:val="center"/>
-            <w:shd w:val="clear" w:color="auto" w:fill="F0F4FA"/>
-          </w:tcPr>
-          <w:p>
-            <w:pPr>
-              <w:spacing w:before="40" w:after="40"/>
-            </w:pPr>
-            <w:r>
-              <w:rPr>
-                <w:sz w:val="20"/>
-              </w:rPr>
-              <w:t>Abgeholt (gruen)</w:t>
-            </w:r>
-          </w:p>
-        </w:tc>
-        <w:tc>
-          <w:tcPr>
-            <w:tcW w:type="dxa" w:w="6236"/>
-            <w:vAlign w:val="center"/>
-            <w:shd w:val="clear" w:color="auto" w:fill="F0F4FA"/>
-          </w:tcPr>
-          <w:p>
-            <w:pPr>
-              <w:spacing w:before="40" w:after="40"/>
-            </w:pPr>
-            <w:r>
-              <w:rPr>
-                <w:sz w:val="20"/>
-              </w:rPr>
-              <w:t>Paketstatus in OrcaScan auf "Abgeholt" setzen</w:t>
-            </w:r>
-          </w:p>
-        </w:tc>
-      </w:tr>
-    </w:tbl>
-    <w:p>
-      <w:pPr>
-        <w:spacing w:after="80"/>
-      </w:pPr>
-    </w:p>
-    <w:p>
-      <w:pPr>
-        <w:spacing w:before="80" w:after="120"/>
-        <w:ind w:left="283"/>
-        <w:shd w:val="clear" w:color="auto" w:fill="E8EEF6"/>
-      </w:pPr>
-      <w:r>
-        <w:rPr>
-          <w:color w:val="1A2744"/>
-          <w:sz w:val="20"/>
-        </w:rPr>
-        <w:t>i  Nach jeder Aenderung wird die Datenbank automatisch neu geladen.</w:t>
+        <w:t>Tour-Spalte: Hellblau = Tour 1 | Hellgrün = Tour 2</w:t>
       </w:r>
     </w:p>
     <w:p>
       <w:pPr>
-        <w:pStyle w:val="Heading1"/>
-        <w:spacing w:before="280" w:after="80"/>
+        <w:pStyle w:val="ListBullet"/>
       </w:pPr>
       <w:r>
-        <w:rPr>
-          <w:color w:val="1A2744"/>
-        </w:rPr>
-        <w:t>9.  Zahlung offen</w:t>
+        <w:t>Zeilenfarbe gibt Status: Salbeigrün = abholbereit, Stahlblau = abgeholt, Apricot = Retoure, Buttergelb = verpackt, Altrosa = Status offen</w:t>
       </w:r>
     </w:p>
     <w:p>
       <w:pPr>
-        <w:spacing w:after="80" w:before="0"/>
+        <w:pStyle w:val="Heading2"/>
       </w:pPr>
       <w:r>
-        <w:rPr>
-          <w:sz w:val="22"/>
-        </w:rPr>
-        <w:t>Abholbereite Pakete mit offener Zahlung (unbezahlt / offen / vor Ort). Sortierung: Aelteste zuerst.</w:t>
-      </w:r>
-    </w:p>
-    <w:tbl>
-      <w:tblPr>
-        <w:tblStyle w:val="TableGrid"/>
-        <w:tblW w:type="auto" w:w="0"/>
-        <w:jc w:val="left"/>
-        <w:tblLook w:firstColumn="1" w:firstRow="1" w:lastColumn="0" w:lastRow="0" w:noHBand="0" w:noVBand="1" w:val="04A0"/>
-      </w:tblPr>
-      <w:tblGrid>
-        <w:gridCol w:w="4533"/>
-        <w:gridCol w:w="4533"/>
-      </w:tblGrid>
-      <w:tr>
-        <w:tc>
-          <w:tcPr>
-            <w:tcW w:type="dxa" w:w="2268"/>
-            <w:vAlign w:val="center"/>
-            <w:shd w:val="clear" w:color="auto" w:fill="1A2744"/>
-          </w:tcPr>
-          <w:p>
-            <w:pPr>
-              <w:spacing w:before="40" w:after="40"/>
-            </w:pPr>
-            <w:r>
-              <w:rPr>
-                <w:b/>
-                <w:color w:val="FFFFFF"/>
-                <w:sz w:val="20"/>
-              </w:rPr>
-              <w:t>Farbe</w:t>
-            </w:r>
-          </w:p>
-        </w:tc>
-        <w:tc>
-          <w:tcPr>
-            <w:tcW w:type="dxa" w:w="6520"/>
-            <w:vAlign w:val="center"/>
-            <w:shd w:val="clear" w:color="auto" w:fill="1A2744"/>
-          </w:tcPr>
-          <w:p>
-            <w:pPr>
-              <w:spacing w:before="40" w:after="40"/>
-            </w:pPr>
-            <w:r>
-              <w:rPr>
-                <w:b/>
-                <w:color w:val="FFFFFF"/>
-                <w:sz w:val="20"/>
-              </w:rPr>
-              <w:t>Bedeutung</w:t>
-            </w:r>
-          </w:p>
-        </w:tc>
-      </w:tr>
-      <w:tr>
-        <w:tc>
-          <w:tcPr>
-            <w:tcW w:type="dxa" w:w="2268"/>
-            <w:vAlign w:val="center"/>
-            <w:shd w:val="clear" w:color="auto" w:fill="F0F4FA"/>
-          </w:tcPr>
-          <w:p>
-            <w:pPr>
-              <w:spacing w:before="40" w:after="40"/>
-            </w:pPr>
-            <w:r>
-              <w:rPr>
-                <w:sz w:val="20"/>
-              </w:rPr>
-              <w:t>Gelb</w:t>
-            </w:r>
-          </w:p>
-        </w:tc>
-        <w:tc>
-          <w:tcPr>
-            <w:tcW w:type="dxa" w:w="6520"/>
-            <w:vAlign w:val="center"/>
-            <w:shd w:val="clear" w:color="auto" w:fill="F0F4FA"/>
-          </w:tcPr>
-          <w:p>
-            <w:pPr>
-              <w:spacing w:before="40" w:after="40"/>
-            </w:pPr>
-            <w:r>
-              <w:rPr>
-                <w:sz w:val="20"/>
-              </w:rPr>
-              <w:t>Kein Datum</w:t>
-            </w:r>
-          </w:p>
-        </w:tc>
-      </w:tr>
-      <w:tr>
-        <w:tc>
-          <w:tcPr>
-            <w:tcW w:type="dxa" w:w="2268"/>
-            <w:vAlign w:val="center"/>
-            <w:shd w:val="clear" w:color="auto" w:fill="FFFFFF"/>
-          </w:tcPr>
-          <w:p>
-            <w:pPr>
-              <w:spacing w:before="40" w:after="40"/>
-            </w:pPr>
-            <w:r>
-              <w:rPr>
-                <w:sz w:val="20"/>
-              </w:rPr>
-              <w:t>Orange</w:t>
-            </w:r>
-          </w:p>
-        </w:tc>
-        <w:tc>
-          <w:tcPr>
-            <w:tcW w:type="dxa" w:w="6520"/>
-            <w:vAlign w:val="center"/>
-            <w:shd w:val="clear" w:color="auto" w:fill="FFFFFF"/>
-          </w:tcPr>
-          <w:p>
-            <w:pPr>
-              <w:spacing w:before="40" w:after="40"/>
-            </w:pPr>
-            <w:r>
-              <w:rPr>
-                <w:sz w:val="20"/>
-              </w:rPr>
-              <w:t>Ueber 7 Tage</w:t>
-            </w:r>
-          </w:p>
-        </w:tc>
-      </w:tr>
-      <w:tr>
-        <w:tc>
-          <w:tcPr>
-            <w:tcW w:type="dxa" w:w="2268"/>
-            <w:vAlign w:val="center"/>
-            <w:shd w:val="clear" w:color="auto" w:fill="F0F4FA"/>
-          </w:tcPr>
-          <w:p>
-            <w:pPr>
-              <w:spacing w:before="40" w:after="40"/>
-            </w:pPr>
-            <w:r>
-              <w:rPr>
-                <w:sz w:val="20"/>
-              </w:rPr>
-              <w:t>Rot</w:t>
-            </w:r>
-          </w:p>
-        </w:tc>
-        <w:tc>
-          <w:tcPr>
-            <w:tcW w:type="dxa" w:w="6520"/>
-            <w:vAlign w:val="center"/>
-            <w:shd w:val="clear" w:color="auto" w:fill="F0F4FA"/>
-          </w:tcPr>
-          <w:p>
-            <w:pPr>
-              <w:spacing w:before="40" w:after="40"/>
-            </w:pPr>
-            <w:r>
-              <w:rPr>
-                <w:sz w:val="20"/>
-              </w:rPr>
-              <w:t>Ueber 14 Tage</w:t>
-            </w:r>
-          </w:p>
-        </w:tc>
-      </w:tr>
-    </w:tbl>
-    <w:p>
-      <w:pPr>
-        <w:spacing w:after="80"/>
-      </w:pPr>
-    </w:p>
-    <w:p>
-      <w:pPr>
-        <w:spacing w:after="120" w:before="0"/>
-      </w:pPr>
-      <w:r>
-        <w:rPr>
-          <w:sz w:val="22"/>
-        </w:rPr>
-        <w:t>Aktion: Markierte Zeilen -&gt; "Auswahl -&gt; bezahlt" setzt Zahlungsstatus auf "paid" in OrcaScan.</w:t>
+        <w:t>7.4 Rechtsklick-Aktionen</w:t>
       </w:r>
     </w:p>
     <w:p>
       <w:pPr>
-        <w:pStyle w:val="Heading1"/>
-        <w:spacing w:before="280" w:after="80"/>
+        <w:pStyle w:val="ListBullet"/>
       </w:pPr>
       <w:r>
-        <w:rPr>
-          <w:color w:val="1A2744"/>
-        </w:rPr>
-        <w:t>10.  &gt; 7 Tage</w:t>
+        <w:t>→ Abholbereit setzen (einzelne Zeile)</w:t>
       </w:r>
     </w:p>
     <w:p>
       <w:pPr>
-        <w:spacing w:after="80" w:before="0"/>
+        <w:pStyle w:val="ListBullet"/>
       </w:pPr>
       <w:r>
-        <w:rPr>
-          <w:sz w:val="22"/>
-        </w:rPr>
-        <w:t>Abholbereite Pakete seit mehr als 7 Tagen. Sortierung: Aelteste zuerst.</w:t>
-      </w:r>
-    </w:p>
-    <w:tbl>
-      <w:tblPr>
-        <w:tblStyle w:val="TableGrid"/>
-        <w:tblW w:type="auto" w:w="0"/>
-        <w:jc w:val="left"/>
-        <w:tblLook w:firstColumn="1" w:firstRow="1" w:lastColumn="0" w:lastRow="0" w:noHBand="0" w:noVBand="1" w:val="04A0"/>
-      </w:tblPr>
-      <w:tblGrid>
-        <w:gridCol w:w="4533"/>
-        <w:gridCol w:w="4533"/>
-      </w:tblGrid>
-      <w:tr>
-        <w:tc>
-          <w:tcPr>
-            <w:tcW w:type="dxa" w:w="3118"/>
-            <w:vAlign w:val="center"/>
-            <w:shd w:val="clear" w:color="auto" w:fill="1A2744"/>
-          </w:tcPr>
-          <w:p>
-            <w:pPr>
-              <w:spacing w:before="40" w:after="40"/>
-            </w:pPr>
-            <w:r>
-              <w:rPr>
-                <w:b/>
-                <w:color w:val="FFFFFF"/>
-                <w:sz w:val="20"/>
-              </w:rPr>
-              <w:t>Farbe</w:t>
-            </w:r>
-          </w:p>
-        </w:tc>
-        <w:tc>
-          <w:tcPr>
-            <w:tcW w:type="dxa" w:w="5669"/>
-            <w:vAlign w:val="center"/>
-            <w:shd w:val="clear" w:color="auto" w:fill="1A2744"/>
-          </w:tcPr>
-          <w:p>
-            <w:pPr>
-              <w:spacing w:before="40" w:after="40"/>
-            </w:pPr>
-            <w:r>
-              <w:rPr>
-                <w:b/>
-                <w:color w:val="FFFFFF"/>
-                <w:sz w:val="20"/>
-              </w:rPr>
-              <w:t>Bedeutung</w:t>
-            </w:r>
-          </w:p>
-        </w:tc>
-      </w:tr>
-      <w:tr>
-        <w:tc>
-          <w:tcPr>
-            <w:tcW w:type="dxa" w:w="3118"/>
-            <w:vAlign w:val="center"/>
-            <w:shd w:val="clear" w:color="auto" w:fill="F0F4FA"/>
-          </w:tcPr>
-          <w:p>
-            <w:pPr>
-              <w:spacing w:before="40" w:after="40"/>
-            </w:pPr>
-            <w:r>
-              <w:rPr>
-                <w:sz w:val="20"/>
-              </w:rPr>
-              <w:t>Orange</w:t>
-            </w:r>
-          </w:p>
-        </w:tc>
-        <w:tc>
-          <w:tcPr>
-            <w:tcW w:type="dxa" w:w="5669"/>
-            <w:vAlign w:val="center"/>
-            <w:shd w:val="clear" w:color="auto" w:fill="F0F4FA"/>
-          </w:tcPr>
-          <w:p>
-            <w:pPr>
-              <w:spacing w:before="40" w:after="40"/>
-            </w:pPr>
-            <w:r>
-              <w:rPr>
-                <w:sz w:val="20"/>
-              </w:rPr>
-              <w:t>7 bis 14 Tage</w:t>
-            </w:r>
-          </w:p>
-        </w:tc>
-      </w:tr>
-      <w:tr>
-        <w:tc>
-          <w:tcPr>
-            <w:tcW w:type="dxa" w:w="3118"/>
-            <w:vAlign w:val="center"/>
-            <w:shd w:val="clear" w:color="auto" w:fill="FFFFFF"/>
-          </w:tcPr>
-          <w:p>
-            <w:pPr>
-              <w:spacing w:before="40" w:after="40"/>
-            </w:pPr>
-            <w:r>
-              <w:rPr>
-                <w:sz w:val="20"/>
-              </w:rPr>
-              <w:t>Rot</w:t>
-            </w:r>
-          </w:p>
-        </w:tc>
-        <w:tc>
-          <w:tcPr>
-            <w:tcW w:type="dxa" w:w="5669"/>
-            <w:vAlign w:val="center"/>
-            <w:shd w:val="clear" w:color="auto" w:fill="FFFFFF"/>
-          </w:tcPr>
-          <w:p>
-            <w:pPr>
-              <w:spacing w:before="40" w:after="40"/>
-            </w:pPr>
-            <w:r>
-              <w:rPr>
-                <w:sz w:val="20"/>
-              </w:rPr>
-              <w:t>15 bis 30 Tage</w:t>
-            </w:r>
-          </w:p>
-        </w:tc>
-      </w:tr>
-      <w:tr>
-        <w:tc>
-          <w:tcPr>
-            <w:tcW w:type="dxa" w:w="3118"/>
-            <w:vAlign w:val="center"/>
-            <w:shd w:val="clear" w:color="auto" w:fill="F0F4FA"/>
-          </w:tcPr>
-          <w:p>
-            <w:pPr>
-              <w:spacing w:before="40" w:after="40"/>
-            </w:pPr>
-            <w:r>
-              <w:rPr>
-                <w:sz w:val="20"/>
-              </w:rPr>
-              <w:t>Dunkelrot (weisse Schrift)</w:t>
-            </w:r>
-          </w:p>
-        </w:tc>
-        <w:tc>
-          <w:tcPr>
-            <w:tcW w:type="dxa" w:w="5669"/>
-            <w:vAlign w:val="center"/>
-            <w:shd w:val="clear" w:color="auto" w:fill="F0F4FA"/>
-          </w:tcPr>
-          <w:p>
-            <w:pPr>
-              <w:spacing w:before="40" w:after="40"/>
-            </w:pPr>
-            <w:r>
-              <w:rPr>
-                <w:sz w:val="20"/>
-              </w:rPr>
-              <w:t>Ueber 30 Tage</w:t>
-            </w:r>
-          </w:p>
-        </w:tc>
-      </w:tr>
-    </w:tbl>
-    <w:p>
-      <w:pPr>
-        <w:spacing w:after="80"/>
-      </w:pPr>
-    </w:p>
-    <w:p>
-      <w:pPr>
-        <w:spacing w:after="120" w:before="0"/>
-      </w:pPr>
-      <w:r>
-        <w:rPr>
-          <w:sz w:val="22"/>
-        </w:rPr>
-        <w:t>Aktionen: Retoure / Storno / Abgeholt - identisch mit Abholbereit-Tab (s. Abschnitt 8.2)</w:t>
+        <w:t>🗑 Aus Abholer_DB löschen – löscht aus Abholer_DB UND aus Tagesboten-Sheet (mit Sicherheitsdialog)</w:t>
       </w:r>
     </w:p>
     <w:p>
       <w:pPr>
-        <w:pStyle w:val="Heading1"/>
-        <w:spacing w:before="280" w:after="80"/>
+        <w:pStyle w:val="Heading2"/>
       </w:pPr>
       <w:r>
-        <w:rPr>
-          <w:color w:val="1A2744"/>
-        </w:rPr>
-        <w:t>11.  Kissel &gt; 3 Wochen</w:t>
-      </w:r>
-    </w:p>
-    <w:p>
-      <w:pPr>
-        <w:spacing w:after="80" w:before="0"/>
-      </w:pPr>
-      <w:r>
-        <w:rPr>
-          <w:sz w:val="22"/>
-        </w:rPr>
-        <w:t>Pakete am Standort Kissel seit mehr als 3 Wochen. Sortierung: Aelteste zuerst.</w:t>
-      </w:r>
-    </w:p>
-    <w:tbl>
-      <w:tblPr>
-        <w:tblStyle w:val="TableGrid"/>
-        <w:tblW w:type="auto" w:w="0"/>
-        <w:jc w:val="left"/>
-        <w:tblLook w:firstColumn="1" w:firstRow="1" w:lastColumn="0" w:lastRow="0" w:noHBand="0" w:noVBand="1" w:val="04A0"/>
-      </w:tblPr>
-      <w:tblGrid>
-        <w:gridCol w:w="4533"/>
-        <w:gridCol w:w="4533"/>
-      </w:tblGrid>
-      <w:tr>
-        <w:tc>
-          <w:tcPr>
-            <w:tcW w:type="dxa" w:w="3118"/>
-            <w:vAlign w:val="center"/>
-            <w:shd w:val="clear" w:color="auto" w:fill="1A2744"/>
-          </w:tcPr>
-          <w:p>
-            <w:pPr>
-              <w:spacing w:before="40" w:after="40"/>
-            </w:pPr>
-            <w:r>
-              <w:rPr>
-                <w:b/>
-                <w:color w:val="FFFFFF"/>
-                <w:sz w:val="20"/>
-              </w:rPr>
-              <w:t>Farbe</w:t>
-            </w:r>
-          </w:p>
-        </w:tc>
-        <w:tc>
-          <w:tcPr>
-            <w:tcW w:type="dxa" w:w="5669"/>
-            <w:vAlign w:val="center"/>
-            <w:shd w:val="clear" w:color="auto" w:fill="1A2744"/>
-          </w:tcPr>
-          <w:p>
-            <w:pPr>
-              <w:spacing w:before="40" w:after="40"/>
-            </w:pPr>
-            <w:r>
-              <w:rPr>
-                <w:b/>
-                <w:color w:val="FFFFFF"/>
-                <w:sz w:val="20"/>
-              </w:rPr>
-              <w:t>Bedeutung</w:t>
-            </w:r>
-          </w:p>
-        </w:tc>
-      </w:tr>
-      <w:tr>
-        <w:tc>
-          <w:tcPr>
-            <w:tcW w:type="dxa" w:w="3118"/>
-            <w:vAlign w:val="center"/>
-            <w:shd w:val="clear" w:color="auto" w:fill="F0F4FA"/>
-          </w:tcPr>
-          <w:p>
-            <w:pPr>
-              <w:spacing w:before="40" w:after="40"/>
-            </w:pPr>
-            <w:r>
-              <w:rPr>
-                <w:sz w:val="20"/>
-              </w:rPr>
-              <w:t>Orange</w:t>
-            </w:r>
-          </w:p>
-        </w:tc>
-        <w:tc>
-          <w:tcPr>
-            <w:tcW w:type="dxa" w:w="5669"/>
-            <w:vAlign w:val="center"/>
-            <w:shd w:val="clear" w:color="auto" w:fill="F0F4FA"/>
-          </w:tcPr>
-          <w:p>
-            <w:pPr>
-              <w:spacing w:before="40" w:after="40"/>
-            </w:pPr>
-            <w:r>
-              <w:rPr>
-                <w:sz w:val="20"/>
-              </w:rPr>
-              <w:t>3 bis 6 Wochen</w:t>
-            </w:r>
-          </w:p>
-        </w:tc>
-      </w:tr>
-      <w:tr>
-        <w:tc>
-          <w:tcPr>
-            <w:tcW w:type="dxa" w:w="3118"/>
-            <w:vAlign w:val="center"/>
-            <w:shd w:val="clear" w:color="auto" w:fill="FFFFFF"/>
-          </w:tcPr>
-          <w:p>
-            <w:pPr>
-              <w:spacing w:before="40" w:after="40"/>
-            </w:pPr>
-            <w:r>
-              <w:rPr>
-                <w:sz w:val="20"/>
-              </w:rPr>
-              <w:t>Rot</w:t>
-            </w:r>
-          </w:p>
-        </w:tc>
-        <w:tc>
-          <w:tcPr>
-            <w:tcW w:type="dxa" w:w="5669"/>
-            <w:vAlign w:val="center"/>
-            <w:shd w:val="clear" w:color="auto" w:fill="FFFFFF"/>
-          </w:tcPr>
-          <w:p>
-            <w:pPr>
-              <w:spacing w:before="40" w:after="40"/>
-            </w:pPr>
-            <w:r>
-              <w:rPr>
-                <w:sz w:val="20"/>
-              </w:rPr>
-              <w:t>6 Wochen bis 3 Monate</w:t>
-            </w:r>
-          </w:p>
-        </w:tc>
-      </w:tr>
-      <w:tr>
-        <w:tc>
-          <w:tcPr>
-            <w:tcW w:type="dxa" w:w="3118"/>
-            <w:vAlign w:val="center"/>
-            <w:shd w:val="clear" w:color="auto" w:fill="F0F4FA"/>
-          </w:tcPr>
-          <w:p>
-            <w:pPr>
-              <w:spacing w:before="40" w:after="40"/>
-            </w:pPr>
-            <w:r>
-              <w:rPr>
-                <w:sz w:val="20"/>
-              </w:rPr>
-              <w:t>Dunkelrot (weisse Schrift)</w:t>
-            </w:r>
-          </w:p>
-        </w:tc>
-        <w:tc>
-          <w:tcPr>
-            <w:tcW w:type="dxa" w:w="5669"/>
-            <w:vAlign w:val="center"/>
-            <w:shd w:val="clear" w:color="auto" w:fill="F0F4FA"/>
-          </w:tcPr>
-          <w:p>
-            <w:pPr>
-              <w:spacing w:before="40" w:after="40"/>
-            </w:pPr>
-            <w:r>
-              <w:rPr>
-                <w:sz w:val="20"/>
-              </w:rPr>
-              <w:t>Ueber 3 Monate</w:t>
-            </w:r>
-          </w:p>
-        </w:tc>
-      </w:tr>
-    </w:tbl>
-    <w:p>
-      <w:pPr>
-        <w:spacing w:after="80"/>
-      </w:pPr>
-    </w:p>
-    <w:p>
-      <w:pPr>
-        <w:spacing w:after="120" w:before="0"/>
-      </w:pPr>
-      <w:r>
-        <w:rPr>
-          <w:sz w:val="22"/>
-        </w:rPr>
-        <w:t>Aktionen: Retoure / Storno / Abgeholt - identisch mit Abholbereit-Tab (s. Abschnitt 8.2)</w:t>
+        <w:t>7.5 Tagesbote-Seitenpanel</w:t>
       </w:r>
     </w:p>
     <w:p>
       <w:r>
-        <w:br w:type="page"/>
+        <w:rPr>
+          <w:b w:val="0"/>
+          <w:i w:val="0"/>
+        </w:rPr>
+        <w:t>Klick auf 📋 Tagesbote öffnet rechts ein Seitenpanel mit den Funktionen des früheren Tagesboten-Abgleich-Tabs. Dort lassen sich Eintragslisten vergleichen und fehlende Pakete direkt in die Abholer_DB übernehmen.</w:t>
       </w:r>
     </w:p>
     <w:p>
       <w:pPr>
-        <w:pStyle w:val="Heading1"/>
-        <w:spacing w:before="280" w:after="80"/>
+        <w:pStyle w:val="Heading2"/>
       </w:pPr>
       <w:r>
-        <w:rPr>
-          <w:color w:val="1A2744"/>
-        </w:rPr>
-        <w:t>12.  Unstimmigkeiten</w:t>
+        <w:t>7.6 Auto-Fix</w:t>
       </w:r>
     </w:p>
     <w:p>
-      <w:pPr>
-        <w:spacing w:after="80" w:before="0"/>
-      </w:pPr>
       <w:r>
         <w:rPr>
-          <w:sz w:val="22"/>
+          <w:b w:val="0"/>
+          <w:i w:val="0"/>
         </w:rPr>
-        <w:t>Status "Verpackt" in Abholer_DB, aber NICHT im heutigen Tagesboten.</w:t>
+        <w:t>Wenn der Tagesbote ein Paket als Offen zeigt, aber die Abholer_DB einen Verpackt-Zeitpunkt von HEUTE hat: Bombadil korrigiert den Status automatisch auf Verpackt – in der Anzeige und in OrcaScan.</w:t>
       </w:r>
     </w:p>
     <w:p>
-      <w:pPr>
-        <w:spacing w:after="80" w:before="0"/>
-      </w:pPr>
       <w:r>
         <w:rPr>
-          <w:sz w:val="22"/>
+          <w:i/>
         </w:rPr>
-        <w:t>Moegliche Ursache: Paket eingetragen, aber kein PU-Auftrag angelegt.</w:t>
+        <w:t>ℹ  Auto-Fix greift nur bei heutigen Zeitstempeln. Ältere Einträge werden ignoriert.</w:t>
       </w:r>
     </w:p>
     <w:p>
       <w:pPr>
-        <w:spacing w:after="80" w:before="0"/>
+        <w:pStyle w:val="Heading2"/>
       </w:pPr>
       <w:r>
-        <w:rPr>
-          <w:sz w:val="22"/>
-        </w:rPr>
-        <w:t>Aktion: "-&gt; Alle Pakete -&gt; Abholbereit setzen" setzt alle direkt in OrcaScan.</w:t>
+        <w:t>7.7 Export Tour 1 / Tour 2</w:t>
       </w:r>
     </w:p>
     <w:p>
-      <w:pPr>
-        <w:spacing w:before="80" w:after="120"/>
-        <w:ind w:left="283"/>
-        <w:shd w:val="clear" w:color="auto" w:fill="E8EEF6"/>
-      </w:pPr>
       <w:r>
         <w:rPr>
-          <w:color w:val="1A2744"/>
-          <w:sz w:val="20"/>
+          <w:b w:val="0"/>
+          <w:i w:val="0"/>
         </w:rPr>
-        <w:t>i  Wird automatisch aktualisiert wenn Abholer_DB oder PU heute neu geladen wird.</w:t>
+        <w:t>Klick auf den Export-Button öffnet einen Speicherdialog. Die Excel-Datei enthält die Paket-Daten der Tour sortiert nach Verpackt-Zeitpunkt.</w:t>
       </w:r>
     </w:p>
     <w:p>
-      <w:pPr>
-        <w:pStyle w:val="Heading1"/>
-        <w:spacing w:before="280" w:after="80"/>
-      </w:pPr>
       <w:r>
         <w:rPr>
-          <w:color w:val="1A2744"/>
+          <w:b w:val="0"/>
+          <w:i/>
         </w:rPr>
-        <w:t>13.  Gestern</w:t>
+        <w:t>Dateiname: PU_Tour1_JJJJ-MM-TT.xlsx / PU_Tour2_JJJJ-MM-TT.xlsx</w:t>
       </w:r>
     </w:p>
     <w:p>
       <w:pPr>
-        <w:spacing w:after="120" w:before="0"/>
+        <w:pStyle w:val="Heading1"/>
       </w:pPr>
       <w:r>
-        <w:rPr>
-          <w:sz w:val="22"/>
-        </w:rPr>
-        <w:t>Alle gestern abgeholten Pakete. Sortierung: Neueste zuerst. Keine weiteren Aktionen.</w:t>
+        <w:t>8. Abholbereit</w:t>
       </w:r>
     </w:p>
     <w:p>
-      <w:pPr>
-        <w:pStyle w:val="Heading1"/>
-        <w:spacing w:before="280" w:after="80"/>
-      </w:pPr>
       <w:r>
         <w:rPr>
-          <w:color w:val="1A2744"/>
+          <w:b w:val="0"/>
+          <w:i w:val="0"/>
         </w:rPr>
-        <w:t>14.  DHL Express</w:t>
+        <w:t>Vollständige Liste aller Pakete mit Status Abholbereit. Sortierung: älteste zuerst.</w:t>
       </w:r>
     </w:p>
     <w:p>
       <w:pPr>
-        <w:spacing w:after="120" w:before="0"/>
-      </w:pPr>
+        <w:pStyle w:val="Heading2"/>
+      </w:pPr>
+      <w:r>
+        <w:t>8.1 Spalten</w:t>
+      </w:r>
+    </w:p>
+    <w:p>
+      <w:pPr>
+        <w:pStyle w:val="ListBullet"/>
+      </w:pPr>
+      <w:r>
+        <w:t>Paket-Barcode</w:t>
+      </w:r>
+    </w:p>
+    <w:p>
+      <w:pPr>
+        <w:pStyle w:val="ListBullet"/>
+      </w:pPr>
+      <w:r>
+        <w:t>Abholbereit_At – Zeitpunkt der Bereitstellung</w:t>
+      </w:r>
+    </w:p>
+    <w:p>
+      <w:pPr>
+        <w:pStyle w:val="ListBullet"/>
+      </w:pPr>
+      <w:r>
+        <w:t>Name</w:t>
+      </w:r>
+    </w:p>
+    <w:p>
+      <w:pPr>
+        <w:pStyle w:val="ListBullet"/>
+      </w:pPr>
+      <w:r>
+        <w:t>Ziel-Kiosk (per Doppelklick editierbar)</w:t>
+      </w:r>
+    </w:p>
+    <w:p>
+      <w:pPr>
+        <w:pStyle w:val="ListBullet"/>
+      </w:pPr>
+      <w:r>
+        <w:t>Wartezeit – Tage seit Bereitstellung</w:t>
+      </w:r>
+    </w:p>
+    <w:p>
+      <w:pPr>
+        <w:pStyle w:val="Heading2"/>
+      </w:pPr>
+      <w:r>
+        <w:t>8.2 Seitenlegende (rechts)</w:t>
+      </w:r>
+    </w:p>
+    <w:p>
+      <w:pPr>
+        <w:pStyle w:val="ListBullet"/>
+      </w:pPr>
+      <w:r>
+        <w:t>Kein Datum (gelb)</w:t>
+      </w:r>
+    </w:p>
+    <w:p>
+      <w:pPr>
+        <w:pStyle w:val="ListBullet"/>
+      </w:pPr>
+      <w:r>
+        <w:t>&gt; 3 Tage (orange)</w:t>
+      </w:r>
+    </w:p>
+    <w:p>
+      <w:pPr>
+        <w:pStyle w:val="ListBullet"/>
+      </w:pPr>
+      <w:r>
+        <w:t>&gt; 7 Tage (rot)</w:t>
+      </w:r>
+    </w:p>
+    <w:p>
+      <w:pPr>
+        <w:pStyle w:val="Heading2"/>
+      </w:pPr>
+      <w:r>
+        <w:t>8.3 Aktionen (Rechtsklick)</w:t>
+      </w:r>
+    </w:p>
+    <w:p>
+      <w:pPr>
+        <w:pStyle w:val="ListBullet"/>
+      </w:pPr>
+      <w:r>
+        <w:t>↩ Retoure – Paket auf Status Retoure setzen</w:t>
+      </w:r>
+    </w:p>
+    <w:p>
+      <w:pPr>
+        <w:pStyle w:val="ListBullet"/>
+      </w:pPr>
+      <w:r>
+        <w:t>✗ Storno – Paket auf Status Storno setzen</w:t>
+      </w:r>
+    </w:p>
+    <w:p>
+      <w:pPr>
+        <w:pStyle w:val="ListBullet"/>
+      </w:pPr>
+      <w:r>
+        <w:t>✓ Abgeholt – Paket auf Status Abgeholt setzen</w:t>
+      </w:r>
+    </w:p>
+    <w:p>
       <w:r>
         <w:rPr>
-          <w:sz w:val="22"/>
+          <w:i/>
+        </w:rPr>
+        <w:t>ℹ  Bei mehr als 3 markierten Zeilen erscheint eine Sicherheitsfrage. Nach jeder Änderung lädt die Datenbank automatisch neu.</w:t>
+      </w:r>
+    </w:p>
+    <w:p>
+      <w:pPr>
+        <w:pStyle w:val="Heading1"/>
+      </w:pPr>
+      <w:r>
+        <w:t>9. Zahlung offen</w:t>
+      </w:r>
+    </w:p>
+    <w:p>
+      <w:r>
+        <w:rPr>
+          <w:b w:val="0"/>
+          <w:i w:val="0"/>
+        </w:rPr>
+        <w:t>Alle Pakete mit offener Zahlung (Status Vor Ort, Unbezahlt oder Offen) – unabhängig vom Paketstatus.</w:t>
+      </w:r>
+    </w:p>
+    <w:p>
+      <w:pPr>
+        <w:pStyle w:val="Heading2"/>
+      </w:pPr>
+      <w:r>
+        <w:t>9.1 Spalten</w:t>
+      </w:r>
+    </w:p>
+    <w:p>
+      <w:pPr>
+        <w:pStyle w:val="ListBullet"/>
+      </w:pPr>
+      <w:r>
+        <w:t>Paket-Barcode</w:t>
+      </w:r>
+    </w:p>
+    <w:p>
+      <w:pPr>
+        <w:pStyle w:val="ListBullet"/>
+      </w:pPr>
+      <w:r>
+        <w:t>Name</w:t>
+      </w:r>
+    </w:p>
+    <w:p>
+      <w:pPr>
+        <w:pStyle w:val="ListBullet"/>
+      </w:pPr>
+      <w:r>
+        <w:t>Bestellwert – CHF-Betrag (per Doppelklick editierbar)</w:t>
+      </w:r>
+    </w:p>
+    <w:p>
+      <w:pPr>
+        <w:pStyle w:val="ListBullet"/>
+      </w:pPr>
+      <w:r>
+        <w:t>Status – Abholbereit / Verpackt (T1) / Verpackt (T2) / Abgeholt / Offen</w:t>
+      </w:r>
+    </w:p>
+    <w:p>
+      <w:pPr>
+        <w:pStyle w:val="ListBullet"/>
+      </w:pPr>
+      <w:r>
+        <w:t>Abholbereit_At</w:t>
+      </w:r>
+    </w:p>
+    <w:p>
+      <w:pPr>
+        <w:pStyle w:val="ListBullet"/>
+      </w:pPr>
+      <w:r>
+        <w:t>Wartezeit</w:t>
+      </w:r>
+    </w:p>
+    <w:p>
+      <w:pPr>
+        <w:pStyle w:val="Heading2"/>
+      </w:pPr>
+      <w:r>
+        <w:t>9.2 Seitenlegende (Farben nach Status)</w:t>
+      </w:r>
+    </w:p>
+    <w:p>
+      <w:pPr>
+        <w:pStyle w:val="ListBullet"/>
+      </w:pPr>
+      <w:r>
+        <w:t>🌸 Altrosa: Offen / noch nicht verpackt</w:t>
+      </w:r>
+    </w:p>
+    <w:p>
+      <w:pPr>
+        <w:pStyle w:val="ListBullet"/>
+      </w:pPr>
+      <w:r>
+        <w:t>🟡 Buttergelb: Verpackt – wartet auf Tour</w:t>
+      </w:r>
+    </w:p>
+    <w:p>
+      <w:pPr>
+        <w:pStyle w:val="ListBullet"/>
+      </w:pPr>
+      <w:r>
+        <w:t>🟢 Salbeigrün: Abholbereit am Standort</w:t>
+      </w:r>
+    </w:p>
+    <w:p>
+      <w:pPr>
+        <w:pStyle w:val="ListBullet"/>
+      </w:pPr>
+      <w:r>
+        <w:t>🔵 Stahlblau: Bereits abgeholt</w:t>
+      </w:r>
+    </w:p>
+    <w:p>
+      <w:pPr>
+        <w:pStyle w:val="Heading2"/>
+      </w:pPr>
+      <w:r>
+        <w:t>9.3 Sortierung</w:t>
+      </w:r>
+    </w:p>
+    <w:p>
+      <w:r>
+        <w:rPr>
+          <w:b w:val="0"/>
+          <w:i w:val="0"/>
+        </w:rPr>
+        <w:t>1. Abholbereit (älteste zuerst) → 2. Verpackt → 3. Offen / sonstige → 4. Abgeholt (ganz unten)</w:t>
+      </w:r>
+    </w:p>
+    <w:p>
+      <w:pPr>
+        <w:pStyle w:val="Heading2"/>
+      </w:pPr>
+      <w:r>
+        <w:t>9.4 Aktionen</w:t>
+      </w:r>
+    </w:p>
+    <w:p>
+      <w:pPr>
+        <w:pStyle w:val="ListBullet"/>
+      </w:pPr>
+      <w:r>
+        <w:t>Bestellwert eintragen: Doppelklick auf Zelle → Wert → Enter (wird sofort in OrcaScan gespeichert)</w:t>
+      </w:r>
+    </w:p>
+    <w:p>
+      <w:pPr>
+        <w:pStyle w:val="ListBullet"/>
+      </w:pPr>
+      <w:r>
+        <w:t>Als bezahlt markieren: Rechtsklick auf Zeile → ✔ Als bezahlt markieren → Zeile verschwindet sofort aus der Liste</w:t>
+      </w:r>
+    </w:p>
+    <w:p>
+      <w:r>
+        <w:rPr>
+          <w:i/>
+        </w:rPr>
+        <w:t>ℹ  Die T1/T2-Tournummer im Status erscheint, sobald PU heute einmal geladen wurde – Bombadil zieht die Info dann automatisch in Zahlung offen rüber.</w:t>
+      </w:r>
+    </w:p>
+    <w:p>
+      <w:pPr>
+        <w:pStyle w:val="Heading1"/>
+      </w:pPr>
+      <w:r>
+        <w:t>10. &gt; 7 Tage</w:t>
+      </w:r>
+    </w:p>
+    <w:p>
+      <w:r>
+        <w:rPr>
+          <w:b w:val="0"/>
+          <w:i w:val="0"/>
+        </w:rPr>
+        <w:t>Abholbereite Pakete seit mehr als 7 Tagen. Sortierung: älteste zuerst.</w:t>
+      </w:r>
+    </w:p>
+    <w:p>
+      <w:pPr>
+        <w:pStyle w:val="Heading2"/>
+      </w:pPr>
+      <w:r>
+        <w:t>10.1 Seitenlegende</w:t>
+      </w:r>
+    </w:p>
+    <w:p>
+      <w:pPr>
+        <w:pStyle w:val="ListBullet"/>
+      </w:pPr>
+      <w:r>
+        <w:t>7–14 Tage (orange)</w:t>
+      </w:r>
+    </w:p>
+    <w:p>
+      <w:pPr>
+        <w:pStyle w:val="ListBullet"/>
+      </w:pPr>
+      <w:r>
+        <w:t>15–30 Tage (rot)</w:t>
+      </w:r>
+    </w:p>
+    <w:p>
+      <w:pPr>
+        <w:pStyle w:val="ListBullet"/>
+      </w:pPr>
+      <w:r>
+        <w:t>&gt; 30 Tage (dunkelrot)</w:t>
+      </w:r>
+    </w:p>
+    <w:p>
+      <w:pPr>
+        <w:pStyle w:val="Heading2"/>
+      </w:pPr>
+      <w:r>
+        <w:t>10.2 Aktionen</w:t>
+      </w:r>
+    </w:p>
+    <w:p>
+      <w:r>
+        <w:rPr>
+          <w:b w:val="0"/>
+          <w:i w:val="0"/>
+        </w:rPr>
+        <w:t>Rechtsklick → Retoure / Storno / Abgeholt – identisch mit Abholbereit-Tab (siehe 8.3).</w:t>
+      </w:r>
+    </w:p>
+    <w:p>
+      <w:pPr>
+        <w:pStyle w:val="Heading1"/>
+      </w:pPr>
+      <w:r>
+        <w:t>11. Kissel &gt; 2W</w:t>
+      </w:r>
+    </w:p>
+    <w:p>
+      <w:r>
+        <w:rPr>
+          <w:b w:val="0"/>
+          <w:i w:val="0"/>
+        </w:rPr>
+        <w:t>Pakete am Standort Kissel die länger als 2 Wochen (10 Werktage) abholbereit sind. Sortierung: älteste zuerst.</w:t>
+      </w:r>
+    </w:p>
+    <w:p>
+      <w:r>
+        <w:rPr>
+          <w:i/>
+        </w:rPr>
+        <w:t>ℹ  Werktage = Montag bis Freitag, Wochenenden zählen nicht mit.</w:t>
+      </w:r>
+    </w:p>
+    <w:p>
+      <w:pPr>
+        <w:pStyle w:val="Heading2"/>
+      </w:pPr>
+      <w:r>
+        <w:t>11.1 Seitenlegende</w:t>
+      </w:r>
+    </w:p>
+    <w:p>
+      <w:pPr>
+        <w:pStyle w:val="ListBullet"/>
+      </w:pPr>
+      <w:r>
+        <w:t>2–6 Wochen (orange)</w:t>
+      </w:r>
+    </w:p>
+    <w:p>
+      <w:pPr>
+        <w:pStyle w:val="ListBullet"/>
+      </w:pPr>
+      <w:r>
+        <w:t>&gt; 6 Wochen (rot)</w:t>
+      </w:r>
+    </w:p>
+    <w:p>
+      <w:pPr>
+        <w:pStyle w:val="ListBullet"/>
+      </w:pPr>
+      <w:r>
+        <w:t>&gt; 3 Monate (dunkelrot)</w:t>
+      </w:r>
+    </w:p>
+    <w:p>
+      <w:pPr>
+        <w:pStyle w:val="Heading2"/>
+      </w:pPr>
+      <w:r>
+        <w:t>11.2 Aktionen</w:t>
+      </w:r>
+    </w:p>
+    <w:p>
+      <w:r>
+        <w:rPr>
+          <w:b w:val="0"/>
+          <w:i w:val="0"/>
+        </w:rPr>
+        <w:t>Rechtsklick → Retoure / Storno / Abgeholt – identisch mit Abholbereit-Tab (siehe 8.3).</w:t>
+      </w:r>
+    </w:p>
+    <w:p>
+      <w:pPr>
+        <w:pStyle w:val="Heading1"/>
+      </w:pPr>
+      <w:r>
+        <w:t>12. Unstimmigkeiten</w:t>
+      </w:r>
+    </w:p>
+    <w:p>
+      <w:r>
+        <w:rPr>
+          <w:b w:val="0"/>
+          <w:i w:val="0"/>
+        </w:rPr>
+        <w:t>Pakete mit Status Verpackt in der Abholer_DB, die NICHT im heutigen Tagesboten erscheinen.</w:t>
+      </w:r>
+    </w:p>
+    <w:p>
+      <w:r>
+        <w:rPr>
+          <w:b w:val="0"/>
+          <w:i w:val="0"/>
+        </w:rPr>
+        <w:t>Mögliche Ursache: Paket eingetragen, aber kein PU-Auftrag angelegt.</w:t>
+      </w:r>
+    </w:p>
+    <w:p>
+      <w:r>
+        <w:rPr>
+          <w:b/>
+          <w:i w:val="0"/>
+        </w:rPr>
+        <w:t>Aktion: → Alle Pakete → Abholbereit setzen – setzt alle direkt in OrcaScan.</w:t>
+      </w:r>
+    </w:p>
+    <w:p>
+      <w:r>
+        <w:rPr>
+          <w:i/>
+        </w:rPr>
+        <w:t>ℹ  Wird automatisch aktualisiert wenn Abholer_DB oder PU heute neu geladen wird.</w:t>
+      </w:r>
+    </w:p>
+    <w:p>
+      <w:pPr>
+        <w:pStyle w:val="Heading1"/>
+      </w:pPr>
+      <w:r>
+        <w:t>13. Gestern</w:t>
+      </w:r>
+    </w:p>
+    <w:p>
+      <w:r>
+        <w:rPr>
+          <w:b w:val="0"/>
+          <w:i w:val="0"/>
+        </w:rPr>
+        <w:t>Alle gestern abgeholten Pakete. Sortierung: neueste zuerst. Keine weiteren Aktionen.</w:t>
+      </w:r>
+    </w:p>
+    <w:p>
+      <w:pPr>
+        <w:pStyle w:val="Heading1"/>
+      </w:pPr>
+      <w:r>
+        <w:t>14. DHL Express</w:t>
+      </w:r>
+    </w:p>
+    <w:p>
+      <w:r>
+        <w:rPr>
+          <w:b w:val="0"/>
+          <w:i w:val="0"/>
         </w:rPr>
         <w:t>DHL Express Scans vom heutigen Tag. Spalten: Barcode + Scan-Zeitpunkt. Keine weiteren Aktionen.</w:t>
       </w:r>
@@ -5660,368 +1486,67 @@
     <w:p>
       <w:pPr>
         <w:pStyle w:val="Heading1"/>
-        <w:spacing w:before="280" w:after="80"/>
       </w:pPr>
       <w:r>
-        <w:rPr>
-          <w:color w:val="1A2744"/>
-        </w:rPr>
-        <w:t>15.  DHL heute</w:t>
+        <w:t>15. DHL heute</w:t>
       </w:r>
     </w:p>
     <w:p>
-      <w:pPr>
-        <w:spacing w:after="80" w:before="0"/>
-      </w:pPr>
       <w:r>
         <w:rPr>
-          <w:sz w:val="22"/>
+          <w:b w:val="0"/>
+          <w:i w:val="0"/>
         </w:rPr>
         <w:t>DHL Normal Scans vom heutigen Tag (OrcaScan DHL_Normal Sheet).</w:t>
       </w:r>
     </w:p>
-    <w:tbl>
-      <w:tblPr>
-        <w:tblStyle w:val="TableGrid"/>
-        <w:tblW w:type="auto" w:w="0"/>
-        <w:jc w:val="left"/>
-        <w:tblLook w:firstColumn="1" w:firstRow="1" w:lastColumn="0" w:lastRow="0" w:noHBand="0" w:noVBand="1" w:val="04A0"/>
-      </w:tblPr>
-      <w:tblGrid>
-        <w:gridCol w:w="4533"/>
-        <w:gridCol w:w="4533"/>
-      </w:tblGrid>
-      <w:tr>
-        <w:tc>
-          <w:tcPr>
-            <w:tcW w:type="dxa" w:w="2835"/>
-            <w:vAlign w:val="center"/>
-            <w:shd w:val="clear" w:color="auto" w:fill="1A2744"/>
-          </w:tcPr>
-          <w:p>
-            <w:pPr>
-              <w:spacing w:before="40" w:after="40"/>
-            </w:pPr>
-            <w:r>
-              <w:rPr>
-                <w:b/>
-                <w:color w:val="FFFFFF"/>
-                <w:sz w:val="20"/>
-              </w:rPr>
-              <w:t>Aktion</w:t>
-            </w:r>
-          </w:p>
-        </w:tc>
-        <w:tc>
-          <w:tcPr>
-            <w:tcW w:type="dxa" w:w="5953"/>
-            <w:vAlign w:val="center"/>
-            <w:shd w:val="clear" w:color="auto" w:fill="1A2744"/>
-          </w:tcPr>
-          <w:p>
-            <w:pPr>
-              <w:spacing w:before="40" w:after="40"/>
-            </w:pPr>
-            <w:r>
-              <w:rPr>
-                <w:b/>
-                <w:color w:val="FFFFFF"/>
-                <w:sz w:val="20"/>
-              </w:rPr>
-              <w:t>Funktion</w:t>
-            </w:r>
-          </w:p>
-        </w:tc>
-      </w:tr>
-      <w:tr>
-        <w:tc>
-          <w:tcPr>
-            <w:tcW w:type="dxa" w:w="2835"/>
-            <w:vAlign w:val="center"/>
-            <w:shd w:val="clear" w:color="auto" w:fill="F0F4FA"/>
-          </w:tcPr>
-          <w:p>
-            <w:pPr>
-              <w:spacing w:before="40" w:after="40"/>
-            </w:pPr>
-            <w:r>
-              <w:rPr>
-                <w:sz w:val="20"/>
-              </w:rPr>
-              <w:t>OrcaScan exportieren</w:t>
-            </w:r>
-          </w:p>
-        </w:tc>
-        <w:tc>
-          <w:tcPr>
-            <w:tcW w:type="dxa" w:w="5953"/>
-            <w:vAlign w:val="center"/>
-            <w:shd w:val="clear" w:color="auto" w:fill="F0F4FA"/>
-          </w:tcPr>
-          <w:p>
-            <w:pPr>
-              <w:spacing w:before="40" w:after="40"/>
-            </w:pPr>
-            <w:r>
-              <w:rPr>
-                <w:sz w:val="20"/>
-              </w:rPr>
-              <w:t>Speichert als JJMMTT.xlsx in Exportordner. Barcode als Text (keine Nullen gehen verloren).</w:t>
-            </w:r>
-          </w:p>
-        </w:tc>
-      </w:tr>
-      <w:tr>
-        <w:tc>
-          <w:tcPr>
-            <w:tcW w:type="dxa" w:w="2835"/>
-            <w:vAlign w:val="center"/>
-            <w:shd w:val="clear" w:color="auto" w:fill="FFFFFF"/>
-          </w:tcPr>
-          <w:p>
-            <w:pPr>
-              <w:spacing w:before="40" w:after="40"/>
-            </w:pPr>
-            <w:r>
-              <w:rPr>
-                <w:sz w:val="20"/>
-              </w:rPr>
-              <w:t>Tab leeren</w:t>
-            </w:r>
-          </w:p>
-        </w:tc>
-        <w:tc>
-          <w:tcPr>
-            <w:tcW w:type="dxa" w:w="5953"/>
-            <w:vAlign w:val="center"/>
-            <w:shd w:val="clear" w:color="auto" w:fill="FFFFFF"/>
-          </w:tcPr>
-          <w:p>
-            <w:pPr>
-              <w:spacing w:before="40" w:after="40"/>
-            </w:pPr>
-            <w:r>
-              <w:rPr>
-                <w:sz w:val="20"/>
-              </w:rPr>
-              <w:t>Setzt Tab zurueck.</w:t>
-            </w:r>
-          </w:p>
-        </w:tc>
-      </w:tr>
-    </w:tbl>
     <w:p>
       <w:pPr>
-        <w:spacing w:after="80"/>
-      </w:pPr>
+        <w:pStyle w:val="Heading1"/>
+      </w:pPr>
+      <w:r>
+        <w:t>16. Cleanup</w:t>
+      </w:r>
     </w:p>
     <w:p>
       <w:r>
-        <w:br w:type="page"/>
+        <w:rPr>
+          <w:b w:val="0"/>
+          <w:i w:val="0"/>
+        </w:rPr>
+        <w:t>Löscht abgeschlossene Einträge aus OrcaScan und archiviert sie in Google Drive.</w:t>
       </w:r>
     </w:p>
     <w:p>
-      <w:pPr>
-        <w:pStyle w:val="Heading1"/>
-        <w:spacing w:before="280" w:after="80"/>
-      </w:pPr>
       <w:r>
         <w:rPr>
-          <w:color w:val="1A2744"/>
+          <w:b/>
+          <w:i w:val="0"/>
         </w:rPr>
-        <w:t>16.  Cleanup</w:t>
+        <w:t>Lösch-Kriterien:</w:t>
       </w:r>
     </w:p>
     <w:p>
       <w:pPr>
-        <w:spacing w:after="80" w:before="0"/>
+        <w:pStyle w:val="ListBullet"/>
       </w:pPr>
       <w:r>
-        <w:rPr>
-          <w:sz w:val="22"/>
-        </w:rPr>
-        <w:t>Loescht abgeschlossene Eintraege aus OrcaScan und archiviert sie in Google Drive.</w:t>
-      </w:r>
-    </w:p>
-    <w:tbl>
-      <w:tblPr>
-        <w:tblStyle w:val="TableGrid"/>
-        <w:tblW w:type="auto" w:w="0"/>
-        <w:jc w:val="left"/>
-        <w:tblLook w:firstColumn="1" w:firstRow="1" w:lastColumn="0" w:lastRow="0" w:noHBand="0" w:noVBand="1" w:val="04A0"/>
-      </w:tblPr>
-      <w:tblGrid>
-        <w:gridCol w:w="4533"/>
-        <w:gridCol w:w="4533"/>
-      </w:tblGrid>
-      <w:tr>
-        <w:tc>
-          <w:tcPr>
-            <w:tcW w:type="dxa" w:w="2268"/>
-            <w:vAlign w:val="center"/>
-            <w:shd w:val="clear" w:color="auto" w:fill="1A2744"/>
-          </w:tcPr>
-          <w:p>
-            <w:pPr>
-              <w:spacing w:before="40" w:after="40"/>
-            </w:pPr>
-            <w:r>
-              <w:rPr>
-                <w:b/>
-                <w:color w:val="FFFFFF"/>
-                <w:sz w:val="20"/>
-              </w:rPr>
-              <w:t>Modus</w:t>
-            </w:r>
-          </w:p>
-        </w:tc>
-        <w:tc>
-          <w:tcPr>
-            <w:tcW w:type="dxa" w:w="6520"/>
-            <w:vAlign w:val="center"/>
-            <w:shd w:val="clear" w:color="auto" w:fill="1A2744"/>
-          </w:tcPr>
-          <w:p>
-            <w:pPr>
-              <w:spacing w:before="40" w:after="40"/>
-            </w:pPr>
-            <w:r>
-              <w:rPr>
-                <w:b/>
-                <w:color w:val="FFFFFF"/>
-                <w:sz w:val="20"/>
-              </w:rPr>
-              <w:t>Beschreibung</w:t>
-            </w:r>
-          </w:p>
-        </w:tc>
-      </w:tr>
-      <w:tr>
-        <w:tc>
-          <w:tcPr>
-            <w:tcW w:type="dxa" w:w="2268"/>
-            <w:vAlign w:val="center"/>
-            <w:shd w:val="clear" w:color="auto" w:fill="F0F4FA"/>
-          </w:tcPr>
-          <w:p>
-            <w:pPr>
-              <w:spacing w:before="40" w:after="40"/>
-            </w:pPr>
-            <w:r>
-              <w:rPr>
-                <w:sz w:val="20"/>
-              </w:rPr>
-              <w:t>Automatisch</w:t>
-            </w:r>
-          </w:p>
-        </w:tc>
-        <w:tc>
-          <w:tcPr>
-            <w:tcW w:type="dxa" w:w="6520"/>
-            <w:vAlign w:val="center"/>
-            <w:shd w:val="clear" w:color="auto" w:fill="F0F4FA"/>
-          </w:tcPr>
-          <w:p>
-            <w:pPr>
-              <w:spacing w:before="40" w:after="40"/>
-            </w:pPr>
-            <w:r>
-              <w:rPr>
-                <w:sz w:val="20"/>
-              </w:rPr>
-              <w:t>Taeglich um 16:00 Uhr</w:t>
-            </w:r>
-          </w:p>
-        </w:tc>
-      </w:tr>
-      <w:tr>
-        <w:tc>
-          <w:tcPr>
-            <w:tcW w:type="dxa" w:w="2268"/>
-            <w:vAlign w:val="center"/>
-            <w:shd w:val="clear" w:color="auto" w:fill="FFFFFF"/>
-          </w:tcPr>
-          <w:p>
-            <w:pPr>
-              <w:spacing w:before="40" w:after="40"/>
-            </w:pPr>
-            <w:r>
-              <w:rPr>
-                <w:sz w:val="20"/>
-              </w:rPr>
-              <w:t>Manuell</w:t>
-            </w:r>
-          </w:p>
-        </w:tc>
-        <w:tc>
-          <w:tcPr>
-            <w:tcW w:type="dxa" w:w="6520"/>
-            <w:vAlign w:val="center"/>
-            <w:shd w:val="clear" w:color="auto" w:fill="FFFFFF"/>
-          </w:tcPr>
-          <w:p>
-            <w:pPr>
-              <w:spacing w:before="40" w:after="40"/>
-            </w:pPr>
-            <w:r>
-              <w:rPr>
-                <w:sz w:val="20"/>
-              </w:rPr>
-              <w:t>Klick auf "Cleanup" in der Sidebar</w:t>
-            </w:r>
-          </w:p>
-        </w:tc>
-      </w:tr>
-    </w:tbl>
-    <w:p>
-      <w:pPr>
-        <w:spacing w:after="80"/>
-      </w:pPr>
-    </w:p>
-    <w:p>
-      <w:pPr>
-        <w:spacing w:after="40" w:before="0"/>
-      </w:pPr>
-      <w:r>
-        <w:rPr>
-          <w:sz w:val="22"/>
-        </w:rPr>
-        <w:t>Loesch-Kriterien:</w:t>
+        <w:t>Abgeholt_At gesetzt + älter als 3 Werktage</w:t>
       </w:r>
     </w:p>
     <w:p>
       <w:pPr>
         <w:pStyle w:val="ListBullet"/>
-        <w:spacing w:after="40" w:before="0"/>
-        <w:ind w:left="454"/>
       </w:pPr>
       <w:r>
-        <w:rPr>
-          <w:sz w:val="22"/>
-        </w:rPr>
-        <w:t>Abgeholt_At gesetzt + aelter als 3 Werktage</w:t>
+        <w:t>Status Abgeholt + kein Abholbereit_At + Scan-Datum älter als 7 Tage</w:t>
       </w:r>
     </w:p>
     <w:p>
-      <w:pPr>
-        <w:pStyle w:val="ListBullet"/>
-        <w:spacing w:after="40" w:before="0"/>
-        <w:ind w:left="454"/>
-      </w:pPr>
       <w:r>
         <w:rPr>
-          <w:sz w:val="22"/>
-        </w:rPr>
-        <w:t>Status "Abgeholt" + kein Abholbereit_At + Scan-Datum aelter als 7 Tage</w:t>
-      </w:r>
-    </w:p>
-    <w:p>
-      <w:pPr>
-        <w:spacing w:after="40" w:before="0"/>
-      </w:pPr>
-      <w:r>
-        <w:rPr>
-          <w:sz w:val="22"/>
+          <w:b/>
+          <w:i w:val="0"/>
         </w:rPr>
         <w:t>Ablauf:</w:t>
       </w:r>
@@ -6029,423 +1554,432 @@
     <w:p>
       <w:pPr>
         <w:pStyle w:val="ListNumber"/>
-        <w:spacing w:after="40" w:before="0"/>
       </w:pPr>
       <w:r>
-        <w:rPr>
-          <w:sz w:val="22"/>
-        </w:rPr>
         <w:t>Daten aus OrcaScan laden</w:t>
       </w:r>
     </w:p>
     <w:p>
       <w:pPr>
         <w:pStyle w:val="ListNumber"/>
-        <w:spacing w:after="40" w:before="0"/>
       </w:pPr>
       <w:r>
-        <w:rPr>
-          <w:sz w:val="22"/>
-        </w:rPr>
         <w:t>Kandidaten filtern</w:t>
       </w:r>
     </w:p>
     <w:p>
       <w:pPr>
         <w:pStyle w:val="ListNumber"/>
-        <w:spacing w:after="40" w:before="0"/>
       </w:pPr>
       <w:r>
-        <w:rPr>
-          <w:sz w:val="22"/>
-        </w:rPr>
         <w:t>Archiv-Excel nach Google Drive hochladen</w:t>
       </w:r>
     </w:p>
     <w:p>
       <w:pPr>
         <w:pStyle w:val="ListNumber"/>
-        <w:spacing w:after="40" w:before="0"/>
       </w:pPr>
       <w:r>
-        <w:rPr>
-          <w:sz w:val="22"/>
-        </w:rPr>
-        <w:t>Eintraege aus OrcaScan loeschen</w:t>
-      </w:r>
-    </w:p>
-    <w:p>
-      <w:pPr>
-        <w:spacing w:before="80" w:after="120"/>
-        <w:ind w:left="283"/>
-        <w:shd w:val="clear" w:color="auto" w:fill="E8EEF6"/>
-      </w:pPr>
-      <w:r>
-        <w:rPr>
-          <w:color w:val="1A2744"/>
-          <w:sz w:val="20"/>
-        </w:rPr>
-        <w:t>i  Nach Abschluss erscheint eine Statusmeldung. Bei Fehlern wird ein Hinweisfenster angezeigt.</w:t>
-      </w:r>
-    </w:p>
-    <w:p>
-      <w:pPr>
-        <w:pStyle w:val="Heading1"/>
-        <w:spacing w:before="280" w:after="80"/>
-      </w:pPr>
-      <w:r>
-        <w:rPr>
-          <w:color w:val="1A2744"/>
-        </w:rPr>
-        <w:t>17.  Einstellungen</w:t>
-      </w:r>
-    </w:p>
-    <w:p>
-      <w:pPr>
-        <w:pStyle w:val="Heading2"/>
-        <w:spacing w:before="160" w:after="80"/>
-      </w:pPr>
-      <w:r>
-        <w:rPr>
-          <w:color w:val="2C3E50"/>
-        </w:rPr>
-        <w:t>Menue Einstellungen (oben links)</w:t>
-      </w:r>
-    </w:p>
-    <w:p>
-      <w:pPr>
-        <w:pStyle w:val="ListBullet"/>
-        <w:spacing w:after="40" w:before="0"/>
-        <w:ind w:left="454"/>
-      </w:pPr>
-      <w:r>
-        <w:rPr>
-          <w:sz w:val="22"/>
-        </w:rPr>
-        <w:t>Exportordner waehlen - Ordner fuer Excel/CSV-Exporte festlegen</w:t>
-      </w:r>
-    </w:p>
-    <w:p>
-      <w:pPr>
-        <w:pStyle w:val="ListBullet"/>
-        <w:spacing w:after="40" w:before="0"/>
-        <w:ind w:left="454"/>
-      </w:pPr>
-      <w:r>
-        <w:rPr>
-          <w:sz w:val="22"/>
-        </w:rPr>
-        <w:t>Einstellungen zuruecksetzen - Exportordner auf Downloads zuruecksetzen</w:t>
-      </w:r>
-    </w:p>
-    <w:p>
-      <w:pPr>
-        <w:pStyle w:val="Heading2"/>
-        <w:spacing w:before="160" w:after="80"/>
-      </w:pPr>
-      <w:r>
-        <w:rPr>
-          <w:color w:val="2C3E50"/>
-        </w:rPr>
-        <w:t>Menue Hilfe</w:t>
-      </w:r>
-    </w:p>
-    <w:p>
-      <w:pPr>
-        <w:pStyle w:val="ListBullet"/>
-        <w:spacing w:after="40" w:before="0"/>
-        <w:ind w:left="454"/>
-      </w:pPr>
-      <w:r>
-        <w:rPr>
-          <w:sz w:val="22"/>
-        </w:rPr>
-        <w:t>Funktionsuebersicht - Popup mit Kurzbeschreibung aller Tabs</w:t>
-      </w:r>
-    </w:p>
-    <w:p>
-      <w:pPr>
-        <w:pStyle w:val="ListBullet"/>
-        <w:spacing w:after="40" w:before="0"/>
-        <w:ind w:left="454"/>
-      </w:pPr>
-      <w:r>
-        <w:rPr>
-          <w:sz w:val="22"/>
-        </w:rPr>
-        <w:t>Tastenkuerzel - Popup mit allen Kueerzeln</w:t>
-      </w:r>
-    </w:p>
-    <w:p>
-      <w:pPr>
-        <w:pStyle w:val="ListBullet"/>
-        <w:spacing w:after="40" w:before="0"/>
-        <w:ind w:left="454"/>
-      </w:pPr>
-      <w:r>
-        <w:rPr>
-          <w:sz w:val="22"/>
-        </w:rPr>
-        <w:t>Ueber Bombadil - Versionsinformationen</w:t>
+        <w:t>Einträge aus OrcaScan löschen</w:t>
       </w:r>
     </w:p>
     <w:p>
       <w:r>
-        <w:br w:type="page"/>
+        <w:rPr>
+          <w:i/>
+        </w:rPr>
+        <w:t>ℹ  Nach Abschluss erscheint eine Statusmeldung. Bei Fehlern wird ein Hinweisfenster angezeigt.</w:t>
       </w:r>
     </w:p>
     <w:p>
       <w:pPr>
         <w:pStyle w:val="Heading1"/>
-        <w:spacing w:before="280" w:after="80"/>
       </w:pPr>
       <w:r>
-        <w:rPr>
-          <w:color w:val="1A2744"/>
-        </w:rPr>
-        <w:t>18.  Haeufige Fragen (FAQ)</w:t>
+        <w:t>17. Einstellungen</w:t>
       </w:r>
     </w:p>
     <w:p>
       <w:pPr>
-        <w:spacing w:before="160" w:after="40"/>
-      </w:pPr>
+        <w:pStyle w:val="Heading2"/>
+      </w:pPr>
+      <w:r>
+        <w:t>17.1 Menü Einstellungen (oben links)</w:t>
+      </w:r>
+    </w:p>
+    <w:p>
+      <w:pPr>
+        <w:pStyle w:val="ListBullet"/>
+      </w:pPr>
+      <w:r>
+        <w:t>Exportordner wählen – Ordner für Excel/CSV-Exporte festlegen</w:t>
+      </w:r>
+    </w:p>
+    <w:p>
+      <w:pPr>
+        <w:pStyle w:val="ListBullet"/>
+      </w:pPr>
+      <w:r>
+        <w:t>Einstellungen zurücksetzen – Exportordner auf Downloads zurücksetzen</w:t>
+      </w:r>
+    </w:p>
+    <w:p>
+      <w:pPr>
+        <w:pStyle w:val="Heading2"/>
+      </w:pPr>
+      <w:r>
+        <w:t>17.2 Menü Hilfe</w:t>
+      </w:r>
+    </w:p>
+    <w:p>
+      <w:pPr>
+        <w:pStyle w:val="ListBullet"/>
+      </w:pPr>
+      <w:r>
+        <w:t>Funktionsübersicht – Popup mit Kurzbeschreibung aller Tabs</w:t>
+      </w:r>
+    </w:p>
+    <w:p>
+      <w:pPr>
+        <w:pStyle w:val="ListBullet"/>
+      </w:pPr>
+      <w:r>
+        <w:t>Tastenkürzel – Popup mit allen Kürzeln</w:t>
+      </w:r>
+    </w:p>
+    <w:p>
+      <w:pPr>
+        <w:pStyle w:val="ListBullet"/>
+      </w:pPr>
+      <w:r>
+        <w:t>Über Bombadil – Versionsinformationen</w:t>
+      </w:r>
+    </w:p>
+    <w:p>
+      <w:pPr>
+        <w:pStyle w:val="Heading1"/>
+      </w:pPr>
+      <w:r>
+        <w:t>18. Update-Mechanismus</w:t>
+      </w:r>
+    </w:p>
+    <w:p>
+      <w:r>
+        <w:rPr>
+          <w:b w:val="0"/>
+          <w:i w:val="0"/>
+        </w:rPr>
+        <w:t>Bombadil prüft beim Start automatisch ob eine neue Version auf GitHub verfügbar ist.</w:t>
+      </w:r>
+    </w:p>
+    <w:p>
       <w:r>
         <w:rPr>
           <w:b/>
-          <w:color w:val="1A2744"/>
-          <w:sz w:val="22"/>
+          <w:i w:val="0"/>
         </w:rPr>
-        <w:t>Bombadil zeigt veraltete Daten - was tun?</w:t>
+        <w:t>Ablauf:</w:t>
       </w:r>
     </w:p>
     <w:p>
       <w:pPr>
-        <w:spacing w:after="40"/>
-        <w:ind w:left="283"/>
+        <w:pStyle w:val="ListNumber"/>
       </w:pPr>
       <w:r>
-        <w:rPr>
-          <w:sz w:val="22"/>
-        </w:rPr>
-        <w:t>F5 druecken oder "Neu laden" klicken. Auto-Refresh-Button muss gruen sein.</w:t>
+        <w:t>Start → Bombadil vergleicht lokale Version mit GitHub</w:t>
       </w:r>
     </w:p>
     <w:p>
       <w:pPr>
-        <w:spacing w:before="160" w:after="40"/>
-      </w:pPr>
+        <w:pStyle w:val="ListNumber"/>
+      </w:pPr>
+      <w:r>
+        <w:t>Bei neuerer Version: Dialog Update verfügbar – Jetzt aktualisieren? → Ja klicken</w:t>
+      </w:r>
+    </w:p>
+    <w:p>
+      <w:pPr>
+        <w:pStyle w:val="ListNumber"/>
+      </w:pPr>
+      <w:r>
+        <w:t>Bombadil sichert die alte Datei als Bombadil.backup_&lt;alte_Version&gt;.py</w:t>
+      </w:r>
+    </w:p>
+    <w:p>
+      <w:pPr>
+        <w:pStyle w:val="ListNumber"/>
+      </w:pPr>
+      <w:r>
+        <w:t>Lädt die neue Bombadil.py von GitHub und startet sich neu</w:t>
+      </w:r>
+    </w:p>
+    <w:p>
+      <w:r>
+        <w:rPr>
+          <w:i/>
+        </w:rPr>
+        <w:t>ℹ  Funktioniert auch auf Netzlaufwerken (NAS). Bei fehlendem Internet wird die alte Version still gestartet, ohne Fehlermeldung.</w:t>
+      </w:r>
+    </w:p>
+    <w:p>
       <w:r>
         <w:rPr>
           <w:b/>
-          <w:color w:val="1A2744"/>
-          <w:sz w:val="22"/>
+          <w:i/>
         </w:rPr>
-        <w:t>Ein Paket zeigt falschen Status - was tun?</w:t>
+        <w:t>⚠  Wenn der Kollege eine sehr alte Version hat (vor Update-Fix), kann sich Bombadil nicht selbst updaten. In diesem Fall einmalig die aktuelle Bombadil.py manuell rüberkopieren – ab dann läuft Auto-Update.</w:t>
       </w:r>
     </w:p>
     <w:p>
       <w:pPr>
-        <w:spacing w:after="40"/>
-        <w:ind w:left="283"/>
+        <w:pStyle w:val="Heading1"/>
       </w:pPr>
       <w:r>
-        <w:rPr>
-          <w:sz w:val="22"/>
-        </w:rPr>
-        <w:t>Status in OrcaScan pruefen/korrigieren, dann F5 in Bombadil.</w:t>
+        <w:t>19. Häufige Fragen (FAQ)</w:t>
       </w:r>
     </w:p>
     <w:p>
-      <w:pPr>
-        <w:spacing w:before="160" w:after="40"/>
-      </w:pPr>
       <w:r>
         <w:rPr>
           <w:b/>
-          <w:color w:val="1A2744"/>
-          <w:sz w:val="22"/>
+          <w:i w:val="0"/>
+        </w:rPr>
+        <w:t>Bombadil zeigt veraltete Daten – was tun?</w:t>
+      </w:r>
+    </w:p>
+    <w:p>
+      <w:r>
+        <w:rPr>
+          <w:b w:val="0"/>
+          <w:i w:val="0"/>
+        </w:rPr>
+        <w:t>F5 drücken oder Neu laden klicken. Auto-Refresh-Button muss grün sein.</w:t>
+      </w:r>
+    </w:p>
+    <w:p>
+      <w:r>
+        <w:rPr>
+          <w:b/>
+          <w:i w:val="0"/>
+        </w:rPr>
+        <w:t>Ein Paket zeigt falschen Status – was tun?</w:t>
+      </w:r>
+    </w:p>
+    <w:p>
+      <w:r>
+        <w:rPr>
+          <w:b w:val="0"/>
+          <w:i w:val="0"/>
+        </w:rPr>
+        <w:t>Status in OrcaScan prüfen/korrigieren, dann F5 in Bombadil.</w:t>
+      </w:r>
+    </w:p>
+    <w:p>
+      <w:r>
+        <w:rPr>
+          <w:b/>
+          <w:i w:val="0"/>
         </w:rPr>
         <w:t>Auto-Refresh-Button ist rot?</w:t>
       </w:r>
     </w:p>
     <w:p>
-      <w:pPr>
-        <w:spacing w:after="40"/>
-        <w:ind w:left="283"/>
-      </w:pPr>
       <w:r>
         <w:rPr>
-          <w:sz w:val="22"/>
+          <w:b w:val="0"/>
+          <w:i w:val="0"/>
         </w:rPr>
         <w:t>Automatisches Laden deaktiviert. Klick reaktiviert es.</w:t>
       </w:r>
     </w:p>
     <w:p>
-      <w:pPr>
-        <w:spacing w:before="160" w:after="40"/>
-      </w:pPr>
       <w:r>
         <w:rPr>
           <w:b/>
-          <w:color w:val="1A2744"/>
-          <w:sz w:val="22"/>
+          <w:i w:val="0"/>
         </w:rPr>
         <w:t>Tour-Zuweisung stimmt nicht?</w:t>
       </w:r>
     </w:p>
     <w:p>
-      <w:pPr>
-        <w:spacing w:after="40"/>
-        <w:ind w:left="283"/>
-      </w:pPr>
       <w:r>
         <w:rPr>
-          <w:sz w:val="22"/>
+          <w:b w:val="0"/>
+          <w:i w:val="0"/>
         </w:rPr>
-        <w:t>Tour wird aus Verpackt_At berechnet. Zeitstempel in OrcaScan pruefen.</w:t>
+        <w:t>Tour wird aus Verpackt_At berechnet. Zeitstempel in OrcaScan prüfen.</w:t>
       </w:r>
     </w:p>
     <w:p>
-      <w:pPr>
-        <w:spacing w:before="160" w:after="40"/>
-      </w:pPr>
       <w:r>
         <w:rPr>
           <w:b/>
-          <w:color w:val="1A2744"/>
-          <w:sz w:val="22"/>
+          <w:i w:val="0"/>
         </w:rPr>
         <w:t>Export-Datei nicht gefunden?</w:t>
       </w:r>
     </w:p>
     <w:p>
-      <w:pPr>
-        <w:spacing w:after="40"/>
-        <w:ind w:left="283"/>
-      </w:pPr>
       <w:r>
         <w:rPr>
-          <w:sz w:val="22"/>
+          <w:b w:val="0"/>
+          <w:i w:val="0"/>
         </w:rPr>
-        <w:t>Einstellungen -&gt; Exportordner pruefen ob Ordner noch existiert.</w:t>
+        <w:t>Einstellungen → Exportordner prüfen ob Ordner noch existiert.</w:t>
       </w:r>
     </w:p>
     <w:p>
-      <w:pPr>
-        <w:spacing w:before="160" w:after="40"/>
-      </w:pPr>
       <w:r>
         <w:rPr>
           <w:b/>
-          <w:color w:val="1A2744"/>
-          <w:sz w:val="22"/>
+          <w:i w:val="0"/>
         </w:rPr>
         <w:t>Paket erscheint in Unstimmigkeiten?</w:t>
       </w:r>
     </w:p>
     <w:p>
-      <w:pPr>
-        <w:spacing w:after="40"/>
-        <w:ind w:left="283"/>
-      </w:pPr>
       <w:r>
         <w:rPr>
-          <w:sz w:val="22"/>
+          <w:b w:val="0"/>
+          <w:i w:val="0"/>
         </w:rPr>
         <w:t>In Abholer_DB als Verpackt, aber nicht im Tagesboten. Direkt auf Abholbereit setzen.</w:t>
       </w:r>
     </w:p>
     <w:p>
-      <w:pPr>
-        <w:spacing w:before="160" w:after="40"/>
-      </w:pPr>
       <w:r>
         <w:rPr>
           <w:b/>
-          <w:color w:val="1A2744"/>
-          <w:sz w:val="22"/>
+          <w:i w:val="0"/>
         </w:rPr>
-        <w:t>Fehlerliste hat Eintraege?</w:t>
+        <w:t>Fehlerliste hat Einträge (im Tagesbote-Panel)?</w:t>
       </w:r>
     </w:p>
     <w:p>
-      <w:pPr>
-        <w:spacing w:after="40"/>
-        <w:ind w:left="283"/>
-      </w:pPr>
       <w:r>
         <w:rPr>
-          <w:sz w:val="22"/>
+          <w:b w:val="0"/>
+          <w:i w:val="0"/>
         </w:rPr>
-        <w:t>Pakete angekommen, aber Abholbereit_At fehlt. "Alle -&gt; Abholbereit setzen" klicken.</w:t>
+        <w:t>Pakete angekommen, aber Abholbereit_At fehlt. Alle → Abholbereit setzen klicken.</w:t>
       </w:r>
     </w:p>
     <w:p>
-      <w:pPr>
-        <w:spacing w:before="160" w:after="40"/>
-      </w:pPr>
       <w:r>
         <w:rPr>
           <w:b/>
-          <w:color w:val="1A2744"/>
-          <w:sz w:val="22"/>
+          <w:i w:val="0"/>
         </w:rPr>
         <w:t>Altrosa Zeilen in PU heute?</w:t>
       </w:r>
     </w:p>
     <w:p>
-      <w:pPr>
-        <w:spacing w:after="40"/>
-        <w:ind w:left="283"/>
-      </w:pPr>
       <w:r>
         <w:rPr>
-          <w:sz w:val="22"/>
+          <w:b w:val="0"/>
+          <w:i w:val="0"/>
         </w:rPr>
-        <w:t>Status Offen - Paket noch nicht verpackt.</w:t>
+        <w:t>Status Offen – Paket noch nicht verpackt.</w:t>
+      </w:r>
+    </w:p>
+    <w:p>
+      <w:r>
+        <w:rPr>
+          <w:b/>
+          <w:i w:val="0"/>
+        </w:rPr>
+        <w:t>Wie markiere ich ein Paket als bezahlt?</w:t>
+      </w:r>
+    </w:p>
+    <w:p>
+      <w:r>
+        <w:rPr>
+          <w:b w:val="0"/>
+          <w:i w:val="0"/>
+        </w:rPr>
+        <w:t>Tab Zahlung offen → Rechtsklick auf Zeile → ✔ Als bezahlt markieren.</w:t>
+      </w:r>
+    </w:p>
+    <w:p>
+      <w:r>
+        <w:rPr>
+          <w:b/>
+          <w:i w:val="0"/>
+        </w:rPr>
+        <w:t>Wie editiere ich den Bestellwert?</w:t>
+      </w:r>
+    </w:p>
+    <w:p>
+      <w:r>
+        <w:rPr>
+          <w:b w:val="0"/>
+          <w:i w:val="0"/>
+        </w:rPr>
+        <w:t>Tab Zahlung offen → Doppelklick auf Bestellwert-Zelle → Wert tippen → Enter. Wert wird sofort in OrcaScan gespeichert.</w:t>
+      </w:r>
+    </w:p>
+    <w:p>
+      <w:r>
+        <w:rPr>
+          <w:b/>
+          <w:i w:val="0"/>
+        </w:rPr>
+        <w:t>Wie ändere ich den Status mehrerer Pakete auf einmal?</w:t>
+      </w:r>
+    </w:p>
+    <w:p>
+      <w:r>
+        <w:rPr>
+          <w:b w:val="0"/>
+          <w:i w:val="0"/>
+        </w:rPr>
+        <w:t>Zeilen mit Strg-Klick markieren → Rechtsklick auf eine markierte Zeile → Aktion wählen. Bei mehr als 3 Zeilen erscheint eine Sicherheitsfrage zur Bestätigung.</w:t>
+      </w:r>
+    </w:p>
+    <w:p>
+      <w:r>
+        <w:rPr>
+          <w:b/>
+          <w:i w:val="0"/>
+        </w:rPr>
+        <w:t>Wo finde ich den Tagesboten-Abgleich?</w:t>
+      </w:r>
+    </w:p>
+    <w:p>
+      <w:r>
+        <w:rPr>
+          <w:b w:val="0"/>
+          <w:i w:val="0"/>
+        </w:rPr>
+        <w:t>Im Tab PU heute → Button 📋 Tagesbote oben rechts → Seitenpanel klappt auf.</w:t>
+      </w:r>
+    </w:p>
+    <w:p>
+      <w:r>
+        <w:rPr>
+          <w:b/>
+          <w:i w:val="0"/>
+        </w:rPr>
+        <w:t>Wo finde ich eine alte Bombadil-Version?</w:t>
+      </w:r>
+    </w:p>
+    <w:p>
+      <w:r>
+        <w:rPr>
+          <w:b w:val="0"/>
+          <w:i w:val="0"/>
+        </w:rPr>
+        <w:t>Im selben Ordner wie Bombadil.py liegt nach jedem Update eine Backup-Datei (Bombadil.backup_&lt;Version&gt;.py). Bei Bedarf zurückbenennen.</w:t>
       </w:r>
     </w:p>
     <w:sectPr>
-      <w:footerReference w:type="default" r:id="rId9"/>
       <w:pgSz w:w="12240" w:h="15840"/>
-      <w:pgMar w:top="1417" w:right="1587" w:bottom="1417" w:left="1587" w:header="720" w:footer="720" w:gutter="0"/>
+      <w:pgMar w:top="1440" w:right="1800" w:bottom="1440" w:left="1800" w:header="720" w:footer="720" w:gutter="0"/>
       <w:cols w:space="720"/>
       <w:docGrid w:linePitch="360"/>
     </w:sectPr>
   </w:body>
 </w:document>
-</file>
-
-<file path=word/footer1.xml><?xml version="1.0" encoding="utf-8"?>
-<w:ftr xmlns:m="http://schemas.openxmlformats.org/officeDocument/2006/math" xmlns:mc="http://schemas.openxmlformats.org/markup-compatibility/2006" xmlns:mo="http://schemas.microsoft.com/office/mac/office/2008/main" xmlns:mv="urn:schemas-microsoft-com:mac:vml" xmlns:o="urn:schemas-microsoft-com:office:office" xmlns:r="http://schemas.openxmlformats.org/officeDocument/2006/relationships" xmlns:v="urn:schemas-microsoft-com:vml" xmlns:w10="urn:schemas-microsoft-com:office:word" xmlns:w14="http://schemas.microsoft.com/office/word/2010/wordml" xmlns:w="http://schemas.openxmlformats.org/wordprocessingml/2006/main" xmlns:wne="http://schemas.microsoft.com/office/word/2006/wordml" xmlns:wp14="http://schemas.microsoft.com/office/word/2010/wordprocessingDrawing" xmlns:wp="http://schemas.openxmlformats.org/drawingml/2006/wordprocessingDrawing" xmlns:wpc="http://schemas.microsoft.com/office/word/2010/wordprocessingCanvas" xmlns:wpg="http://schemas.microsoft.com/office/word/2010/wordprocessingGroup" xmlns:wpi="http://schemas.microsoft.com/office/word/2010/wordprocessingInk" xmlns:wps="http://schemas.microsoft.com/office/word/2010/wordprocessingShape" mc:Ignorable="w14 wp14">
-  <w:p>
-    <w:pPr>
-      <w:pStyle w:val="Footer"/>
-      <w:spacing w:before="80"/>
-      <w:jc w:val="center"/>
-      <w:pBdr>
-        <w:top w:val="single" w:sz="4" w:space="1" w:color="1A2744"/>
-      </w:pBdr>
-    </w:pPr>
-    <w:r>
-      <w:rPr>
-        <w:color w:val="667788"/>
-        <w:sz w:val="18"/>
-      </w:rPr>
-      <w:t xml:space="preserve">Bombadil - Arbeitsanweisung  |  Version 1.0  |  22. April 2026  |  Seite </w:t>
-    </w:r>
-    <w:r>
-      <w:fldChar w:fldCharType="begin"/>
-    </w:r>
-    <w:r>
-      <w:instrText> PAGE </w:instrText>
-    </w:r>
-    <w:r>
-      <w:fldChar w:fldCharType="end"/>
-    </w:r>
-  </w:p>
-</w:ftr>
 </file>
 
 <file path=word/numbering.xml><?xml version="1.0" encoding="utf-8"?>
@@ -6811,6 +2345,10 @@
     <w:name w:val="Normal"/>
     <w:qFormat/>
     <w:rsid w:val="00FC693F"/>
+    <w:rPr>
+      <w:rFonts w:ascii="Arial" w:hAnsi="Arial"/>
+      <w:sz w:val="22"/>
+    </w:rPr>
   </w:style>
   <w:style w:type="paragraph" w:styleId="Header">
     <w:name w:val="header"/>
